--- a/Отчёт по практике Панюшин Анатолий Федорович ЗКИ25-16Б.docx
+++ b/Отчёт по практике Панюшин Анатолий Федорович ЗКИ25-16Б.docx
@@ -5,6 +5,7 @@
     <w:p>
       <w:pPr>
         <w:spacing w:line="360" w:lineRule="auto"/>
+        <w:ind w:firstLine="709"/>
         <w:jc w:val="center"/>
         <w:rPr>
           <w:rFonts w:ascii="Times New Roman" w:hAnsi="Times New Roman" w:cs="Times New Roman"/>
@@ -24,6 +25,7 @@
     <w:p>
       <w:pPr>
         <w:spacing w:line="360" w:lineRule="auto"/>
+        <w:ind w:firstLine="709"/>
         <w:jc w:val="center"/>
         <w:rPr>
           <w:rFonts w:ascii="Times New Roman" w:hAnsi="Times New Roman" w:cs="Times New Roman"/>
@@ -43,6 +45,7 @@
     <w:p>
       <w:pPr>
         <w:spacing w:line="360" w:lineRule="auto"/>
+        <w:ind w:firstLine="709"/>
         <w:jc w:val="center"/>
         <w:rPr>
           <w:rFonts w:ascii="Times New Roman" w:hAnsi="Times New Roman" w:cs="Times New Roman"/>
@@ -62,6 +65,7 @@
     <w:p>
       <w:pPr>
         <w:spacing w:line="360" w:lineRule="auto"/>
+        <w:ind w:firstLine="709"/>
         <w:jc w:val="center"/>
         <w:rPr>
           <w:rFonts w:ascii="Times New Roman" w:hAnsi="Times New Roman" w:cs="Times New Roman"/>
@@ -85,6 +89,7 @@
     <w:p>
       <w:pPr>
         <w:spacing w:line="360" w:lineRule="auto"/>
+        <w:ind w:firstLine="709"/>
         <w:jc w:val="center"/>
         <w:rPr>
           <w:rFonts w:ascii="Times New Roman" w:hAnsi="Times New Roman" w:cs="Times New Roman"/>
@@ -104,6 +109,7 @@
     <w:p>
       <w:pPr>
         <w:spacing w:line="360" w:lineRule="auto"/>
+        <w:ind w:firstLine="709"/>
         <w:jc w:val="center"/>
         <w:rPr>
           <w:rFonts w:ascii="Times New Roman" w:hAnsi="Times New Roman" w:cs="Times New Roman"/>
@@ -123,6 +129,7 @@
     <w:p>
       <w:pPr>
         <w:spacing w:line="360" w:lineRule="auto"/>
+        <w:ind w:firstLine="709"/>
         <w:jc w:val="center"/>
         <w:rPr>
           <w:rFonts w:ascii="Times New Roman" w:hAnsi="Times New Roman" w:cs="Times New Roman"/>
@@ -134,6 +141,7 @@
     <w:p>
       <w:pPr>
         <w:spacing w:line="360" w:lineRule="auto"/>
+        <w:ind w:firstLine="709"/>
         <w:jc w:val="center"/>
         <w:rPr>
           <w:rFonts w:ascii="Times New Roman" w:hAnsi="Times New Roman" w:cs="Times New Roman"/>
@@ -145,6 +153,7 @@
     <w:p>
       <w:pPr>
         <w:spacing w:line="360" w:lineRule="auto"/>
+        <w:ind w:firstLine="709"/>
         <w:jc w:val="center"/>
         <w:rPr>
           <w:rFonts w:ascii="Times New Roman" w:hAnsi="Times New Roman" w:cs="Times New Roman"/>
@@ -208,6 +217,7 @@
     <w:p>
       <w:pPr>
         <w:spacing w:line="360" w:lineRule="auto"/>
+        <w:ind w:firstLine="709"/>
         <w:jc w:val="center"/>
         <w:rPr>
           <w:rFonts w:ascii="Times New Roman" w:hAnsi="Times New Roman" w:cs="Times New Roman"/>
@@ -219,6 +229,7 @@
     <w:p>
       <w:pPr>
         <w:spacing w:line="360" w:lineRule="auto"/>
+        <w:ind w:firstLine="709"/>
         <w:jc w:val="center"/>
         <w:rPr>
           <w:rFonts w:ascii="Times New Roman" w:hAnsi="Times New Roman" w:cs="Times New Roman"/>
@@ -238,6 +249,7 @@
     <w:p>
       <w:pPr>
         <w:spacing w:line="360" w:lineRule="auto"/>
+        <w:ind w:firstLine="709"/>
         <w:jc w:val="center"/>
         <w:rPr>
           <w:rFonts w:ascii="Times New Roman" w:hAnsi="Times New Roman" w:cs="Times New Roman"/>
@@ -261,6 +273,7 @@
         <w:autoSpaceDE w:val="0"/>
         <w:autoSpaceDN w:val="0"/>
         <w:spacing w:line="360" w:lineRule="auto"/>
+        <w:ind w:firstLine="709"/>
       </w:pPr>
     </w:p>
     <w:p>
@@ -272,6 +285,7 @@
         <w:autoSpaceDE w:val="0"/>
         <w:autoSpaceDN w:val="0"/>
         <w:spacing w:line="360" w:lineRule="auto"/>
+        <w:ind w:firstLine="709"/>
         <w:rPr>
           <w:rFonts w:ascii="Times New Roman" w:hAnsi="Times New Roman" w:cs="Times New Roman"/>
           <w:sz w:val="28"/>
@@ -293,7 +307,7 @@
         <w:autoSpaceDE w:val="0"/>
         <w:autoSpaceDN w:val="0"/>
         <w:spacing w:line="360" w:lineRule="auto"/>
-        <w:ind w:left="612"/>
+        <w:ind w:left="612" w:firstLine="709"/>
         <w:rPr>
           <w:rFonts w:ascii="Times New Roman" w:hAnsi="Times New Roman" w:cs="Times New Roman"/>
           <w:sz w:val="28"/>
@@ -321,7 +335,7 @@
         <w:autoSpaceDE w:val="0"/>
         <w:autoSpaceDN w:val="0"/>
         <w:spacing w:line="360" w:lineRule="auto"/>
-        <w:ind w:left="612"/>
+        <w:ind w:left="612" w:firstLine="709"/>
         <w:rPr>
           <w:rFonts w:ascii="Times New Roman" w:hAnsi="Times New Roman" w:cs="Times New Roman"/>
           <w:sz w:val="16"/>
@@ -338,6 +352,7 @@
         <w:autoSpaceDE w:val="0"/>
         <w:autoSpaceDN w:val="0"/>
         <w:spacing w:line="360" w:lineRule="auto"/>
+        <w:ind w:firstLine="709"/>
         <w:rPr>
           <w:rFonts w:ascii="Times New Roman" w:hAnsi="Times New Roman" w:cs="Times New Roman"/>
           <w:sz w:val="28"/>
@@ -359,7 +374,7 @@
         <w:autoSpaceDE w:val="0"/>
         <w:autoSpaceDN w:val="0"/>
         <w:spacing w:line="360" w:lineRule="auto"/>
-        <w:ind w:left="612"/>
+        <w:ind w:left="612" w:firstLine="709"/>
         <w:rPr>
           <w:rFonts w:ascii="Times New Roman" w:hAnsi="Times New Roman" w:cs="Times New Roman"/>
           <w:sz w:val="20"/>
@@ -376,6 +391,7 @@
     <w:p>
       <w:pPr>
         <w:spacing w:line="360" w:lineRule="auto"/>
+        <w:ind w:firstLine="709"/>
         <w:rPr>
           <w:rFonts w:ascii="Times New Roman" w:hAnsi="Times New Roman" w:cs="Times New Roman"/>
           <w:sz w:val="28"/>
@@ -389,6 +405,7 @@
         <w:autoSpaceDE w:val="0"/>
         <w:autoSpaceDN w:val="0"/>
         <w:spacing w:line="360" w:lineRule="auto"/>
+        <w:ind w:firstLine="709"/>
         <w:rPr>
           <w:rFonts w:ascii="Times New Roman" w:hAnsi="Times New Roman" w:cs="Times New Roman"/>
           <w:sz w:val="28"/>
@@ -442,6 +459,7 @@
         <w:autoSpaceDE w:val="0"/>
         <w:autoSpaceDN w:val="0"/>
         <w:spacing w:line="360" w:lineRule="auto"/>
+        <w:ind w:firstLine="709"/>
         <w:rPr>
           <w:rFonts w:ascii="Times New Roman" w:hAnsi="Times New Roman" w:cs="Times New Roman"/>
         </w:rPr>
@@ -471,6 +489,7 @@
         <w:autoSpaceDE w:val="0"/>
         <w:autoSpaceDN w:val="0"/>
         <w:spacing w:line="360" w:lineRule="auto"/>
+        <w:ind w:firstLine="709"/>
         <w:rPr>
           <w:rFonts w:ascii="Times New Roman" w:hAnsi="Times New Roman" w:cs="Times New Roman"/>
         </w:rPr>
@@ -482,6 +501,7 @@
         <w:autoSpaceDE w:val="0"/>
         <w:autoSpaceDN w:val="0"/>
         <w:spacing w:line="360" w:lineRule="auto"/>
+        <w:ind w:firstLine="709"/>
         <w:rPr>
           <w:rFonts w:ascii="Times New Roman" w:hAnsi="Times New Roman" w:cs="Times New Roman"/>
           <w:sz w:val="20"/>
@@ -492,6 +512,7 @@
     <w:p>
       <w:pPr>
         <w:spacing w:line="360" w:lineRule="auto"/>
+        <w:ind w:firstLine="709"/>
         <w:jc w:val="center"/>
         <w:rPr>
           <w:rFonts w:ascii="Times New Roman" w:hAnsi="Times New Roman" w:cs="Times New Roman"/>
@@ -511,6 +532,7 @@
     <w:p>
       <w:pPr>
         <w:spacing w:line="360" w:lineRule="auto"/>
+        <w:ind w:firstLine="709"/>
         <w:rPr>
           <w:rFonts w:ascii="Times New Roman" w:hAnsi="Times New Roman" w:cs="Times New Roman"/>
           <w:b/>
@@ -534,6 +556,7 @@
     <w:p>
       <w:pPr>
         <w:spacing w:line="360" w:lineRule="auto"/>
+        <w:ind w:firstLine="709"/>
         <w:rPr>
           <w:rFonts w:ascii="Times New Roman" w:hAnsi="Times New Roman" w:cs="Times New Roman"/>
           <w:sz w:val="28"/>
@@ -552,6 +575,7 @@
     <w:p>
       <w:pPr>
         <w:spacing w:line="360" w:lineRule="auto"/>
+        <w:ind w:firstLine="709"/>
         <w:rPr>
           <w:rFonts w:ascii="Times New Roman" w:hAnsi="Times New Roman" w:cs="Times New Roman"/>
           <w:sz w:val="28"/>
@@ -570,6 +594,7 @@
     <w:p>
       <w:pPr>
         <w:spacing w:line="360" w:lineRule="auto"/>
+        <w:ind w:firstLine="709"/>
         <w:rPr>
           <w:rFonts w:ascii="Times New Roman" w:hAnsi="Times New Roman" w:cs="Times New Roman"/>
           <w:sz w:val="28"/>
@@ -588,6 +613,7 @@
     <w:p>
       <w:pPr>
         <w:spacing w:line="360" w:lineRule="auto"/>
+        <w:ind w:firstLine="709"/>
         <w:rPr>
           <w:rFonts w:ascii="Times New Roman" w:hAnsi="Times New Roman" w:cs="Times New Roman"/>
           <w:sz w:val="28"/>
@@ -622,6 +648,7 @@
     <w:p>
       <w:pPr>
         <w:spacing w:line="360" w:lineRule="auto"/>
+        <w:ind w:firstLine="709"/>
         <w:rPr>
           <w:rFonts w:ascii="Times New Roman" w:hAnsi="Times New Roman" w:cs="Times New Roman"/>
           <w:sz w:val="28"/>
@@ -645,6 +672,7 @@
           <w:numId w:val="1"/>
         </w:numPr>
         <w:spacing w:line="360" w:lineRule="auto"/>
+        <w:ind w:firstLine="709"/>
         <w:rPr>
           <w:rFonts w:ascii="Times New Roman" w:hAnsi="Times New Roman" w:cs="Times New Roman"/>
           <w:sz w:val="28"/>
@@ -693,6 +721,7 @@
           <w:numId w:val="1"/>
         </w:numPr>
         <w:spacing w:line="360" w:lineRule="auto"/>
+        <w:ind w:firstLine="709"/>
         <w:rPr>
           <w:rFonts w:ascii="Times New Roman" w:hAnsi="Times New Roman" w:cs="Times New Roman"/>
           <w:sz w:val="28"/>
@@ -807,6 +836,7 @@
           <w:numId w:val="1"/>
         </w:numPr>
         <w:spacing w:line="360" w:lineRule="auto"/>
+        <w:ind w:firstLine="709"/>
         <w:rPr>
           <w:rFonts w:ascii="Times New Roman" w:hAnsi="Times New Roman" w:cs="Times New Roman"/>
           <w:sz w:val="28"/>
@@ -830,6 +860,7 @@
           <w:numId w:val="1"/>
         </w:numPr>
         <w:spacing w:line="360" w:lineRule="auto"/>
+        <w:ind w:firstLine="709"/>
         <w:rPr>
           <w:rFonts w:ascii="Times New Roman" w:hAnsi="Times New Roman" w:cs="Times New Roman"/>
           <w:sz w:val="28"/>
@@ -869,6 +900,7 @@
           <w:numId w:val="1"/>
         </w:numPr>
         <w:spacing w:line="360" w:lineRule="auto"/>
+        <w:ind w:firstLine="709"/>
         <w:rPr>
           <w:rFonts w:ascii="Times New Roman" w:hAnsi="Times New Roman" w:cs="Times New Roman"/>
           <w:sz w:val="28"/>
@@ -938,6 +970,7 @@
       <w:pPr>
         <w:pStyle w:val="a3"/>
         <w:spacing w:line="360" w:lineRule="auto"/>
+        <w:ind w:firstLine="709"/>
         <w:rPr>
           <w:rFonts w:ascii="Times New Roman" w:hAnsi="Times New Roman" w:cs="Times New Roman"/>
           <w:color w:val="27251E"/>
@@ -993,6 +1026,7 @@
           <w:numId w:val="1"/>
         </w:numPr>
         <w:spacing w:line="360" w:lineRule="auto"/>
+        <w:ind w:firstLine="709"/>
         <w:rPr>
           <w:rFonts w:ascii="Times New Roman" w:hAnsi="Times New Roman" w:cs="Times New Roman"/>
           <w:color w:val="27251E"/>
@@ -1017,7 +1051,17 @@
           <w:szCs w:val="28"/>
         </w:rPr>
         <w:br/>
-        <w:t>– выполнить размытие изображения по Гауссу с выбором размера ядра пользователем;</w:t>
+        <w:t xml:space="preserve">– выполнить размытие изображения по Гауссу с выбором размера ядра </w:t>
+      </w:r>
+      <w:r>
+        <w:rPr>
+          <w:rFonts w:ascii="Times New Roman" w:hAnsi="Times New Roman" w:cs="Times New Roman"/>
+          <w:color w:val="27251E"/>
+          <w:sz w:val="28"/>
+          <w:szCs w:val="28"/>
+        </w:rPr>
+        <w:lastRenderedPageBreak/>
+        <w:t>пользователем;</w:t>
       </w:r>
       <w:r>
         <w:rPr>
@@ -1027,15 +1071,6 @@
           <w:szCs w:val="28"/>
         </w:rPr>
         <w:br/>
-      </w:r>
-      <w:r>
-        <w:rPr>
-          <w:rFonts w:ascii="Times New Roman" w:hAnsi="Times New Roman" w:cs="Times New Roman"/>
-          <w:color w:val="27251E"/>
-          <w:sz w:val="28"/>
-          <w:szCs w:val="28"/>
-        </w:rPr>
-        <w:lastRenderedPageBreak/>
         <w:t>– получить изображение в оттенках серого;</w:t>
       </w:r>
       <w:r>
@@ -1057,6 +1092,7 @@
           <w:numId w:val="1"/>
         </w:numPr>
         <w:spacing w:line="360" w:lineRule="auto"/>
+        <w:ind w:firstLine="709"/>
         <w:rPr>
           <w:rFonts w:ascii="Times New Roman" w:hAnsi="Times New Roman" w:cs="Times New Roman"/>
           <w:color w:val="27251E"/>
@@ -1078,6 +1114,7 @@
       <w:pPr>
         <w:pStyle w:val="a3"/>
         <w:spacing w:line="360" w:lineRule="auto"/>
+        <w:ind w:firstLine="709"/>
         <w:rPr>
           <w:rFonts w:ascii="Times New Roman" w:hAnsi="Times New Roman" w:cs="Times New Roman"/>
           <w:sz w:val="28"/>
@@ -1089,6 +1126,7 @@
       <w:pPr>
         <w:pStyle w:val="a3"/>
         <w:spacing w:line="360" w:lineRule="auto"/>
+        <w:ind w:firstLine="709"/>
         <w:rPr>
           <w:rFonts w:ascii="Times New Roman" w:hAnsi="Times New Roman" w:cs="Times New Roman"/>
           <w:sz w:val="28"/>
@@ -1100,6 +1138,7 @@
       <w:pPr>
         <w:pStyle w:val="a3"/>
         <w:spacing w:line="360" w:lineRule="auto"/>
+        <w:ind w:firstLine="709"/>
         <w:rPr>
           <w:rFonts w:ascii="Times New Roman" w:hAnsi="Times New Roman" w:cs="Times New Roman"/>
           <w:sz w:val="28"/>
@@ -1111,6 +1150,7 @@
       <w:pPr>
         <w:pStyle w:val="a3"/>
         <w:spacing w:line="360" w:lineRule="auto"/>
+        <w:ind w:firstLine="709"/>
         <w:rPr>
           <w:rFonts w:ascii="Times New Roman" w:hAnsi="Times New Roman" w:cs="Times New Roman"/>
           <w:sz w:val="28"/>
@@ -1122,6 +1162,7 @@
       <w:pPr>
         <w:pStyle w:val="a3"/>
         <w:spacing w:line="360" w:lineRule="auto"/>
+        <w:ind w:firstLine="709"/>
         <w:rPr>
           <w:rFonts w:ascii="Times New Roman" w:hAnsi="Times New Roman" w:cs="Times New Roman"/>
           <w:sz w:val="28"/>
@@ -1133,6 +1174,7 @@
       <w:pPr>
         <w:pStyle w:val="a3"/>
         <w:spacing w:line="360" w:lineRule="auto"/>
+        <w:ind w:firstLine="709"/>
         <w:rPr>
           <w:rFonts w:ascii="Times New Roman" w:hAnsi="Times New Roman" w:cs="Times New Roman"/>
           <w:sz w:val="28"/>
@@ -1144,6 +1186,7 @@
       <w:pPr>
         <w:pStyle w:val="a3"/>
         <w:spacing w:line="360" w:lineRule="auto"/>
+        <w:ind w:firstLine="709"/>
         <w:rPr>
           <w:rFonts w:ascii="Times New Roman" w:hAnsi="Times New Roman" w:cs="Times New Roman"/>
           <w:sz w:val="28"/>
@@ -1155,6 +1198,7 @@
       <w:pPr>
         <w:pStyle w:val="a3"/>
         <w:spacing w:line="360" w:lineRule="auto"/>
+        <w:ind w:firstLine="709"/>
         <w:rPr>
           <w:rFonts w:ascii="Times New Roman" w:hAnsi="Times New Roman" w:cs="Times New Roman"/>
           <w:sz w:val="28"/>
@@ -1166,6 +1210,7 @@
       <w:pPr>
         <w:pStyle w:val="a3"/>
         <w:spacing w:line="360" w:lineRule="auto"/>
+        <w:ind w:firstLine="709"/>
         <w:rPr>
           <w:rFonts w:ascii="Times New Roman" w:hAnsi="Times New Roman" w:cs="Times New Roman"/>
           <w:sz w:val="28"/>
@@ -1177,6 +1222,7 @@
       <w:pPr>
         <w:pStyle w:val="a3"/>
         <w:spacing w:line="360" w:lineRule="auto"/>
+        <w:ind w:firstLine="709"/>
         <w:rPr>
           <w:rFonts w:ascii="Times New Roman" w:hAnsi="Times New Roman" w:cs="Times New Roman"/>
           <w:sz w:val="28"/>
@@ -1188,6 +1234,7 @@
       <w:pPr>
         <w:pStyle w:val="a3"/>
         <w:spacing w:line="360" w:lineRule="auto"/>
+        <w:ind w:firstLine="709"/>
         <w:rPr>
           <w:rFonts w:ascii="Times New Roman" w:hAnsi="Times New Roman" w:cs="Times New Roman"/>
           <w:sz w:val="28"/>
@@ -1199,6 +1246,7 @@
       <w:pPr>
         <w:pStyle w:val="a3"/>
         <w:spacing w:line="360" w:lineRule="auto"/>
+        <w:ind w:firstLine="709"/>
         <w:rPr>
           <w:rFonts w:ascii="Times New Roman" w:hAnsi="Times New Roman" w:cs="Times New Roman"/>
           <w:sz w:val="28"/>
@@ -1210,6 +1258,7 @@
       <w:pPr>
         <w:pStyle w:val="a3"/>
         <w:spacing w:line="360" w:lineRule="auto"/>
+        <w:ind w:firstLine="709"/>
         <w:rPr>
           <w:rFonts w:ascii="Times New Roman" w:hAnsi="Times New Roman" w:cs="Times New Roman"/>
           <w:sz w:val="28"/>
@@ -1221,6 +1270,7 @@
       <w:pPr>
         <w:pStyle w:val="a3"/>
         <w:spacing w:line="360" w:lineRule="auto"/>
+        <w:ind w:firstLine="709"/>
         <w:rPr>
           <w:rFonts w:ascii="Times New Roman" w:hAnsi="Times New Roman" w:cs="Times New Roman"/>
           <w:sz w:val="28"/>
@@ -1232,6 +1282,7 @@
       <w:pPr>
         <w:pStyle w:val="a3"/>
         <w:spacing w:line="360" w:lineRule="auto"/>
+        <w:ind w:firstLine="709"/>
         <w:rPr>
           <w:rFonts w:ascii="Times New Roman" w:hAnsi="Times New Roman" w:cs="Times New Roman"/>
           <w:sz w:val="28"/>
@@ -1243,6 +1294,7 @@
       <w:pPr>
         <w:pStyle w:val="a3"/>
         <w:spacing w:line="360" w:lineRule="auto"/>
+        <w:ind w:firstLine="709"/>
         <w:rPr>
           <w:rFonts w:ascii="Times New Roman" w:hAnsi="Times New Roman" w:cs="Times New Roman"/>
           <w:sz w:val="28"/>
@@ -1254,6 +1306,7 @@
       <w:pPr>
         <w:pStyle w:val="a3"/>
         <w:spacing w:line="360" w:lineRule="auto"/>
+        <w:ind w:firstLine="709"/>
         <w:rPr>
           <w:rFonts w:ascii="Times New Roman" w:hAnsi="Times New Roman" w:cs="Times New Roman"/>
           <w:sz w:val="28"/>
@@ -1265,6 +1318,7 @@
       <w:pPr>
         <w:pStyle w:val="a3"/>
         <w:spacing w:line="360" w:lineRule="auto"/>
+        <w:ind w:firstLine="709"/>
         <w:rPr>
           <w:rFonts w:ascii="Times New Roman" w:hAnsi="Times New Roman" w:cs="Times New Roman"/>
           <w:sz w:val="28"/>
@@ -1276,6 +1330,7 @@
       <w:pPr>
         <w:pStyle w:val="a3"/>
         <w:spacing w:line="360" w:lineRule="auto"/>
+        <w:ind w:firstLine="709"/>
         <w:rPr>
           <w:rFonts w:ascii="Times New Roman" w:hAnsi="Times New Roman" w:cs="Times New Roman"/>
           <w:sz w:val="28"/>
@@ -1287,6 +1342,7 @@
       <w:pPr>
         <w:pStyle w:val="a3"/>
         <w:spacing w:line="360" w:lineRule="auto"/>
+        <w:ind w:firstLine="709"/>
         <w:rPr>
           <w:rFonts w:ascii="Times New Roman" w:hAnsi="Times New Roman" w:cs="Times New Roman"/>
           <w:sz w:val="28"/>
@@ -1298,6 +1354,7 @@
       <w:pPr>
         <w:pStyle w:val="a3"/>
         <w:spacing w:line="360" w:lineRule="auto"/>
+        <w:ind w:firstLine="709"/>
         <w:rPr>
           <w:rFonts w:ascii="Times New Roman" w:hAnsi="Times New Roman" w:cs="Times New Roman"/>
           <w:sz w:val="28"/>
@@ -1309,39 +1366,7 @@
       <w:pPr>
         <w:pStyle w:val="a3"/>
         <w:spacing w:line="360" w:lineRule="auto"/>
-        <w:rPr>
-          <w:rFonts w:ascii="Times New Roman" w:hAnsi="Times New Roman" w:cs="Times New Roman"/>
-          <w:sz w:val="28"/>
-          <w:szCs w:val="28"/>
-        </w:rPr>
-      </w:pPr>
-    </w:p>
-    <w:p>
-      <w:pPr>
-        <w:pStyle w:val="a3"/>
-        <w:spacing w:line="360" w:lineRule="auto"/>
-        <w:rPr>
-          <w:rFonts w:ascii="Times New Roman" w:hAnsi="Times New Roman" w:cs="Times New Roman"/>
-          <w:sz w:val="28"/>
-          <w:szCs w:val="28"/>
-        </w:rPr>
-      </w:pPr>
-    </w:p>
-    <w:p>
-      <w:pPr>
-        <w:pStyle w:val="a3"/>
-        <w:spacing w:line="360" w:lineRule="auto"/>
-        <w:rPr>
-          <w:rFonts w:ascii="Times New Roman" w:hAnsi="Times New Roman" w:cs="Times New Roman"/>
-          <w:sz w:val="28"/>
-          <w:szCs w:val="28"/>
-        </w:rPr>
-      </w:pPr>
-    </w:p>
-    <w:p>
-      <w:pPr>
-        <w:pStyle w:val="a3"/>
-        <w:spacing w:line="360" w:lineRule="auto"/>
+        <w:ind w:firstLine="709"/>
         <w:rPr>
           <w:rFonts w:ascii="Times New Roman" w:hAnsi="Times New Roman" w:cs="Times New Roman"/>
           <w:sz w:val="28"/>
@@ -2508,18 +2533,17 @@
     <w:p>
       <w:pPr>
         <w:spacing w:line="360" w:lineRule="auto"/>
-        <w:ind w:left="-624"/>
-        <w:rPr>
-          <w:rFonts w:ascii="Times New Roman" w:hAnsi="Times New Roman" w:cs="Times New Roman"/>
-          <w:sz w:val="28"/>
-          <w:szCs w:val="28"/>
-        </w:rPr>
-      </w:pPr>
-    </w:p>
-    <w:p>
-      <w:pPr>
-        <w:spacing w:line="360" w:lineRule="auto"/>
-        <w:ind w:left="-624"/>
+        <w:rPr>
+          <w:rFonts w:ascii="Times New Roman" w:hAnsi="Times New Roman" w:cs="Times New Roman"/>
+          <w:sz w:val="28"/>
+          <w:szCs w:val="28"/>
+        </w:rPr>
+      </w:pPr>
+    </w:p>
+    <w:p>
+      <w:pPr>
+        <w:spacing w:line="360" w:lineRule="auto"/>
+        <w:ind w:left="-624" w:firstLine="709"/>
         <w:rPr>
           <w:rFonts w:ascii="Times New Roman" w:hAnsi="Times New Roman" w:cs="Times New Roman"/>
           <w:sz w:val="28"/>
@@ -2539,7 +2563,7 @@
     <w:p>
       <w:pPr>
         <w:spacing w:line="360" w:lineRule="auto"/>
-        <w:ind w:left="-624"/>
+        <w:ind w:left="-624" w:firstLine="709"/>
         <w:rPr>
           <w:rFonts w:ascii="Times New Roman" w:hAnsi="Times New Roman" w:cs="Times New Roman"/>
           <w:color w:val="27251E"/>
@@ -2560,7 +2584,7 @@
     <w:p>
       <w:pPr>
         <w:spacing w:line="360" w:lineRule="auto"/>
-        <w:ind w:left="-624"/>
+        <w:ind w:left="-624" w:firstLine="709"/>
         <w:rPr>
           <w:rFonts w:ascii="Times New Roman" w:hAnsi="Times New Roman" w:cs="Times New Roman"/>
           <w:color w:val="27251E"/>
@@ -2592,7 +2616,7 @@
                     <pic:cNvPicPr/>
                   </pic:nvPicPr>
                   <pic:blipFill>
-                    <a:blip r:embed="rId6"/>
+                    <a:blip r:embed="rId8"/>
                     <a:stretch>
                       <a:fillRect/>
                     </a:stretch>
@@ -2663,7 +2687,7 @@
     <w:p>
       <w:pPr>
         <w:spacing w:line="360" w:lineRule="auto"/>
-        <w:ind w:left="-624"/>
+        <w:ind w:left="-624" w:firstLine="709"/>
         <w:rPr>
           <w:rFonts w:ascii="Times New Roman" w:hAnsi="Times New Roman" w:cs="Times New Roman"/>
           <w:color w:val="27251E"/>
@@ -2684,7 +2708,7 @@
     <w:p>
       <w:pPr>
         <w:spacing w:line="360" w:lineRule="auto"/>
-        <w:ind w:left="-624"/>
+        <w:ind w:left="-624" w:firstLine="709"/>
         <w:rPr>
           <w:rFonts w:ascii="Times New Roman" w:hAnsi="Times New Roman" w:cs="Times New Roman"/>
           <w:color w:val="3F3B35"/>
@@ -2703,7 +2727,7 @@
         </w:rPr>
         <w:t xml:space="preserve">python -m pip install torch==1.11.0+cpu -f </w:t>
       </w:r>
-      <w:hyperlink r:id="rId7" w:history="1">
+      <w:hyperlink r:id="rId9" w:history="1">
         <w:r>
           <w:rPr>
             <w:rStyle w:val="a5"/>
@@ -2719,7 +2743,7 @@
     <w:p>
       <w:pPr>
         <w:spacing w:line="360" w:lineRule="auto"/>
-        <w:ind w:left="-624"/>
+        <w:ind w:left="-624" w:firstLine="709"/>
         <w:rPr>
           <w:rFonts w:ascii="Times New Roman" w:hAnsi="Times New Roman" w:cs="Times New Roman"/>
           <w:color w:val="27251E"/>
@@ -2758,7 +2782,7 @@
                     <pic:cNvPicPr/>
                   </pic:nvPicPr>
                   <pic:blipFill>
-                    <a:blip r:embed="rId8">
+                    <a:blip r:embed="rId10">
                       <a:extLst>
                         <a:ext uri="{28A0092B-C50C-407E-A947-70E740481C1C}">
                           <a14:useLocalDpi xmlns:a14="http://schemas.microsoft.com/office/drawing/2010/main" val="0"/>
@@ -2851,7 +2875,7 @@
     <w:p>
       <w:pPr>
         <w:spacing w:line="360" w:lineRule="auto"/>
-        <w:ind w:left="-624"/>
+        <w:ind w:left="-624" w:firstLine="709"/>
         <w:rPr>
           <w:rFonts w:ascii="Times New Roman" w:hAnsi="Times New Roman" w:cs="Times New Roman"/>
           <w:color w:val="27251E"/>
@@ -2901,7 +2925,7 @@
     <w:p>
       <w:pPr>
         <w:spacing w:line="360" w:lineRule="auto"/>
-        <w:ind w:left="-624"/>
+        <w:ind w:left="-624" w:firstLine="709"/>
         <w:rPr>
           <w:rFonts w:ascii="Times New Roman" w:hAnsi="Times New Roman" w:cs="Times New Roman"/>
           <w:sz w:val="28"/>
@@ -2916,9 +2940,10 @@
           <w:szCs w:val="28"/>
           <w:lang w:val="en-US"/>
         </w:rPr>
+        <w:lastRenderedPageBreak/>
         <w:t xml:space="preserve">python -m pip install torch==1.10.2+cpu -f </w:t>
       </w:r>
-      <w:hyperlink r:id="rId9" w:history="1">
+      <w:hyperlink r:id="rId11" w:history="1">
         <w:r>
           <w:rPr>
             <w:rStyle w:val="a5"/>
@@ -2934,22 +2959,21 @@
     <w:p>
       <w:pPr>
         <w:spacing w:line="360" w:lineRule="auto"/>
-        <w:ind w:left="-624"/>
-        <w:rPr>
-          <w:rFonts w:ascii="Times New Roman" w:hAnsi="Times New Roman" w:cs="Times New Roman"/>
-          <w:color w:val="27251E"/>
-          <w:sz w:val="28"/>
-          <w:szCs w:val="28"/>
-        </w:rPr>
-      </w:pPr>
-      <w:r>
-        <w:rPr>
-          <w:rFonts w:ascii="Times New Roman" w:hAnsi="Times New Roman" w:cs="Times New Roman"/>
-          <w:color w:val="27251E"/>
-          <w:sz w:val="28"/>
-          <w:szCs w:val="28"/>
-        </w:rPr>
-        <w:lastRenderedPageBreak/>
+        <w:ind w:left="-624" w:firstLine="709"/>
+        <w:rPr>
+          <w:rFonts w:ascii="Times New Roman" w:hAnsi="Times New Roman" w:cs="Times New Roman"/>
+          <w:color w:val="27251E"/>
+          <w:sz w:val="28"/>
+          <w:szCs w:val="28"/>
+        </w:rPr>
+      </w:pPr>
+      <w:r>
+        <w:rPr>
+          <w:rFonts w:ascii="Times New Roman" w:hAnsi="Times New Roman" w:cs="Times New Roman"/>
+          <w:color w:val="27251E"/>
+          <w:sz w:val="28"/>
+          <w:szCs w:val="28"/>
+        </w:rPr>
         <w:t xml:space="preserve">В результате пакет torch был успешно установлен в виртуальное окружение, что подтверждается выводом команды </w:t>
       </w:r>
       <w:r>
@@ -3127,7 +3151,7 @@
     <w:p>
       <w:pPr>
         <w:spacing w:line="360" w:lineRule="auto"/>
-        <w:ind w:left="-624"/>
+        <w:ind w:left="-624" w:firstLine="709"/>
         <w:rPr>
           <w:rFonts w:ascii="Times New Roman" w:hAnsi="Times New Roman" w:cs="Times New Roman"/>
           <w:sz w:val="28"/>
@@ -3157,7 +3181,7 @@
                     <pic:cNvPicPr/>
                   </pic:nvPicPr>
                   <pic:blipFill>
-                    <a:blip r:embed="rId10"/>
+                    <a:blip r:embed="rId12"/>
                     <a:stretch>
                       <a:fillRect/>
                     </a:stretch>
@@ -3181,7 +3205,7 @@
     <w:p>
       <w:pPr>
         <w:spacing w:line="360" w:lineRule="auto"/>
-        <w:ind w:left="-624"/>
+        <w:ind w:left="-624" w:firstLine="709"/>
         <w:rPr>
           <w:rFonts w:ascii="Times New Roman" w:hAnsi="Times New Roman" w:cs="Times New Roman"/>
           <w:sz w:val="28"/>
@@ -3211,7 +3235,7 @@
                     <pic:cNvPicPr/>
                   </pic:nvPicPr>
                   <pic:blipFill>
-                    <a:blip r:embed="rId11"/>
+                    <a:blip r:embed="rId13"/>
                     <a:stretch>
                       <a:fillRect/>
                     </a:stretch>
@@ -3235,7 +3259,7 @@
     <w:p>
       <w:pPr>
         <w:spacing w:line="360" w:lineRule="auto"/>
-        <w:ind w:left="-624"/>
+        <w:ind w:left="-624" w:firstLine="709"/>
         <w:rPr>
           <w:rFonts w:ascii="Times New Roman" w:hAnsi="Times New Roman" w:cs="Times New Roman"/>
           <w:sz w:val="28"/>
@@ -3254,7 +3278,7 @@
     <w:p>
       <w:pPr>
         <w:spacing w:line="360" w:lineRule="auto"/>
-        <w:ind w:left="-624"/>
+        <w:ind w:left="-624" w:firstLine="709"/>
         <w:rPr>
           <w:rFonts w:ascii="Times New Roman" w:hAnsi="Times New Roman" w:cs="Times New Roman"/>
           <w:color w:val="27251E"/>
@@ -3289,29 +3313,8 @@
           <w:szCs w:val="28"/>
         </w:rPr>
         <w:noBreakHyphen/>
-        <w:t>камеры и выполнять ряд операций цифровой обработки изображений в соответствии с индивидуальным заданием</w:t>
-      </w:r>
-      <w:r>
-        <w:rPr>
-          <w:rFonts w:ascii="Times New Roman" w:hAnsi="Times New Roman" w:cs="Times New Roman"/>
-          <w:color w:val="27251E"/>
-          <w:sz w:val="28"/>
-          <w:szCs w:val="28"/>
-        </w:rPr>
-        <w:t>.</w:t>
-      </w:r>
-    </w:p>
-    <w:p>
-      <w:pPr>
-        <w:spacing w:line="360" w:lineRule="auto"/>
-        <w:ind w:left="-624"/>
-        <w:rPr>
-          <w:rFonts w:ascii="Times New Roman" w:hAnsi="Times New Roman" w:cs="Times New Roman"/>
-          <w:color w:val="27251E"/>
-          <w:sz w:val="28"/>
-          <w:szCs w:val="28"/>
-        </w:rPr>
-      </w:pPr>
+        <w:t xml:space="preserve">камеры и выполнять </w:t>
+      </w:r>
       <w:r>
         <w:rPr>
           <w:rFonts w:ascii="Times New Roman" w:hAnsi="Times New Roman" w:cs="Times New Roman"/>
@@ -3320,52 +3323,55 @@
           <w:szCs w:val="28"/>
         </w:rPr>
         <w:lastRenderedPageBreak/>
-        <w:t>На первом этапе работы были изучены требования задания и определён состав функциональных возможностей приложения. На основании варианта 6 было установлено, что разрабатываемый программный продукт должен поддерживать не только базовые операции загрузки и отображения изображения, но и дополнительные функции: размытие изображения по Гауссу, преобразование в оттенки серого и рисование зелёной линии с параметрами, задаваемыми пользователем</w:t>
-      </w:r>
-      <w:r>
-        <w:rPr>
-          <w:rFonts w:ascii="Times New Roman" w:hAnsi="Times New Roman" w:cs="Times New Roman"/>
-          <w:color w:val="27251E"/>
-          <w:sz w:val="28"/>
-          <w:szCs w:val="28"/>
-        </w:rPr>
-        <w:t>.</w:t>
-      </w:r>
-    </w:p>
-    <w:p>
-      <w:pPr>
-        <w:spacing w:line="360" w:lineRule="auto"/>
-        <w:ind w:left="-624"/>
-        <w:rPr>
-          <w:rFonts w:ascii="Times New Roman" w:hAnsi="Times New Roman" w:cs="Times New Roman"/>
-          <w:color w:val="27251E"/>
-          <w:sz w:val="28"/>
-          <w:szCs w:val="28"/>
-        </w:rPr>
-      </w:pPr>
-      <w:r>
-        <w:rPr>
-          <w:rFonts w:ascii="Times New Roman" w:hAnsi="Times New Roman" w:cs="Times New Roman"/>
-          <w:color w:val="27251E"/>
-          <w:sz w:val="28"/>
-          <w:szCs w:val="28"/>
-        </w:rPr>
-        <w:t>В ходе практики была выполнена настройка программного окружения, установка необходимых библиотек и подготовка рабочего проекта. Также был создан локальный и удалённый репозиторий для хранения исходного кода приложения, что позволило организовать процесс разработки и сохранить результаты работы</w:t>
-      </w:r>
-      <w:r>
-        <w:rPr>
-          <w:rFonts w:ascii="Times New Roman" w:hAnsi="Times New Roman" w:cs="Times New Roman"/>
-          <w:color w:val="27251E"/>
-          <w:sz w:val="28"/>
-          <w:szCs w:val="28"/>
-        </w:rPr>
-        <w:t>.</w:t>
-      </w:r>
-    </w:p>
-    <w:p>
-      <w:pPr>
-        <w:spacing w:line="360" w:lineRule="auto"/>
-        <w:ind w:left="-624"/>
+        <w:t>ряд операций цифровой обработки изображений в соответствии с индивидуальным заданием.</w:t>
+      </w:r>
+    </w:p>
+    <w:p>
+      <w:pPr>
+        <w:spacing w:line="360" w:lineRule="auto"/>
+        <w:ind w:left="-624" w:firstLine="709"/>
+        <w:rPr>
+          <w:rFonts w:ascii="Times New Roman" w:hAnsi="Times New Roman" w:cs="Times New Roman"/>
+          <w:color w:val="27251E"/>
+          <w:sz w:val="28"/>
+          <w:szCs w:val="28"/>
+        </w:rPr>
+      </w:pPr>
+      <w:r>
+        <w:rPr>
+          <w:rFonts w:ascii="Times New Roman" w:hAnsi="Times New Roman" w:cs="Times New Roman"/>
+          <w:color w:val="27251E"/>
+          <w:sz w:val="28"/>
+          <w:szCs w:val="28"/>
+        </w:rPr>
+        <w:t>На первом этапе работы были изучены требования задания и определён состав функциональных возможностей приложения. На основании варианта 6 было установлено, что разрабатываемый программный продукт должен поддерживать не только базовые операции загрузки и отображения изображения, но и дополнительные функции: размытие изображения по Гауссу, преобразование в оттенки серого и рисование зелёной линии с параметрами, задаваемыми пользователем.</w:t>
+      </w:r>
+    </w:p>
+    <w:p>
+      <w:pPr>
+        <w:spacing w:line="360" w:lineRule="auto"/>
+        <w:ind w:left="-624" w:firstLine="709"/>
+        <w:rPr>
+          <w:rFonts w:ascii="Times New Roman" w:hAnsi="Times New Roman" w:cs="Times New Roman"/>
+          <w:color w:val="27251E"/>
+          <w:sz w:val="28"/>
+          <w:szCs w:val="28"/>
+        </w:rPr>
+      </w:pPr>
+      <w:r>
+        <w:rPr>
+          <w:rFonts w:ascii="Times New Roman" w:hAnsi="Times New Roman" w:cs="Times New Roman"/>
+          <w:color w:val="27251E"/>
+          <w:sz w:val="28"/>
+          <w:szCs w:val="28"/>
+        </w:rPr>
+        <w:t>В ходе практики была выполнена настройка программного окружения, установка необходимых библиотек и подготовка рабочего проекта. Также был создан локальный и удалённый репозиторий для хранения исходного кода приложения, что позволило организовать процесс разработки и сохранить результаты работы.</w:t>
+      </w:r>
+    </w:p>
+    <w:p>
+      <w:pPr>
+        <w:spacing w:line="360" w:lineRule="auto"/>
+        <w:ind w:left="-624" w:firstLine="709"/>
         <w:rPr>
           <w:noProof/>
         </w:rPr>
@@ -3387,16 +3393,17 @@
           <w:szCs w:val="28"/>
         </w:rPr>
         <w:noBreakHyphen/>
-        <w:t>камеры. Для всех указанных действий предусмотрена обработка ошибок, что позволяет избежать аварийного завершения программы при выборе некорректного файла или отсутствии доступа к камере</w:t>
-      </w:r>
-      <w:r>
-        <w:rPr>
-          <w:rFonts w:ascii="Times New Roman" w:hAnsi="Times New Roman" w:cs="Times New Roman"/>
-          <w:color w:val="27251E"/>
-          <w:sz w:val="28"/>
-          <w:szCs w:val="28"/>
-        </w:rPr>
-        <w:t>.</w:t>
+        <w:t xml:space="preserve">камеры. Для всех указанных действий </w:t>
+      </w:r>
+      <w:r>
+        <w:rPr>
+          <w:rFonts w:ascii="Times New Roman" w:hAnsi="Times New Roman" w:cs="Times New Roman"/>
+          <w:color w:val="27251E"/>
+          <w:sz w:val="28"/>
+          <w:szCs w:val="28"/>
+        </w:rPr>
+        <w:lastRenderedPageBreak/>
+        <w:t>предусмотрена обработка ошибок, что позволяет избежать аварийного завершения программы при выборе некорректного файла или отсутствии доступа к камере.</w:t>
       </w:r>
       <w:r>
         <w:rPr>
@@ -3407,6 +3414,7 @@
       <w:r>
         <w:rPr>
           <w:rFonts w:ascii="Times New Roman" w:hAnsi="Times New Roman" w:cs="Times New Roman"/>
+          <w:noProof/>
           <w:color w:val="27251E"/>
           <w:sz w:val="28"/>
           <w:szCs w:val="28"/>
@@ -3435,7 +3443,7 @@
                     <pic:cNvPicPr/>
                   </pic:nvPicPr>
                   <pic:blipFill>
-                    <a:blip r:embed="rId12">
+                    <a:blip r:embed="rId14">
                       <a:extLst>
                         <a:ext uri="{28A0092B-C50C-407E-A947-70E740481C1C}">
                           <a14:useLocalDpi xmlns:a14="http://schemas.microsoft.com/office/drawing/2010/main" val="0"/>
@@ -3471,32 +3479,22 @@
     <w:p>
       <w:pPr>
         <w:spacing w:line="360" w:lineRule="auto"/>
-        <w:ind w:left="-624"/>
-        <w:rPr>
-          <w:rFonts w:ascii="Times New Roman" w:hAnsi="Times New Roman" w:cs="Times New Roman"/>
-          <w:color w:val="27251E"/>
-          <w:sz w:val="28"/>
-          <w:szCs w:val="28"/>
-        </w:rPr>
-      </w:pPr>
-      <w:r>
-        <w:rPr>
-          <w:rFonts w:ascii="Times New Roman" w:hAnsi="Times New Roman" w:cs="Times New Roman"/>
-          <w:color w:val="27251E"/>
-          <w:sz w:val="28"/>
-          <w:szCs w:val="28"/>
-        </w:rPr>
-        <w:t xml:space="preserve">Одной из обязательных функций приложения является отображение исходного изображения и выделение отдельных цветовых каналов. В программе реализован </w:t>
-      </w:r>
-      <w:r>
-        <w:rPr>
-          <w:rFonts w:ascii="Times New Roman" w:hAnsi="Times New Roman" w:cs="Times New Roman"/>
-          <w:color w:val="27251E"/>
-          <w:sz w:val="28"/>
-          <w:szCs w:val="28"/>
-        </w:rPr>
-        <w:lastRenderedPageBreak/>
-        <w:t>показ красного, зелёного и синего каналов изображения по выбору пользователя, что позволяет визуально оценить структуру цифрового изображения и особенности представления цвета в модели RGB.</w:t>
+        <w:ind w:left="-624" w:firstLine="709"/>
+        <w:rPr>
+          <w:rFonts w:ascii="Times New Roman" w:hAnsi="Times New Roman" w:cs="Times New Roman"/>
+          <w:color w:val="27251E"/>
+          <w:sz w:val="28"/>
+          <w:szCs w:val="28"/>
+        </w:rPr>
+      </w:pPr>
+      <w:r>
+        <w:rPr>
+          <w:rFonts w:ascii="Times New Roman" w:hAnsi="Times New Roman" w:cs="Times New Roman"/>
+          <w:color w:val="27251E"/>
+          <w:sz w:val="28"/>
+          <w:szCs w:val="28"/>
+        </w:rPr>
+        <w:t>Одной из обязательных функций приложения является отображение исходного изображения и выделение отдельных цветовых каналов. В программе реализован показ красного, зелёного и синего каналов изображения по выбору пользователя, что позволяет визуально оценить структуру цифрового изображения и особенности представления цвета в модели RGB.</w:t>
       </w:r>
       <w:r>
         <w:rPr>
@@ -3507,6 +3505,7 @@
       <w:r>
         <w:rPr>
           <w:rFonts w:ascii="Times New Roman" w:hAnsi="Times New Roman" w:cs="Times New Roman"/>
+          <w:noProof/>
           <w:color w:val="27251E"/>
           <w:sz w:val="28"/>
           <w:szCs w:val="28"/>
@@ -3527,7 +3526,7 @@
                     <pic:cNvPicPr/>
                   </pic:nvPicPr>
                   <pic:blipFill>
-                    <a:blip r:embed="rId13">
+                    <a:blip r:embed="rId15">
                       <a:extLst>
                         <a:ext uri="{28A0092B-C50C-407E-A947-70E740481C1C}">
                           <a14:useLocalDpi xmlns:a14="http://schemas.microsoft.com/office/drawing/2010/main" val="0"/>
@@ -3557,40 +3556,22 @@
     <w:p>
       <w:pPr>
         <w:spacing w:line="360" w:lineRule="auto"/>
-        <w:ind w:left="-624"/>
-        <w:rPr>
-          <w:rFonts w:ascii="Times New Roman" w:hAnsi="Times New Roman" w:cs="Times New Roman"/>
-          <w:color w:val="27251E"/>
-          <w:sz w:val="28"/>
-          <w:szCs w:val="28"/>
-        </w:rPr>
-      </w:pPr>
-      <w:r>
-        <w:rPr>
-          <w:rFonts w:ascii="Times New Roman" w:hAnsi="Times New Roman" w:cs="Times New Roman"/>
-          <w:color w:val="27251E"/>
-          <w:sz w:val="28"/>
-          <w:szCs w:val="28"/>
-        </w:rPr>
-        <w:t xml:space="preserve">В соответствии с индивидуальным заданием в программу были добавлены три дополнительные функции. Первая функция </w:t>
-      </w:r>
-      <w:r>
-        <w:rPr>
-          <w:rFonts w:ascii="Times New Roman" w:hAnsi="Times New Roman" w:cs="Times New Roman"/>
-          <w:color w:val="27251E"/>
-          <w:sz w:val="28"/>
-          <w:szCs w:val="28"/>
-        </w:rPr>
-        <w:t>-</w:t>
-      </w:r>
-      <w:r>
-        <w:rPr>
-          <w:rFonts w:ascii="Times New Roman" w:hAnsi="Times New Roman" w:cs="Times New Roman"/>
-          <w:color w:val="27251E"/>
-          <w:sz w:val="28"/>
-          <w:szCs w:val="28"/>
-        </w:rPr>
-        <w:t xml:space="preserve"> размытие изображения по Гауссу с выбором размера ядра пользователем.</w:t>
+        <w:ind w:left="-624" w:firstLine="709"/>
+        <w:rPr>
+          <w:rFonts w:ascii="Times New Roman" w:hAnsi="Times New Roman" w:cs="Times New Roman"/>
+          <w:color w:val="27251E"/>
+          <w:sz w:val="28"/>
+          <w:szCs w:val="28"/>
+        </w:rPr>
+      </w:pPr>
+      <w:r>
+        <w:rPr>
+          <w:rFonts w:ascii="Times New Roman" w:hAnsi="Times New Roman" w:cs="Times New Roman"/>
+          <w:color w:val="27251E"/>
+          <w:sz w:val="28"/>
+          <w:szCs w:val="28"/>
+        </w:rPr>
+        <w:t>В соответствии с индивидуальным заданием в программу были добавлены три дополнительные функции. Первая функция - размытие изображения по Гауссу с выбором размера ядра пользователем.</w:t>
       </w:r>
       <w:r>
         <w:rPr>
@@ -3601,180 +3582,17 @@
       <w:r>
         <w:rPr>
           <w:rFonts w:ascii="Times New Roman" w:hAnsi="Times New Roman" w:cs="Times New Roman"/>
-          <w:color w:val="27251E"/>
-          <w:sz w:val="28"/>
-          <w:szCs w:val="28"/>
-        </w:rPr>
+          <w:noProof/>
+          <w:color w:val="27251E"/>
+          <w:sz w:val="28"/>
+          <w:szCs w:val="28"/>
+        </w:rPr>
+        <w:lastRenderedPageBreak/>
         <w:drawing>
           <wp:inline distT="0" distB="0" distL="0" distR="0" wp14:anchorId="55FF9953" wp14:editId="1EB4E312">
             <wp:extent cx="6120130" cy="3394075"/>
             <wp:effectExtent l="0" t="0" r="0" b="0"/>
             <wp:docPr id="7" name="Рисунок 7"/>
-            <wp:cNvGraphicFramePr>
-              <a:graphicFrameLocks xmlns:a="http://schemas.openxmlformats.org/drawingml/2006/main" noChangeAspect="1"/>
-            </wp:cNvGraphicFramePr>
-            <a:graphic xmlns:a="http://schemas.openxmlformats.org/drawingml/2006/main">
-              <a:graphicData uri="http://schemas.openxmlformats.org/drawingml/2006/picture">
-                <pic:pic xmlns:pic="http://schemas.openxmlformats.org/drawingml/2006/picture">
-                  <pic:nvPicPr>
-                    <pic:cNvPr id="1" name=""/>
-                    <pic:cNvPicPr/>
-                  </pic:nvPicPr>
-                  <pic:blipFill>
-                    <a:blip r:embed="rId14"/>
-                    <a:stretch>
-                      <a:fillRect/>
-                    </a:stretch>
-                  </pic:blipFill>
-                  <pic:spPr>
-                    <a:xfrm>
-                      <a:off x="0" y="0"/>
-                      <a:ext cx="6120130" cy="3394075"/>
-                    </a:xfrm>
-                    <a:prstGeom prst="rect">
-                      <a:avLst/>
-                    </a:prstGeom>
-                  </pic:spPr>
-                </pic:pic>
-              </a:graphicData>
-            </a:graphic>
-          </wp:inline>
-        </w:drawing>
-      </w:r>
-      <w:r>
-        <w:rPr>
-          <w:rFonts w:ascii="Times New Roman" w:hAnsi="Times New Roman" w:cs="Times New Roman"/>
-          <w:color w:val="27251E"/>
-          <w:sz w:val="28"/>
-          <w:szCs w:val="28"/>
-        </w:rPr>
-        <w:t xml:space="preserve"> Вторая функция </w:t>
-      </w:r>
-      <w:r>
-        <w:rPr>
-          <w:rFonts w:ascii="Times New Roman" w:hAnsi="Times New Roman" w:cs="Times New Roman"/>
-          <w:color w:val="27251E"/>
-          <w:sz w:val="28"/>
-          <w:szCs w:val="28"/>
-        </w:rPr>
-        <w:t xml:space="preserve">- </w:t>
-      </w:r>
-      <w:r>
-        <w:rPr>
-          <w:rFonts w:ascii="Times New Roman" w:hAnsi="Times New Roman" w:cs="Times New Roman"/>
-          <w:color w:val="27251E"/>
-          <w:sz w:val="28"/>
-          <w:szCs w:val="28"/>
-        </w:rPr>
-        <w:t>преобразование изображения в оттенки серого.</w:t>
-      </w:r>
-    </w:p>
-    <w:p>
-      <w:pPr>
-        <w:spacing w:line="360" w:lineRule="auto"/>
-        <w:ind w:left="-624"/>
-        <w:rPr>
-          <w:rFonts w:ascii="Times New Roman" w:hAnsi="Times New Roman" w:cs="Times New Roman"/>
-          <w:color w:val="27251E"/>
-          <w:sz w:val="28"/>
-          <w:szCs w:val="28"/>
-        </w:rPr>
-      </w:pPr>
-      <w:r>
-        <w:rPr>
-          <w:rFonts w:ascii="Times New Roman" w:hAnsi="Times New Roman" w:cs="Times New Roman"/>
-          <w:color w:val="27251E"/>
-          <w:sz w:val="28"/>
-          <w:szCs w:val="28"/>
-        </w:rPr>
-        <w:lastRenderedPageBreak/>
-        <w:drawing>
-          <wp:inline distT="0" distB="0" distL="0" distR="0" wp14:anchorId="29974ADB" wp14:editId="25E746DA">
-            <wp:extent cx="6120130" cy="1910715"/>
-            <wp:effectExtent l="0" t="0" r="0" b="0"/>
-            <wp:docPr id="8" name="Рисунок 8"/>
-            <wp:cNvGraphicFramePr>
-              <a:graphicFrameLocks xmlns:a="http://schemas.openxmlformats.org/drawingml/2006/main" noChangeAspect="1"/>
-            </wp:cNvGraphicFramePr>
-            <a:graphic xmlns:a="http://schemas.openxmlformats.org/drawingml/2006/main">
-              <a:graphicData uri="http://schemas.openxmlformats.org/drawingml/2006/picture">
-                <pic:pic xmlns:pic="http://schemas.openxmlformats.org/drawingml/2006/picture">
-                  <pic:nvPicPr>
-                    <pic:cNvPr id="1" name=""/>
-                    <pic:cNvPicPr/>
-                  </pic:nvPicPr>
-                  <pic:blipFill>
-                    <a:blip r:embed="rId15"/>
-                    <a:stretch>
-                      <a:fillRect/>
-                    </a:stretch>
-                  </pic:blipFill>
-                  <pic:spPr>
-                    <a:xfrm>
-                      <a:off x="0" y="0"/>
-                      <a:ext cx="6120130" cy="1910715"/>
-                    </a:xfrm>
-                    <a:prstGeom prst="rect">
-                      <a:avLst/>
-                    </a:prstGeom>
-                  </pic:spPr>
-                </pic:pic>
-              </a:graphicData>
-            </a:graphic>
-          </wp:inline>
-        </w:drawing>
-      </w:r>
-      <w:r>
-        <w:rPr>
-          <w:rFonts w:ascii="Times New Roman" w:hAnsi="Times New Roman" w:cs="Times New Roman"/>
-          <w:color w:val="27251E"/>
-          <w:sz w:val="28"/>
-          <w:szCs w:val="28"/>
-        </w:rPr>
-        <w:t xml:space="preserve"> Третья функция </w:t>
-      </w:r>
-      <w:r>
-        <w:rPr>
-          <w:rFonts w:ascii="Times New Roman" w:hAnsi="Times New Roman" w:cs="Times New Roman"/>
-          <w:color w:val="27251E"/>
-          <w:sz w:val="28"/>
-          <w:szCs w:val="28"/>
-        </w:rPr>
-        <w:t xml:space="preserve">  -</w:t>
-      </w:r>
-      <w:r>
-        <w:rPr>
-          <w:rFonts w:ascii="Times New Roman" w:hAnsi="Times New Roman" w:cs="Times New Roman"/>
-          <w:color w:val="27251E"/>
-          <w:sz w:val="28"/>
-          <w:szCs w:val="28"/>
-        </w:rPr>
-        <w:t xml:space="preserve"> рисование зелёной линии на изображении, при этом координаты начальной и конечной точек, а также толщина линии вводятся пользователем через интерфейс приложения.</w:t>
-      </w:r>
-    </w:p>
-    <w:p>
-      <w:pPr>
-        <w:spacing w:line="360" w:lineRule="auto"/>
-        <w:ind w:left="-624"/>
-        <w:rPr>
-          <w:rFonts w:ascii="Times New Roman" w:hAnsi="Times New Roman" w:cs="Times New Roman"/>
-          <w:color w:val="27251E"/>
-          <w:sz w:val="28"/>
-          <w:szCs w:val="28"/>
-        </w:rPr>
-      </w:pPr>
-      <w:r>
-        <w:rPr>
-          <w:rFonts w:ascii="Times New Roman" w:hAnsi="Times New Roman" w:cs="Times New Roman"/>
-          <w:color w:val="27251E"/>
-          <w:sz w:val="28"/>
-          <w:szCs w:val="28"/>
-        </w:rPr>
-        <w:drawing>
-          <wp:inline distT="0" distB="0" distL="0" distR="0" wp14:anchorId="5F71F788" wp14:editId="0088558C">
-            <wp:extent cx="6120130" cy="4586605"/>
-            <wp:effectExtent l="0" t="0" r="0" b="4445"/>
-            <wp:docPr id="9" name="Рисунок 9"/>
             <wp:cNvGraphicFramePr>
               <a:graphicFrameLocks xmlns:a="http://schemas.openxmlformats.org/drawingml/2006/main" noChangeAspect="1"/>
             </wp:cNvGraphicFramePr>
@@ -3794,6 +3612,137 @@
                   <pic:spPr>
                     <a:xfrm>
                       <a:off x="0" y="0"/>
+                      <a:ext cx="6120130" cy="3394075"/>
+                    </a:xfrm>
+                    <a:prstGeom prst="rect">
+                      <a:avLst/>
+                    </a:prstGeom>
+                  </pic:spPr>
+                </pic:pic>
+              </a:graphicData>
+            </a:graphic>
+          </wp:inline>
+        </w:drawing>
+      </w:r>
+      <w:r>
+        <w:rPr>
+          <w:rFonts w:ascii="Times New Roman" w:hAnsi="Times New Roman" w:cs="Times New Roman"/>
+          <w:color w:val="27251E"/>
+          <w:sz w:val="28"/>
+          <w:szCs w:val="28"/>
+        </w:rPr>
+        <w:t xml:space="preserve"> Вторая функция - преобразование изображения в оттенки серого.</w:t>
+      </w:r>
+    </w:p>
+    <w:p>
+      <w:pPr>
+        <w:spacing w:line="360" w:lineRule="auto"/>
+        <w:ind w:left="-624" w:firstLine="709"/>
+        <w:rPr>
+          <w:rFonts w:ascii="Times New Roman" w:hAnsi="Times New Roman" w:cs="Times New Roman"/>
+          <w:color w:val="27251E"/>
+          <w:sz w:val="28"/>
+          <w:szCs w:val="28"/>
+        </w:rPr>
+      </w:pPr>
+      <w:r>
+        <w:rPr>
+          <w:rFonts w:ascii="Times New Roman" w:hAnsi="Times New Roman" w:cs="Times New Roman"/>
+          <w:noProof/>
+          <w:color w:val="27251E"/>
+          <w:sz w:val="28"/>
+          <w:szCs w:val="28"/>
+        </w:rPr>
+        <w:drawing>
+          <wp:inline distT="0" distB="0" distL="0" distR="0" wp14:anchorId="29974ADB" wp14:editId="25E746DA">
+            <wp:extent cx="6120130" cy="1910715"/>
+            <wp:effectExtent l="0" t="0" r="0" b="0"/>
+            <wp:docPr id="8" name="Рисунок 8"/>
+            <wp:cNvGraphicFramePr>
+              <a:graphicFrameLocks xmlns:a="http://schemas.openxmlformats.org/drawingml/2006/main" noChangeAspect="1"/>
+            </wp:cNvGraphicFramePr>
+            <a:graphic xmlns:a="http://schemas.openxmlformats.org/drawingml/2006/main">
+              <a:graphicData uri="http://schemas.openxmlformats.org/drawingml/2006/picture">
+                <pic:pic xmlns:pic="http://schemas.openxmlformats.org/drawingml/2006/picture">
+                  <pic:nvPicPr>
+                    <pic:cNvPr id="1" name=""/>
+                    <pic:cNvPicPr/>
+                  </pic:nvPicPr>
+                  <pic:blipFill>
+                    <a:blip r:embed="rId17"/>
+                    <a:stretch>
+                      <a:fillRect/>
+                    </a:stretch>
+                  </pic:blipFill>
+                  <pic:spPr>
+                    <a:xfrm>
+                      <a:off x="0" y="0"/>
+                      <a:ext cx="6120130" cy="1910715"/>
+                    </a:xfrm>
+                    <a:prstGeom prst="rect">
+                      <a:avLst/>
+                    </a:prstGeom>
+                  </pic:spPr>
+                </pic:pic>
+              </a:graphicData>
+            </a:graphic>
+          </wp:inline>
+        </w:drawing>
+      </w:r>
+      <w:r>
+        <w:rPr>
+          <w:rFonts w:ascii="Times New Roman" w:hAnsi="Times New Roman" w:cs="Times New Roman"/>
+          <w:color w:val="27251E"/>
+          <w:sz w:val="28"/>
+          <w:szCs w:val="28"/>
+        </w:rPr>
+        <w:t xml:space="preserve"> Третья функция   - рисование зелёной линии на изображении, при этом координаты начальной и конечной точек, а также толщина линии вводятся пользователем через интерфейс приложения.</w:t>
+      </w:r>
+    </w:p>
+    <w:p>
+      <w:pPr>
+        <w:spacing w:line="360" w:lineRule="auto"/>
+        <w:ind w:left="-624" w:firstLine="709"/>
+        <w:rPr>
+          <w:rFonts w:ascii="Times New Roman" w:hAnsi="Times New Roman" w:cs="Times New Roman"/>
+          <w:color w:val="27251E"/>
+          <w:sz w:val="28"/>
+          <w:szCs w:val="28"/>
+        </w:rPr>
+      </w:pPr>
+      <w:r>
+        <w:rPr>
+          <w:rFonts w:ascii="Times New Roman" w:hAnsi="Times New Roman" w:cs="Times New Roman"/>
+          <w:noProof/>
+          <w:color w:val="27251E"/>
+          <w:sz w:val="28"/>
+          <w:szCs w:val="28"/>
+        </w:rPr>
+        <w:lastRenderedPageBreak/>
+        <w:drawing>
+          <wp:inline distT="0" distB="0" distL="0" distR="0" wp14:anchorId="5F71F788" wp14:editId="0088558C">
+            <wp:extent cx="6120130" cy="4586605"/>
+            <wp:effectExtent l="0" t="0" r="0" b="4445"/>
+            <wp:docPr id="9" name="Рисунок 9"/>
+            <wp:cNvGraphicFramePr>
+              <a:graphicFrameLocks xmlns:a="http://schemas.openxmlformats.org/drawingml/2006/main" noChangeAspect="1"/>
+            </wp:cNvGraphicFramePr>
+            <a:graphic xmlns:a="http://schemas.openxmlformats.org/drawingml/2006/main">
+              <a:graphicData uri="http://schemas.openxmlformats.org/drawingml/2006/picture">
+                <pic:pic xmlns:pic="http://schemas.openxmlformats.org/drawingml/2006/picture">
+                  <pic:nvPicPr>
+                    <pic:cNvPr id="1" name=""/>
+                    <pic:cNvPicPr/>
+                  </pic:nvPicPr>
+                  <pic:blipFill>
+                    <a:blip r:embed="rId18"/>
+                    <a:stretch>
+                      <a:fillRect/>
+                    </a:stretch>
+                  </pic:blipFill>
+                  <pic:spPr>
+                    <a:xfrm>
+                      <a:off x="0" y="0"/>
                       <a:ext cx="6120130" cy="4586605"/>
                     </a:xfrm>
                     <a:prstGeom prst="rect">
@@ -3810,7 +3759,7 @@
     <w:p>
       <w:pPr>
         <w:spacing w:line="360" w:lineRule="auto"/>
-        <w:ind w:left="-624"/>
+        <w:ind w:left="-624" w:firstLine="709"/>
         <w:rPr>
           <w:rFonts w:ascii="Times New Roman" w:hAnsi="Times New Roman" w:cs="Times New Roman"/>
           <w:color w:val="27251E"/>
@@ -3845,8 +3794,131 @@
           <w:szCs w:val="28"/>
         </w:rPr>
         <w:noBreakHyphen/>
-        <w:t xml:space="preserve">каналов, выполнение операций размытия, перевода в серый цвет и рисования </w:t>
-      </w:r>
+        <w:t>каналов, выполнение операций размытия, перевода в серый цвет и рисования линии, а также устойчивость программы к ошибкам ввода. Такой этап тестирования прямо предусмотрен календарным графиком практики.</w:t>
+      </w:r>
+    </w:p>
+    <w:p>
+      <w:pPr>
+        <w:spacing w:line="360" w:lineRule="auto"/>
+        <w:ind w:left="-624" w:firstLine="709"/>
+        <w:rPr>
+          <w:rFonts w:ascii="Times New Roman" w:hAnsi="Times New Roman" w:cs="Times New Roman"/>
+          <w:color w:val="27251E"/>
+          <w:sz w:val="28"/>
+          <w:szCs w:val="28"/>
+        </w:rPr>
+      </w:pPr>
+      <w:r>
+        <w:rPr>
+          <w:rFonts w:ascii="Times New Roman" w:hAnsi="Times New Roman" w:cs="Times New Roman"/>
+          <w:color w:val="27251E"/>
+          <w:sz w:val="28"/>
+          <w:szCs w:val="28"/>
+        </w:rPr>
+        <w:t>По результатам выполнения практики было получено работоспособное приложение, соответствующее</w:t>
+      </w:r>
+      <w:r>
+        <w:rPr>
+          <w:rFonts w:ascii="Times New Roman" w:hAnsi="Times New Roman" w:cs="Times New Roman"/>
+          <w:color w:val="27251E"/>
+          <w:sz w:val="28"/>
+          <w:szCs w:val="28"/>
+        </w:rPr>
+        <w:t xml:space="preserve"> требованиям индивидуального задания. Дополнительно были подготовлены файл </w:t>
+      </w:r>
+      <w:r>
+        <w:rPr>
+          <w:rFonts w:ascii="Times New Roman" w:hAnsi="Times New Roman" w:cs="Times New Roman"/>
+          <w:color w:val="27251E"/>
+          <w:sz w:val="28"/>
+          <w:szCs w:val="28"/>
+        </w:rPr>
+        <w:t>«</w:t>
+      </w:r>
+      <w:r>
+        <w:rPr>
+          <w:rFonts w:ascii="Times New Roman" w:hAnsi="Times New Roman" w:cs="Times New Roman"/>
+          <w:color w:val="27251E"/>
+          <w:sz w:val="28"/>
+          <w:szCs w:val="28"/>
+        </w:rPr>
+        <w:t>requirements</w:t>
+      </w:r>
+      <w:r>
+        <w:rPr>
+          <w:rFonts w:ascii="Times New Roman" w:hAnsi="Times New Roman" w:cs="Times New Roman"/>
+          <w:color w:val="27251E"/>
+          <w:sz w:val="28"/>
+          <w:szCs w:val="28"/>
+        </w:rPr>
+        <w:t>.</w:t>
+      </w:r>
+      <w:r>
+        <w:rPr>
+          <w:rFonts w:ascii="Times New Roman" w:hAnsi="Times New Roman" w:cs="Times New Roman"/>
+          <w:color w:val="27251E"/>
+          <w:sz w:val="28"/>
+          <w:szCs w:val="28"/>
+        </w:rPr>
+        <w:t>txt</w:t>
+      </w:r>
+      <w:r>
+        <w:rPr>
+          <w:rFonts w:ascii="Times New Roman" w:hAnsi="Times New Roman" w:cs="Times New Roman"/>
+          <w:color w:val="27251E"/>
+          <w:sz w:val="28"/>
+          <w:szCs w:val="28"/>
+        </w:rPr>
+        <w:t>»</w:t>
+      </w:r>
+      <w:r>
+        <w:rPr>
+          <w:rFonts w:ascii="Times New Roman" w:hAnsi="Times New Roman" w:cs="Times New Roman"/>
+          <w:color w:val="27251E"/>
+          <w:sz w:val="28"/>
+          <w:szCs w:val="28"/>
+        </w:rPr>
+        <w:t xml:space="preserve"> и инструкция по запуску программы из исходного кода, что обеспечивает возможность воспроизведения проекта в аналогичном программном окружении.</w:t>
+      </w:r>
+    </w:p>
+    <w:p>
+      <w:pPr>
+        <w:spacing w:line="360" w:lineRule="auto"/>
+        <w:ind w:left="-624" w:firstLine="709"/>
+        <w:jc w:val="center"/>
+        <w:rPr>
+          <w:rFonts w:ascii="Times New Roman" w:hAnsi="Times New Roman" w:cs="Times New Roman"/>
+          <w:color w:val="27251E"/>
+          <w:sz w:val="28"/>
+          <w:szCs w:val="28"/>
+        </w:rPr>
+      </w:pPr>
+    </w:p>
+    <w:p>
+      <w:pPr>
+        <w:spacing w:line="360" w:lineRule="auto"/>
+        <w:ind w:left="-624" w:firstLine="709"/>
+        <w:jc w:val="center"/>
+        <w:rPr>
+          <w:rFonts w:ascii="Times New Roman" w:hAnsi="Times New Roman" w:cs="Times New Roman"/>
+          <w:color w:val="27251E"/>
+          <w:sz w:val="28"/>
+          <w:szCs w:val="28"/>
+        </w:rPr>
+      </w:pPr>
+    </w:p>
+    <w:p>
+      <w:pPr>
+        <w:spacing w:line="360" w:lineRule="auto"/>
+        <w:ind w:left="-624" w:firstLine="709"/>
+        <w:jc w:val="center"/>
+        <w:rPr>
+          <w:rFonts w:ascii="Times New Roman" w:hAnsi="Times New Roman" w:cs="Times New Roman"/>
+          <w:color w:val="27251E"/>
+          <w:sz w:val="28"/>
+          <w:szCs w:val="28"/>
+        </w:rPr>
+      </w:pPr>
       <w:r>
         <w:rPr>
           <w:rFonts w:ascii="Times New Roman" w:hAnsi="Times New Roman" w:cs="Times New Roman"/>
@@ -3855,131 +3927,7 @@
           <w:szCs w:val="28"/>
         </w:rPr>
         <w:lastRenderedPageBreak/>
-        <w:t>линии, а также устойчивость программы к ошибкам ввода. Такой этап тестирования прямо предусмотрен календарным графиком практики.</w:t>
-      </w:r>
-    </w:p>
-    <w:p>
-      <w:pPr>
-        <w:spacing w:line="360" w:lineRule="auto"/>
-        <w:ind w:left="-624"/>
-        <w:rPr>
-          <w:rFonts w:ascii="Times New Roman" w:hAnsi="Times New Roman" w:cs="Times New Roman"/>
-          <w:color w:val="27251E"/>
-          <w:sz w:val="28"/>
-          <w:szCs w:val="28"/>
-        </w:rPr>
-      </w:pPr>
-      <w:r>
-        <w:rPr>
-          <w:rFonts w:ascii="Times New Roman" w:hAnsi="Times New Roman" w:cs="Times New Roman"/>
-          <w:color w:val="27251E"/>
-          <w:sz w:val="28"/>
-          <w:szCs w:val="28"/>
-        </w:rPr>
-        <w:t>По результатам выполнения практики было получено работоспособное приложение, соответствующее</w:t>
-      </w:r>
-      <w:r>
-        <w:rPr>
-          <w:rFonts w:ascii="Times New Roman" w:hAnsi="Times New Roman" w:cs="Times New Roman"/>
-          <w:color w:val="27251E"/>
-          <w:sz w:val="28"/>
-          <w:szCs w:val="28"/>
-        </w:rPr>
-        <w:t xml:space="preserve"> требованиям индивидуального задания. Дополнительно были подготовлены файл</w:t>
-      </w:r>
-      <w:r>
-        <w:rPr>
-          <w:rFonts w:ascii="Times New Roman" w:hAnsi="Times New Roman" w:cs="Times New Roman"/>
-          <w:color w:val="27251E"/>
-          <w:sz w:val="28"/>
-          <w:szCs w:val="28"/>
-        </w:rPr>
-        <w:t xml:space="preserve"> </w:t>
-      </w:r>
-      <w:r>
-        <w:rPr>
-          <w:rFonts w:ascii="Times New Roman" w:hAnsi="Times New Roman" w:cs="Times New Roman"/>
-          <w:color w:val="27251E"/>
-          <w:sz w:val="28"/>
-          <w:szCs w:val="28"/>
-        </w:rPr>
-        <w:t>«</w:t>
-      </w:r>
-      <w:r>
-        <w:rPr>
-          <w:rFonts w:ascii="Times New Roman" w:hAnsi="Times New Roman" w:cs="Times New Roman"/>
-          <w:color w:val="27251E"/>
-          <w:sz w:val="28"/>
-          <w:szCs w:val="28"/>
-        </w:rPr>
-        <w:t>requirements</w:t>
-      </w:r>
-      <w:r>
-        <w:rPr>
-          <w:rFonts w:ascii="Times New Roman" w:hAnsi="Times New Roman" w:cs="Times New Roman"/>
-          <w:color w:val="27251E"/>
-          <w:sz w:val="28"/>
-          <w:szCs w:val="28"/>
-        </w:rPr>
-        <w:t>.</w:t>
-      </w:r>
-      <w:r>
-        <w:rPr>
-          <w:rFonts w:ascii="Times New Roman" w:hAnsi="Times New Roman" w:cs="Times New Roman"/>
-          <w:color w:val="27251E"/>
-          <w:sz w:val="28"/>
-          <w:szCs w:val="28"/>
-        </w:rPr>
-        <w:t>txt</w:t>
-      </w:r>
-      <w:r>
-        <w:rPr>
-          <w:rFonts w:ascii="Times New Roman" w:hAnsi="Times New Roman" w:cs="Times New Roman"/>
-          <w:color w:val="27251E"/>
-          <w:sz w:val="28"/>
-          <w:szCs w:val="28"/>
-        </w:rPr>
-        <w:t>»</w:t>
-      </w:r>
-      <w:r>
-        <w:rPr>
-          <w:rFonts w:ascii="Times New Roman" w:hAnsi="Times New Roman" w:cs="Times New Roman"/>
-          <w:color w:val="27251E"/>
-          <w:sz w:val="28"/>
-          <w:szCs w:val="28"/>
-        </w:rPr>
-        <w:t xml:space="preserve"> </w:t>
-      </w:r>
-      <w:r>
-        <w:rPr>
-          <w:rFonts w:ascii="Times New Roman" w:hAnsi="Times New Roman" w:cs="Times New Roman"/>
-          <w:color w:val="27251E"/>
-          <w:sz w:val="28"/>
-          <w:szCs w:val="28"/>
-        </w:rPr>
-        <w:t>и инструкция по запуску программы из исходного кода, что обеспечивает возможность воспроизведения проекта в аналогичном программном окружении.</w:t>
-      </w:r>
-    </w:p>
-    <w:p>
-      <w:pPr>
-        <w:spacing w:line="360" w:lineRule="auto"/>
-        <w:ind w:left="-624"/>
-        <w:jc w:val="center"/>
-        <w:rPr>
-          <w:rFonts w:ascii="Times New Roman" w:hAnsi="Times New Roman" w:cs="Times New Roman"/>
-          <w:color w:val="27251E"/>
-          <w:sz w:val="28"/>
-          <w:szCs w:val="28"/>
-        </w:rPr>
-      </w:pPr>
-      <w:r>
-        <w:rPr>
-          <w:rFonts w:ascii="Times New Roman" w:hAnsi="Times New Roman" w:cs="Times New Roman"/>
-          <w:color w:val="27251E"/>
-          <w:sz w:val="28"/>
-          <w:szCs w:val="28"/>
-        </w:rPr>
-        <w:t>ЛИТЕРАТУРА</w:t>
+        <w:t>СПИСОК ИСПОЛЬЗОВАННЫХ ИСТОЧНИКОВ</w:t>
       </w:r>
     </w:p>
     <w:p>
@@ -3990,6 +3938,7 @@
           <w:numId w:val="5"/>
         </w:numPr>
         <w:spacing w:line="360" w:lineRule="auto"/>
+        <w:ind w:firstLine="709"/>
         <w:rPr>
           <w:rFonts w:ascii="Times New Roman" w:hAnsi="Times New Roman" w:cs="Times New Roman"/>
           <w:color w:val="27251E"/>
@@ -4015,6 +3964,7 @@
           <w:numId w:val="5"/>
         </w:numPr>
         <w:spacing w:line="360" w:lineRule="auto"/>
+        <w:ind w:firstLine="709"/>
         <w:rPr>
           <w:rFonts w:ascii="Times New Roman" w:hAnsi="Times New Roman" w:cs="Times New Roman"/>
           <w:color w:val="27251E"/>
@@ -4040,6 +3990,7 @@
           <w:numId w:val="5"/>
         </w:numPr>
         <w:spacing w:line="360" w:lineRule="auto"/>
+        <w:ind w:firstLine="709"/>
         <w:rPr>
           <w:rFonts w:ascii="Times New Roman" w:hAnsi="Times New Roman" w:cs="Times New Roman"/>
           <w:color w:val="27251E"/>
@@ -4056,7 +4007,7 @@
         </w:rPr>
         <w:t>Документация Python. </w:t>
       </w:r>
-      <w:hyperlink r:id="rId17" w:tgtFrame="_blank" w:history="1">
+      <w:hyperlink r:id="rId19" w:tgtFrame="_blank" w:history="1">
         <w:r>
           <w:rPr>
             <w:rFonts w:ascii="Times New Roman" w:hAnsi="Times New Roman" w:cs="Times New Roman"/>
@@ -4076,6 +4027,7 @@
           <w:numId w:val="5"/>
         </w:numPr>
         <w:spacing w:line="360" w:lineRule="auto"/>
+        <w:ind w:firstLine="709"/>
         <w:rPr>
           <w:rFonts w:ascii="Times New Roman" w:hAnsi="Times New Roman" w:cs="Times New Roman"/>
           <w:color w:val="27251E"/>
@@ -4092,7 +4044,7 @@
         </w:rPr>
         <w:t>Документация OpenCV. </w:t>
       </w:r>
-      <w:hyperlink r:id="rId18" w:tgtFrame="_blank" w:history="1">
+      <w:hyperlink r:id="rId20" w:tgtFrame="_blank" w:history="1">
         <w:r>
           <w:rPr>
             <w:rFonts w:ascii="Times New Roman" w:hAnsi="Times New Roman" w:cs="Times New Roman"/>
@@ -4112,6 +4064,7 @@
           <w:numId w:val="5"/>
         </w:numPr>
         <w:spacing w:line="360" w:lineRule="auto"/>
+        <w:ind w:firstLine="709"/>
         <w:rPr>
           <w:rFonts w:ascii="Times New Roman" w:hAnsi="Times New Roman" w:cs="Times New Roman"/>
           <w:color w:val="27251E"/>
@@ -4128,7 +4081,7 @@
         </w:rPr>
         <w:t>Документация Pillow. </w:t>
       </w:r>
-      <w:hyperlink r:id="rId19" w:tgtFrame="_blank" w:history="1">
+      <w:hyperlink r:id="rId21" w:tgtFrame="_blank" w:history="1">
         <w:r>
           <w:rPr>
             <w:rFonts w:ascii="Times New Roman" w:hAnsi="Times New Roman" w:cs="Times New Roman"/>
@@ -4143,19 +4096,19 @@
     <w:p>
       <w:pPr>
         <w:spacing w:line="360" w:lineRule="auto"/>
-        <w:ind w:left="-624"/>
-        <w:rPr>
-          <w:rFonts w:ascii="Times New Roman" w:hAnsi="Times New Roman" w:cs="Times New Roman"/>
-          <w:color w:val="27251E"/>
-          <w:sz w:val="28"/>
-          <w:szCs w:val="28"/>
-        </w:rPr>
-      </w:pPr>
-    </w:p>
-    <w:p>
-      <w:pPr>
-        <w:spacing w:line="360" w:lineRule="auto"/>
-        <w:ind w:left="-624"/>
+        <w:ind w:left="-624" w:firstLine="709"/>
+        <w:rPr>
+          <w:rFonts w:ascii="Times New Roman" w:hAnsi="Times New Roman" w:cs="Times New Roman"/>
+          <w:color w:val="27251E"/>
+          <w:sz w:val="28"/>
+          <w:szCs w:val="28"/>
+        </w:rPr>
+      </w:pPr>
+    </w:p>
+    <w:p>
+      <w:pPr>
+        <w:spacing w:line="360" w:lineRule="auto"/>
+        <w:ind w:left="-624" w:firstLine="709"/>
         <w:rPr>
           <w:rFonts w:ascii="Times New Roman" w:hAnsi="Times New Roman" w:cs="Times New Roman"/>
           <w:color w:val="27251E"/>
@@ -4165,13 +4118,107 @@
       </w:pPr>
     </w:p>
     <w:sectPr>
+      <w:footerReference w:type="default" r:id="rId22"/>
       <w:pgSz w:w="11906" w:h="16838"/>
       <w:pgMar w:top="1134" w:right="567" w:bottom="1134" w:left="1701" w:header="709" w:footer="709" w:gutter="0"/>
       <w:cols w:space="708"/>
+      <w:titlePg/>
       <w:docGrid w:linePitch="360"/>
     </w:sectPr>
   </w:body>
 </w:document>
+</file>
+
+<file path=word/endnotes.xml><?xml version="1.0" encoding="utf-8"?>
+<w:endnotes xmlns:wpc="http://schemas.microsoft.com/office/word/2010/wordprocessingCanvas" xmlns:cx="http://schemas.microsoft.com/office/drawing/2014/chartex" xmlns:cx1="http://schemas.microsoft.com/office/drawing/2015/9/8/chartex" xmlns:cx2="http://schemas.microsoft.com/office/drawing/2015/10/21/chartex" xmlns:cx3="http://schemas.microsoft.com/office/drawing/2016/5/9/chartex" xmlns:cx4="http://schemas.microsoft.com/office/drawing/2016/5/10/chartex" xmlns:cx5="http://schemas.microsoft.com/office/drawing/2016/5/11/chartex" xmlns:cx6="http://schemas.microsoft.com/office/drawing/2016/5/12/chartex" xmlns:cx7="http://schemas.microsoft.com/office/drawing/2016/5/13/chartex" xmlns:cx8="http://schemas.microsoft.com/office/drawing/2016/5/14/chartex" xmlns:mc="http://schemas.openxmlformats.org/markup-compatibility/2006" xmlns:aink="http://schemas.microsoft.com/office/drawing/2016/ink" xmlns:am3d="http://schemas.microsoft.com/office/drawing/2017/model3d" xmlns:o="urn:schemas-microsoft-com:office:office" xmlns:r="http://schemas.openxmlformats.org/officeDocument/2006/relationships" xmlns:m="http://schemas.openxmlformats.org/officeDocument/2006/math" xmlns:v="urn:schemas-microsoft-com:vml" xmlns:wp14="http://schemas.microsoft.com/office/word/2010/wordprocessingDrawing" xmlns:wp="http://schemas.openxmlformats.org/drawingml/2006/wordprocessingDrawing" xmlns:w10="urn:schemas-microsoft-com:office:word" xmlns:w="http://schemas.openxmlformats.org/wordprocessingml/2006/main" xmlns:w14="http://schemas.microsoft.com/office/word/2010/wordml" xmlns:w15="http://schemas.microsoft.com/office/word/2012/wordml" xmlns:w16cex="http://schemas.microsoft.com/office/word/2018/wordml/cex" xmlns:w16cid="http://schemas.microsoft.com/office/word/2016/wordml/cid" xmlns:w16="http://schemas.microsoft.com/office/word/2018/wordml" xmlns:w16sdtdh="http://schemas.microsoft.com/office/word/2020/wordml/sdtdatahash" xmlns:w16se="http://schemas.microsoft.com/office/word/2015/wordml/symex" xmlns:wpg="http://schemas.microsoft.com/office/word/2010/wordprocessingGroup" xmlns:wpi="http://schemas.microsoft.com/office/word/2010/wordprocessingInk" xmlns:wne="http://schemas.microsoft.com/office/word/2006/wordml" xmlns:wps="http://schemas.microsoft.com/office/word/2010/wordprocessingShape" mc:Ignorable="w14 w15 w16se w16cid w16 w16cex w16sdtdh wp14">
+  <w:endnote w:type="separator" w:id="-1">
+    <w:p>
+      <w:pPr>
+        <w:spacing w:after="0" w:line="240" w:lineRule="auto"/>
+      </w:pPr>
+      <w:r>
+        <w:separator/>
+      </w:r>
+    </w:p>
+  </w:endnote>
+  <w:endnote w:type="continuationSeparator" w:id="0">
+    <w:p>
+      <w:pPr>
+        <w:spacing w:after="0" w:line="240" w:lineRule="auto"/>
+      </w:pPr>
+      <w:r>
+        <w:continuationSeparator/>
+      </w:r>
+    </w:p>
+  </w:endnote>
+</w:endnotes>
+</file>
+
+<file path=word/footer1.xml><?xml version="1.0" encoding="utf-8"?>
+<w:ftr xmlns:wpc="http://schemas.microsoft.com/office/word/2010/wordprocessingCanvas" xmlns:cx="http://schemas.microsoft.com/office/drawing/2014/chartex" xmlns:cx1="http://schemas.microsoft.com/office/drawing/2015/9/8/chartex" xmlns:cx2="http://schemas.microsoft.com/office/drawing/2015/10/21/chartex" xmlns:cx3="http://schemas.microsoft.com/office/drawing/2016/5/9/chartex" xmlns:cx4="http://schemas.microsoft.com/office/drawing/2016/5/10/chartex" xmlns:cx5="http://schemas.microsoft.com/office/drawing/2016/5/11/chartex" xmlns:cx6="http://schemas.microsoft.com/office/drawing/2016/5/12/chartex" xmlns:cx7="http://schemas.microsoft.com/office/drawing/2016/5/13/chartex" xmlns:cx8="http://schemas.microsoft.com/office/drawing/2016/5/14/chartex" xmlns:mc="http://schemas.openxmlformats.org/markup-compatibility/2006" xmlns:aink="http://schemas.microsoft.com/office/drawing/2016/ink" xmlns:am3d="http://schemas.microsoft.com/office/drawing/2017/model3d" xmlns:o="urn:schemas-microsoft-com:office:office" xmlns:r="http://schemas.openxmlformats.org/officeDocument/2006/relationships" xmlns:m="http://schemas.openxmlformats.org/officeDocument/2006/math" xmlns:v="urn:schemas-microsoft-com:vml" xmlns:wp14="http://schemas.microsoft.com/office/word/2010/wordprocessingDrawing" xmlns:wp="http://schemas.openxmlformats.org/drawingml/2006/wordprocessingDrawing" xmlns:w10="urn:schemas-microsoft-com:office:word" xmlns:w="http://schemas.openxmlformats.org/wordprocessingml/2006/main" xmlns:w14="http://schemas.microsoft.com/office/word/2010/wordml" xmlns:w15="http://schemas.microsoft.com/office/word/2012/wordml" xmlns:w16cex="http://schemas.microsoft.com/office/word/2018/wordml/cex" xmlns:w16cid="http://schemas.microsoft.com/office/word/2016/wordml/cid" xmlns:w16="http://schemas.microsoft.com/office/word/2018/wordml" xmlns:w16sdtdh="http://schemas.microsoft.com/office/word/2020/wordml/sdtdatahash" xmlns:w16se="http://schemas.microsoft.com/office/word/2015/wordml/symex" xmlns:wpg="http://schemas.microsoft.com/office/word/2010/wordprocessingGroup" xmlns:wpi="http://schemas.microsoft.com/office/word/2010/wordprocessingInk" xmlns:wne="http://schemas.microsoft.com/office/word/2006/wordml" xmlns:wps="http://schemas.microsoft.com/office/word/2010/wordprocessingShape" mc:Ignorable="w14 w15 w16se w16cid w16 w16cex w16sdtdh wp14">
+  <w:sdt>
+    <w:sdtPr>
+      <w:id w:val="536854628"/>
+      <w:docPartObj>
+        <w:docPartGallery w:val="Page Numbers (Bottom of Page)"/>
+        <w:docPartUnique/>
+      </w:docPartObj>
+    </w:sdtPr>
+    <w:sdtContent>
+      <w:p>
+        <w:pPr>
+          <w:pStyle w:val="a9"/>
+          <w:jc w:val="center"/>
+        </w:pPr>
+        <w:r>
+          <w:fldChar w:fldCharType="begin"/>
+        </w:r>
+        <w:r>
+          <w:instrText>PAGE   \* MERGEFORMAT</w:instrText>
+        </w:r>
+        <w:r>
+          <w:fldChar w:fldCharType="separate"/>
+        </w:r>
+        <w:r>
+          <w:t>2</w:t>
+        </w:r>
+        <w:r>
+          <w:fldChar w:fldCharType="end"/>
+        </w:r>
+      </w:p>
+    </w:sdtContent>
+  </w:sdt>
+  <w:p>
+    <w:pPr>
+      <w:pStyle w:val="a9"/>
+    </w:pPr>
+  </w:p>
+</w:ftr>
+</file>
+
+<file path=word/footnotes.xml><?xml version="1.0" encoding="utf-8"?>
+<w:footnotes xmlns:wpc="http://schemas.microsoft.com/office/word/2010/wordprocessingCanvas" xmlns:cx="http://schemas.microsoft.com/office/drawing/2014/chartex" xmlns:cx1="http://schemas.microsoft.com/office/drawing/2015/9/8/chartex" xmlns:cx2="http://schemas.microsoft.com/office/drawing/2015/10/21/chartex" xmlns:cx3="http://schemas.microsoft.com/office/drawing/2016/5/9/chartex" xmlns:cx4="http://schemas.microsoft.com/office/drawing/2016/5/10/chartex" xmlns:cx5="http://schemas.microsoft.com/office/drawing/2016/5/11/chartex" xmlns:cx6="http://schemas.microsoft.com/office/drawing/2016/5/12/chartex" xmlns:cx7="http://schemas.microsoft.com/office/drawing/2016/5/13/chartex" xmlns:cx8="http://schemas.microsoft.com/office/drawing/2016/5/14/chartex" xmlns:mc="http://schemas.openxmlformats.org/markup-compatibility/2006" xmlns:aink="http://schemas.microsoft.com/office/drawing/2016/ink" xmlns:am3d="http://schemas.microsoft.com/office/drawing/2017/model3d" xmlns:o="urn:schemas-microsoft-com:office:office" xmlns:r="http://schemas.openxmlformats.org/officeDocument/2006/relationships" xmlns:m="http://schemas.openxmlformats.org/officeDocument/2006/math" xmlns:v="urn:schemas-microsoft-com:vml" xmlns:wp14="http://schemas.microsoft.com/office/word/2010/wordprocessingDrawing" xmlns:wp="http://schemas.openxmlformats.org/drawingml/2006/wordprocessingDrawing" xmlns:w10="urn:schemas-microsoft-com:office:word" xmlns:w="http://schemas.openxmlformats.org/wordprocessingml/2006/main" xmlns:w14="http://schemas.microsoft.com/office/word/2010/wordml" xmlns:w15="http://schemas.microsoft.com/office/word/2012/wordml" xmlns:w16cex="http://schemas.microsoft.com/office/word/2018/wordml/cex" xmlns:w16cid="http://schemas.microsoft.com/office/word/2016/wordml/cid" xmlns:w16="http://schemas.microsoft.com/office/word/2018/wordml" xmlns:w16sdtdh="http://schemas.microsoft.com/office/word/2020/wordml/sdtdatahash" xmlns:w16se="http://schemas.microsoft.com/office/word/2015/wordml/symex" xmlns:wpg="http://schemas.microsoft.com/office/word/2010/wordprocessingGroup" xmlns:wpi="http://schemas.microsoft.com/office/word/2010/wordprocessingInk" xmlns:wne="http://schemas.microsoft.com/office/word/2006/wordml" xmlns:wps="http://schemas.microsoft.com/office/word/2010/wordprocessingShape" mc:Ignorable="w14 w15 w16se w16cid w16 w16cex w16sdtdh wp14">
+  <w:footnote w:type="separator" w:id="-1">
+    <w:p>
+      <w:pPr>
+        <w:spacing w:after="0" w:line="240" w:lineRule="auto"/>
+      </w:pPr>
+      <w:r>
+        <w:separator/>
+      </w:r>
+    </w:p>
+  </w:footnote>
+  <w:footnote w:type="continuationSeparator" w:id="0">
+    <w:p>
+      <w:pPr>
+        <w:spacing w:after="0" w:line="240" w:lineRule="auto"/>
+      </w:pPr>
+      <w:r>
+        <w:continuationSeparator/>
+      </w:r>
+    </w:p>
+  </w:footnote>
+</w:footnotes>
 </file>
 
 <file path=word/numbering.xml><?xml version="1.0" encoding="utf-8"?>
@@ -5232,6 +5279,50 @@
     <w:basedOn w:val="a0"/>
     <w:rsid w:val="00A17110"/>
   </w:style>
+  <w:style w:type="paragraph" w:styleId="a7">
+    <w:name w:val="header"/>
+    <w:basedOn w:val="a"/>
+    <w:link w:val="a8"/>
+    <w:uiPriority w:val="99"/>
+    <w:unhideWhenUsed/>
+    <w:rsid w:val="004C7C33"/>
+    <w:pPr>
+      <w:tabs>
+        <w:tab w:val="center" w:pos="4677"/>
+        <w:tab w:val="right" w:pos="9355"/>
+      </w:tabs>
+      <w:spacing w:after="0" w:line="240" w:lineRule="auto"/>
+    </w:pPr>
+  </w:style>
+  <w:style w:type="character" w:customStyle="1" w:styleId="a8">
+    <w:name w:val="Верхний колонтитул Знак"/>
+    <w:basedOn w:val="a0"/>
+    <w:link w:val="a7"/>
+    <w:uiPriority w:val="99"/>
+    <w:rsid w:val="004C7C33"/>
+  </w:style>
+  <w:style w:type="paragraph" w:styleId="a9">
+    <w:name w:val="footer"/>
+    <w:basedOn w:val="a"/>
+    <w:link w:val="aa"/>
+    <w:uiPriority w:val="99"/>
+    <w:unhideWhenUsed/>
+    <w:rsid w:val="004C7C33"/>
+    <w:pPr>
+      <w:tabs>
+        <w:tab w:val="center" w:pos="4677"/>
+        <w:tab w:val="right" w:pos="9355"/>
+      </w:tabs>
+      <w:spacing w:after="0" w:line="240" w:lineRule="auto"/>
+    </w:pPr>
+  </w:style>
+  <w:style w:type="character" w:customStyle="1" w:styleId="aa">
+    <w:name w:val="Нижний колонтитул Знак"/>
+    <w:basedOn w:val="a0"/>
+    <w:link w:val="a9"/>
+    <w:uiPriority w:val="99"/>
+    <w:rsid w:val="004C7C33"/>
+  </w:style>
 </w:styles>
 </file>
 

--- a/Отчёт по практике Панюшин Анатолий Федорович ЗКИ25-16Б.docx
+++ b/Отчёт по практике Панюшин Анатолий Федорович ЗКИ25-16Б.docx
@@ -225,6 +225,14 @@
           <w:szCs w:val="28"/>
         </w:rPr>
       </w:pPr>
+      <w:r>
+        <w:rPr>
+          <w:rFonts w:ascii="Times New Roman" w:hAnsi="Times New Roman" w:cs="Times New Roman"/>
+          <w:sz w:val="28"/>
+          <w:szCs w:val="28"/>
+        </w:rPr>
+        <w:t>Ознакомительная практика</w:t>
+      </w:r>
     </w:p>
     <w:p>
       <w:pPr>
@@ -243,28 +251,18 @@
           <w:sz w:val="28"/>
           <w:szCs w:val="28"/>
         </w:rPr>
-        <w:t>Ознакомительная практика</w:t>
-      </w:r>
-    </w:p>
-    <w:p>
-      <w:pPr>
-        <w:spacing w:line="360" w:lineRule="auto"/>
-        <w:ind w:firstLine="709"/>
-        <w:jc w:val="center"/>
-        <w:rPr>
-          <w:rFonts w:ascii="Times New Roman" w:hAnsi="Times New Roman" w:cs="Times New Roman"/>
-          <w:sz w:val="28"/>
-          <w:szCs w:val="28"/>
-        </w:rPr>
-      </w:pPr>
-      <w:r>
-        <w:rPr>
-          <w:rFonts w:ascii="Times New Roman" w:hAnsi="Times New Roman" w:cs="Times New Roman"/>
-          <w:sz w:val="28"/>
-          <w:szCs w:val="28"/>
-        </w:rPr>
-        <w:t>_____________________</w:t>
-      </w:r>
+        <w:t>Кафедра программной инженерии</w:t>
+      </w:r>
+    </w:p>
+    <w:p>
+      <w:pPr>
+        <w:spacing w:line="360" w:lineRule="auto"/>
+        <w:rPr>
+          <w:rFonts w:ascii="Times New Roman" w:hAnsi="Times New Roman" w:cs="Times New Roman"/>
+          <w:sz w:val="28"/>
+          <w:szCs w:val="28"/>
+        </w:rPr>
+      </w:pPr>
     </w:p>
     <w:p>
       <w:pPr>
@@ -736,6 +734,7 @@
         </w:rPr>
         <w:t xml:space="preserve">Установить библиотеку </w:t>
       </w:r>
+      <w:proofErr w:type="spellStart"/>
       <w:r>
         <w:rPr>
           <w:rFonts w:ascii="Times New Roman" w:hAnsi="Times New Roman" w:cs="Times New Roman"/>
@@ -745,6 +744,7 @@
         </w:rPr>
         <w:t>PyTorch</w:t>
       </w:r>
+      <w:proofErr w:type="spellEnd"/>
       <w:r>
         <w:rPr>
           <w:rFonts w:ascii="Times New Roman" w:hAnsi="Times New Roman" w:cs="Times New Roman"/>
@@ -985,7 +985,47 @@
           <w:sz w:val="28"/>
           <w:szCs w:val="28"/>
         </w:rPr>
-        <w:t>– выбора изображения из файла (форматы png, jpg) и обработки ошибок загрузки;</w:t>
+        <w:t xml:space="preserve">– выбора изображения из файла (форматы </w:t>
+      </w:r>
+      <w:proofErr w:type="spellStart"/>
+      <w:r>
+        <w:rPr>
+          <w:rFonts w:ascii="Times New Roman" w:hAnsi="Times New Roman" w:cs="Times New Roman"/>
+          <w:color w:val="27251E"/>
+          <w:sz w:val="28"/>
+          <w:szCs w:val="28"/>
+        </w:rPr>
+        <w:t>png</w:t>
+      </w:r>
+      <w:proofErr w:type="spellEnd"/>
+      <w:r>
+        <w:rPr>
+          <w:rFonts w:ascii="Times New Roman" w:hAnsi="Times New Roman" w:cs="Times New Roman"/>
+          <w:color w:val="27251E"/>
+          <w:sz w:val="28"/>
+          <w:szCs w:val="28"/>
+        </w:rPr>
+        <w:t xml:space="preserve">, </w:t>
+      </w:r>
+      <w:proofErr w:type="spellStart"/>
+      <w:r>
+        <w:rPr>
+          <w:rFonts w:ascii="Times New Roman" w:hAnsi="Times New Roman" w:cs="Times New Roman"/>
+          <w:color w:val="27251E"/>
+          <w:sz w:val="28"/>
+          <w:szCs w:val="28"/>
+        </w:rPr>
+        <w:t>jpg</w:t>
+      </w:r>
+      <w:proofErr w:type="spellEnd"/>
+      <w:r>
+        <w:rPr>
+          <w:rFonts w:ascii="Times New Roman" w:hAnsi="Times New Roman" w:cs="Times New Roman"/>
+          <w:color w:val="27251E"/>
+          <w:sz w:val="28"/>
+          <w:szCs w:val="28"/>
+        </w:rPr>
+        <w:t>) и обработки ошибок загрузки;</w:t>
       </w:r>
       <w:r>
         <w:rPr>
@@ -1730,7 +1770,29 @@
                 <w:szCs w:val="21"/>
                 <w:shd w:val="clear" w:color="auto" w:fill="FDFBFA"/>
               </w:rPr>
-              <w:t>Установка библиотеки PyTorch 1.11 (CPU), проверка корректности установки, фиксация версий Python и установленных библиотек.</w:t>
+              <w:t xml:space="preserve">Установка библиотеки </w:t>
+            </w:r>
+            <w:proofErr w:type="spellStart"/>
+            <w:r>
+              <w:rPr>
+                <w:rFonts w:ascii="Times New Roman" w:hAnsi="Times New Roman" w:cs="Times New Roman"/>
+                <w:color w:val="27251E"/>
+                <w:sz w:val="21"/>
+                <w:szCs w:val="21"/>
+                <w:shd w:val="clear" w:color="auto" w:fill="FDFBFA"/>
+              </w:rPr>
+              <w:t>PyTorch</w:t>
+            </w:r>
+            <w:proofErr w:type="spellEnd"/>
+            <w:r>
+              <w:rPr>
+                <w:rFonts w:ascii="Times New Roman" w:hAnsi="Times New Roman" w:cs="Times New Roman"/>
+                <w:color w:val="27251E"/>
+                <w:sz w:val="21"/>
+                <w:szCs w:val="21"/>
+                <w:shd w:val="clear" w:color="auto" w:fill="FDFBFA"/>
+              </w:rPr>
+              <w:t xml:space="preserve"> 1.11 (CPU), проверка корректности установки, фиксация версий Python и установленных библиотек.</w:t>
             </w:r>
           </w:p>
         </w:tc>
@@ -2578,7 +2640,27 @@
           <w:sz w:val="28"/>
           <w:szCs w:val="28"/>
         </w:rPr>
-        <w:t xml:space="preserve">В соответствии с заданием практики было создано виртуальное окружение на базе интерпретатора Python версии 3.6.8 с использованием стандартного модуля venv. </w:t>
+        <w:t xml:space="preserve">В соответствии с заданием практики было создано виртуальное окружение на базе интерпретатора Python версии 3.6.8 с использованием стандартного модуля </w:t>
+      </w:r>
+      <w:proofErr w:type="spellStart"/>
+      <w:r>
+        <w:rPr>
+          <w:rFonts w:ascii="Times New Roman" w:hAnsi="Times New Roman" w:cs="Times New Roman"/>
+          <w:color w:val="27251E"/>
+          <w:sz w:val="28"/>
+          <w:szCs w:val="28"/>
+        </w:rPr>
+        <w:t>venv</w:t>
+      </w:r>
+      <w:proofErr w:type="spellEnd"/>
+      <w:r>
+        <w:rPr>
+          <w:rFonts w:ascii="Times New Roman" w:hAnsi="Times New Roman" w:cs="Times New Roman"/>
+          <w:color w:val="27251E"/>
+          <w:sz w:val="28"/>
+          <w:szCs w:val="28"/>
+        </w:rPr>
+        <w:t xml:space="preserve">. </w:t>
       </w:r>
     </w:p>
     <w:p>
@@ -2643,7 +2725,67 @@
           <w:sz w:val="28"/>
           <w:szCs w:val="28"/>
         </w:rPr>
-        <w:t>Внутри окружения были обновлены инструменты управления пакетами (pip, setuptools, wheel) до актуальных версий, поддерживаемых для Python 3.6, после чего была предпринята попытка установки библиотеки P</w:t>
+        <w:t>Внутри окружения были обновлены инструменты управления пакетами (</w:t>
+      </w:r>
+      <w:proofErr w:type="spellStart"/>
+      <w:r>
+        <w:rPr>
+          <w:rFonts w:ascii="Times New Roman" w:hAnsi="Times New Roman" w:cs="Times New Roman"/>
+          <w:color w:val="27251E"/>
+          <w:sz w:val="28"/>
+          <w:szCs w:val="28"/>
+        </w:rPr>
+        <w:t>pip</w:t>
+      </w:r>
+      <w:proofErr w:type="spellEnd"/>
+      <w:r>
+        <w:rPr>
+          <w:rFonts w:ascii="Times New Roman" w:hAnsi="Times New Roman" w:cs="Times New Roman"/>
+          <w:color w:val="27251E"/>
+          <w:sz w:val="28"/>
+          <w:szCs w:val="28"/>
+        </w:rPr>
+        <w:t xml:space="preserve">, </w:t>
+      </w:r>
+      <w:proofErr w:type="spellStart"/>
+      <w:r>
+        <w:rPr>
+          <w:rFonts w:ascii="Times New Roman" w:hAnsi="Times New Roman" w:cs="Times New Roman"/>
+          <w:color w:val="27251E"/>
+          <w:sz w:val="28"/>
+          <w:szCs w:val="28"/>
+        </w:rPr>
+        <w:t>setuptools</w:t>
+      </w:r>
+      <w:proofErr w:type="spellEnd"/>
+      <w:r>
+        <w:rPr>
+          <w:rFonts w:ascii="Times New Roman" w:hAnsi="Times New Roman" w:cs="Times New Roman"/>
+          <w:color w:val="27251E"/>
+          <w:sz w:val="28"/>
+          <w:szCs w:val="28"/>
+        </w:rPr>
+        <w:t xml:space="preserve">, </w:t>
+      </w:r>
+      <w:proofErr w:type="spellStart"/>
+      <w:r>
+        <w:rPr>
+          <w:rFonts w:ascii="Times New Roman" w:hAnsi="Times New Roman" w:cs="Times New Roman"/>
+          <w:color w:val="27251E"/>
+          <w:sz w:val="28"/>
+          <w:szCs w:val="28"/>
+        </w:rPr>
+        <w:t>wheel</w:t>
+      </w:r>
+      <w:proofErr w:type="spellEnd"/>
+      <w:r>
+        <w:rPr>
+          <w:rFonts w:ascii="Times New Roman" w:hAnsi="Times New Roman" w:cs="Times New Roman"/>
+          <w:color w:val="27251E"/>
+          <w:sz w:val="28"/>
+          <w:szCs w:val="28"/>
+        </w:rPr>
+        <w:t>) до актуальных версий, поддерживаемых для Python 3.6, после чего была предпринята попытка установки библиотеки P</w:t>
       </w:r>
       <w:r>
         <w:rPr>
@@ -2655,14 +2797,25 @@
         </w:rPr>
         <w:t>y</w:t>
       </w:r>
-      <w:r>
-        <w:rPr>
-          <w:rFonts w:ascii="Times New Roman" w:hAnsi="Times New Roman" w:cs="Times New Roman"/>
-          <w:color w:val="27251E"/>
-          <w:sz w:val="28"/>
-          <w:szCs w:val="28"/>
-        </w:rPr>
-        <w:t>Torch версии 1.11.0 для CPU через официальный индекс предыдущих версий P</w:t>
+      <w:proofErr w:type="spellStart"/>
+      <w:r>
+        <w:rPr>
+          <w:rFonts w:ascii="Times New Roman" w:hAnsi="Times New Roman" w:cs="Times New Roman"/>
+          <w:color w:val="27251E"/>
+          <w:sz w:val="28"/>
+          <w:szCs w:val="28"/>
+        </w:rPr>
+        <w:t>Torch</w:t>
+      </w:r>
+      <w:proofErr w:type="spellEnd"/>
+      <w:r>
+        <w:rPr>
+          <w:rFonts w:ascii="Times New Roman" w:hAnsi="Times New Roman" w:cs="Times New Roman"/>
+          <w:color w:val="27251E"/>
+          <w:sz w:val="28"/>
+          <w:szCs w:val="28"/>
+        </w:rPr>
+        <w:t xml:space="preserve"> версии 1.11.0 для CPU через официальный индекс предыдущих версий P</w:t>
       </w:r>
       <w:r>
         <w:rPr>
@@ -2674,6 +2827,7 @@
         </w:rPr>
         <w:t>y</w:t>
       </w:r>
+      <w:proofErr w:type="spellStart"/>
       <w:r>
         <w:rPr>
           <w:rFonts w:ascii="Times New Roman" w:hAnsi="Times New Roman" w:cs="Times New Roman"/>
@@ -2683,6 +2837,7 @@
         </w:rPr>
         <w:t>Torch</w:t>
       </w:r>
+      <w:proofErr w:type="spellEnd"/>
     </w:p>
     <w:p>
       <w:pPr>
@@ -2821,7 +2976,207 @@
           <w:sz w:val="28"/>
           <w:szCs w:val="28"/>
         </w:rPr>
-        <w:t>В результате выполнения команды пакетный менеджер pip выдал сообщение об ошибке: «Could not find a version that satisfies the requirement torch==1.11.0+cpu» с перечнем доступных версий библиотеки, среди которых максимальной доступной CPU</w:t>
+        <w:t xml:space="preserve">В результате выполнения команды пакетный менеджер </w:t>
+      </w:r>
+      <w:proofErr w:type="spellStart"/>
+      <w:r>
+        <w:rPr>
+          <w:rFonts w:ascii="Times New Roman" w:hAnsi="Times New Roman" w:cs="Times New Roman"/>
+          <w:color w:val="27251E"/>
+          <w:sz w:val="28"/>
+          <w:szCs w:val="28"/>
+        </w:rPr>
+        <w:t>pip</w:t>
+      </w:r>
+      <w:proofErr w:type="spellEnd"/>
+      <w:r>
+        <w:rPr>
+          <w:rFonts w:ascii="Times New Roman" w:hAnsi="Times New Roman" w:cs="Times New Roman"/>
+          <w:color w:val="27251E"/>
+          <w:sz w:val="28"/>
+          <w:szCs w:val="28"/>
+        </w:rPr>
+        <w:t xml:space="preserve"> выдал сообщение об ошибке: «</w:t>
+      </w:r>
+      <w:proofErr w:type="spellStart"/>
+      <w:r>
+        <w:rPr>
+          <w:rFonts w:ascii="Times New Roman" w:hAnsi="Times New Roman" w:cs="Times New Roman"/>
+          <w:color w:val="27251E"/>
+          <w:sz w:val="28"/>
+          <w:szCs w:val="28"/>
+        </w:rPr>
+        <w:t>Could</w:t>
+      </w:r>
+      <w:proofErr w:type="spellEnd"/>
+      <w:r>
+        <w:rPr>
+          <w:rFonts w:ascii="Times New Roman" w:hAnsi="Times New Roman" w:cs="Times New Roman"/>
+          <w:color w:val="27251E"/>
+          <w:sz w:val="28"/>
+          <w:szCs w:val="28"/>
+        </w:rPr>
+        <w:t xml:space="preserve"> </w:t>
+      </w:r>
+      <w:proofErr w:type="spellStart"/>
+      <w:r>
+        <w:rPr>
+          <w:rFonts w:ascii="Times New Roman" w:hAnsi="Times New Roman" w:cs="Times New Roman"/>
+          <w:color w:val="27251E"/>
+          <w:sz w:val="28"/>
+          <w:szCs w:val="28"/>
+        </w:rPr>
+        <w:t>not</w:t>
+      </w:r>
+      <w:proofErr w:type="spellEnd"/>
+      <w:r>
+        <w:rPr>
+          <w:rFonts w:ascii="Times New Roman" w:hAnsi="Times New Roman" w:cs="Times New Roman"/>
+          <w:color w:val="27251E"/>
+          <w:sz w:val="28"/>
+          <w:szCs w:val="28"/>
+        </w:rPr>
+        <w:t xml:space="preserve"> </w:t>
+      </w:r>
+      <w:proofErr w:type="spellStart"/>
+      <w:r>
+        <w:rPr>
+          <w:rFonts w:ascii="Times New Roman" w:hAnsi="Times New Roman" w:cs="Times New Roman"/>
+          <w:color w:val="27251E"/>
+          <w:sz w:val="28"/>
+          <w:szCs w:val="28"/>
+        </w:rPr>
+        <w:t>find</w:t>
+      </w:r>
+      <w:proofErr w:type="spellEnd"/>
+      <w:r>
+        <w:rPr>
+          <w:rFonts w:ascii="Times New Roman" w:hAnsi="Times New Roman" w:cs="Times New Roman"/>
+          <w:color w:val="27251E"/>
+          <w:sz w:val="28"/>
+          <w:szCs w:val="28"/>
+        </w:rPr>
+        <w:t xml:space="preserve"> a </w:t>
+      </w:r>
+      <w:proofErr w:type="spellStart"/>
+      <w:r>
+        <w:rPr>
+          <w:rFonts w:ascii="Times New Roman" w:hAnsi="Times New Roman" w:cs="Times New Roman"/>
+          <w:color w:val="27251E"/>
+          <w:sz w:val="28"/>
+          <w:szCs w:val="28"/>
+        </w:rPr>
+        <w:t>version</w:t>
+      </w:r>
+      <w:proofErr w:type="spellEnd"/>
+      <w:r>
+        <w:rPr>
+          <w:rFonts w:ascii="Times New Roman" w:hAnsi="Times New Roman" w:cs="Times New Roman"/>
+          <w:color w:val="27251E"/>
+          <w:sz w:val="28"/>
+          <w:szCs w:val="28"/>
+        </w:rPr>
+        <w:t xml:space="preserve"> </w:t>
+      </w:r>
+      <w:proofErr w:type="spellStart"/>
+      <w:r>
+        <w:rPr>
+          <w:rFonts w:ascii="Times New Roman" w:hAnsi="Times New Roman" w:cs="Times New Roman"/>
+          <w:color w:val="27251E"/>
+          <w:sz w:val="28"/>
+          <w:szCs w:val="28"/>
+        </w:rPr>
+        <w:t>that</w:t>
+      </w:r>
+      <w:proofErr w:type="spellEnd"/>
+      <w:r>
+        <w:rPr>
+          <w:rFonts w:ascii="Times New Roman" w:hAnsi="Times New Roman" w:cs="Times New Roman"/>
+          <w:color w:val="27251E"/>
+          <w:sz w:val="28"/>
+          <w:szCs w:val="28"/>
+        </w:rPr>
+        <w:t xml:space="preserve"> </w:t>
+      </w:r>
+      <w:proofErr w:type="spellStart"/>
+      <w:r>
+        <w:rPr>
+          <w:rFonts w:ascii="Times New Roman" w:hAnsi="Times New Roman" w:cs="Times New Roman"/>
+          <w:color w:val="27251E"/>
+          <w:sz w:val="28"/>
+          <w:szCs w:val="28"/>
+        </w:rPr>
+        <w:t>satisfies</w:t>
+      </w:r>
+      <w:proofErr w:type="spellEnd"/>
+      <w:r>
+        <w:rPr>
+          <w:rFonts w:ascii="Times New Roman" w:hAnsi="Times New Roman" w:cs="Times New Roman"/>
+          <w:color w:val="27251E"/>
+          <w:sz w:val="28"/>
+          <w:szCs w:val="28"/>
+        </w:rPr>
+        <w:t xml:space="preserve"> </w:t>
+      </w:r>
+      <w:proofErr w:type="spellStart"/>
+      <w:r>
+        <w:rPr>
+          <w:rFonts w:ascii="Times New Roman" w:hAnsi="Times New Roman" w:cs="Times New Roman"/>
+          <w:color w:val="27251E"/>
+          <w:sz w:val="28"/>
+          <w:szCs w:val="28"/>
+        </w:rPr>
+        <w:t>the</w:t>
+      </w:r>
+      <w:proofErr w:type="spellEnd"/>
+      <w:r>
+        <w:rPr>
+          <w:rFonts w:ascii="Times New Roman" w:hAnsi="Times New Roman" w:cs="Times New Roman"/>
+          <w:color w:val="27251E"/>
+          <w:sz w:val="28"/>
+          <w:szCs w:val="28"/>
+        </w:rPr>
+        <w:t xml:space="preserve"> </w:t>
+      </w:r>
+      <w:proofErr w:type="spellStart"/>
+      <w:r>
+        <w:rPr>
+          <w:rFonts w:ascii="Times New Roman" w:hAnsi="Times New Roman" w:cs="Times New Roman"/>
+          <w:color w:val="27251E"/>
+          <w:sz w:val="28"/>
+          <w:szCs w:val="28"/>
+        </w:rPr>
+        <w:t>requirement</w:t>
+      </w:r>
+      <w:proofErr w:type="spellEnd"/>
+      <w:r>
+        <w:rPr>
+          <w:rFonts w:ascii="Times New Roman" w:hAnsi="Times New Roman" w:cs="Times New Roman"/>
+          <w:color w:val="27251E"/>
+          <w:sz w:val="28"/>
+          <w:szCs w:val="28"/>
+        </w:rPr>
+        <w:t xml:space="preserve"> </w:t>
+      </w:r>
+      <w:proofErr w:type="spellStart"/>
+      <w:r>
+        <w:rPr>
+          <w:rFonts w:ascii="Times New Roman" w:hAnsi="Times New Roman" w:cs="Times New Roman"/>
+          <w:color w:val="27251E"/>
+          <w:sz w:val="28"/>
+          <w:szCs w:val="28"/>
+        </w:rPr>
+        <w:t>torch</w:t>
+      </w:r>
+      <w:proofErr w:type="spellEnd"/>
+      <w:r>
+        <w:rPr>
+          <w:rFonts w:ascii="Times New Roman" w:hAnsi="Times New Roman" w:cs="Times New Roman"/>
+          <w:color w:val="27251E"/>
+          <w:sz w:val="28"/>
+          <w:szCs w:val="28"/>
+        </w:rPr>
+        <w:t>==1.11.0+cpu» с перечнем доступных версий библиотеки, среди которых максимальной доступной CPU</w:t>
       </w:r>
       <w:r>
         <w:rPr>
@@ -2843,14 +3198,25 @@
         </w:rPr>
         <w:t>y</w:t>
       </w:r>
-      <w:r>
-        <w:rPr>
-          <w:rFonts w:ascii="Times New Roman" w:hAnsi="Times New Roman" w:cs="Times New Roman"/>
-          <w:color w:val="27251E"/>
-          <w:sz w:val="28"/>
-          <w:szCs w:val="28"/>
-        </w:rPr>
-        <w:t>Torch 1.11.0+cpu для связки Python 3.6 и используемой платформы в репозитории P</w:t>
+      <w:proofErr w:type="spellStart"/>
+      <w:r>
+        <w:rPr>
+          <w:rFonts w:ascii="Times New Roman" w:hAnsi="Times New Roman" w:cs="Times New Roman"/>
+          <w:color w:val="27251E"/>
+          <w:sz w:val="28"/>
+          <w:szCs w:val="28"/>
+        </w:rPr>
+        <w:t>Torch</w:t>
+      </w:r>
+      <w:proofErr w:type="spellEnd"/>
+      <w:r>
+        <w:rPr>
+          <w:rFonts w:ascii="Times New Roman" w:hAnsi="Times New Roman" w:cs="Times New Roman"/>
+          <w:color w:val="27251E"/>
+          <w:sz w:val="28"/>
+          <w:szCs w:val="28"/>
+        </w:rPr>
+        <w:t xml:space="preserve"> 1.11.0+cpu для связки Python 3.6 и используемой платформы в репозитории P</w:t>
       </w:r>
       <w:r>
         <w:rPr>
@@ -2862,14 +3228,25 @@
         </w:rPr>
         <w:t>y</w:t>
       </w:r>
-      <w:r>
-        <w:rPr>
-          <w:rFonts w:ascii="Times New Roman" w:hAnsi="Times New Roman" w:cs="Times New Roman"/>
-          <w:color w:val="27251E"/>
-          <w:sz w:val="28"/>
-          <w:szCs w:val="28"/>
-        </w:rPr>
-        <w:t>Torch отсутствуют.</w:t>
+      <w:proofErr w:type="spellStart"/>
+      <w:r>
+        <w:rPr>
+          <w:rFonts w:ascii="Times New Roman" w:hAnsi="Times New Roman" w:cs="Times New Roman"/>
+          <w:color w:val="27251E"/>
+          <w:sz w:val="28"/>
+          <w:szCs w:val="28"/>
+        </w:rPr>
+        <w:t>Torch</w:t>
+      </w:r>
+      <w:proofErr w:type="spellEnd"/>
+      <w:r>
+        <w:rPr>
+          <w:rFonts w:ascii="Times New Roman" w:hAnsi="Times New Roman" w:cs="Times New Roman"/>
+          <w:color w:val="27251E"/>
+          <w:sz w:val="28"/>
+          <w:szCs w:val="28"/>
+        </w:rPr>
+        <w:t xml:space="preserve"> отсутствуют.</w:t>
       </w:r>
     </w:p>
     <w:p>
@@ -2912,14 +3289,65 @@
         </w:rPr>
         <w:t>y</w:t>
       </w:r>
-      <w:r>
-        <w:rPr>
-          <w:rFonts w:ascii="Times New Roman" w:hAnsi="Times New Roman" w:cs="Times New Roman"/>
-          <w:color w:val="27251E"/>
-          <w:sz w:val="28"/>
-          <w:szCs w:val="28"/>
-        </w:rPr>
-        <w:t>Torch для Python 3.6 — torch 1.10.2+cpu. Установка осуществлялась с использованием официального репозитория исторических версий PyTorch по команде:</w:t>
+      <w:proofErr w:type="spellStart"/>
+      <w:r>
+        <w:rPr>
+          <w:rFonts w:ascii="Times New Roman" w:hAnsi="Times New Roman" w:cs="Times New Roman"/>
+          <w:color w:val="27251E"/>
+          <w:sz w:val="28"/>
+          <w:szCs w:val="28"/>
+        </w:rPr>
+        <w:t>Torch</w:t>
+      </w:r>
+      <w:proofErr w:type="spellEnd"/>
+      <w:r>
+        <w:rPr>
+          <w:rFonts w:ascii="Times New Roman" w:hAnsi="Times New Roman" w:cs="Times New Roman"/>
+          <w:color w:val="27251E"/>
+          <w:sz w:val="28"/>
+          <w:szCs w:val="28"/>
+        </w:rPr>
+        <w:t xml:space="preserve"> для Python 3.6 — </w:t>
+      </w:r>
+      <w:proofErr w:type="spellStart"/>
+      <w:r>
+        <w:rPr>
+          <w:rFonts w:ascii="Times New Roman" w:hAnsi="Times New Roman" w:cs="Times New Roman"/>
+          <w:color w:val="27251E"/>
+          <w:sz w:val="28"/>
+          <w:szCs w:val="28"/>
+        </w:rPr>
+        <w:t>torch</w:t>
+      </w:r>
+      <w:proofErr w:type="spellEnd"/>
+      <w:r>
+        <w:rPr>
+          <w:rFonts w:ascii="Times New Roman" w:hAnsi="Times New Roman" w:cs="Times New Roman"/>
+          <w:color w:val="27251E"/>
+          <w:sz w:val="28"/>
+          <w:szCs w:val="28"/>
+        </w:rPr>
+        <w:t xml:space="preserve"> 1.10.2+cpu. Установка осуществлялась с использованием официального репозитория исторических версий </w:t>
+      </w:r>
+      <w:proofErr w:type="spellStart"/>
+      <w:r>
+        <w:rPr>
+          <w:rFonts w:ascii="Times New Roman" w:hAnsi="Times New Roman" w:cs="Times New Roman"/>
+          <w:color w:val="27251E"/>
+          <w:sz w:val="28"/>
+          <w:szCs w:val="28"/>
+        </w:rPr>
+        <w:t>PyTorch</w:t>
+      </w:r>
+      <w:proofErr w:type="spellEnd"/>
+      <w:r>
+        <w:rPr>
+          <w:rFonts w:ascii="Times New Roman" w:hAnsi="Times New Roman" w:cs="Times New Roman"/>
+          <w:color w:val="27251E"/>
+          <w:sz w:val="28"/>
+          <w:szCs w:val="28"/>
+        </w:rPr>
+        <w:t xml:space="preserve"> по команде:</w:t>
       </w:r>
     </w:p>
     <w:p>
@@ -2974,7 +3402,27 @@
           <w:sz w:val="28"/>
           <w:szCs w:val="28"/>
         </w:rPr>
-        <w:t xml:space="preserve">В результате пакет torch был успешно установлен в виртуальное окружение, что подтверждается выводом команды </w:t>
+        <w:t xml:space="preserve">В результате пакет </w:t>
+      </w:r>
+      <w:proofErr w:type="spellStart"/>
+      <w:r>
+        <w:rPr>
+          <w:rFonts w:ascii="Times New Roman" w:hAnsi="Times New Roman" w:cs="Times New Roman"/>
+          <w:color w:val="27251E"/>
+          <w:sz w:val="28"/>
+          <w:szCs w:val="28"/>
+        </w:rPr>
+        <w:t>torch</w:t>
+      </w:r>
+      <w:proofErr w:type="spellEnd"/>
+      <w:r>
+        <w:rPr>
+          <w:rFonts w:ascii="Times New Roman" w:hAnsi="Times New Roman" w:cs="Times New Roman"/>
+          <w:color w:val="27251E"/>
+          <w:sz w:val="28"/>
+          <w:szCs w:val="28"/>
+        </w:rPr>
+        <w:t xml:space="preserve"> был успешно установлен в виртуальное окружение, что подтверждается выводом команды </w:t>
       </w:r>
       <w:r>
         <w:rPr>
@@ -3119,14 +3567,45 @@
         </w:rPr>
         <w:t>y</w:t>
       </w:r>
-      <w:r>
-        <w:rPr>
-          <w:rFonts w:ascii="Times New Roman" w:hAnsi="Times New Roman" w:cs="Times New Roman"/>
-          <w:color w:val="27251E"/>
-          <w:sz w:val="28"/>
-          <w:szCs w:val="28"/>
-        </w:rPr>
-        <w:t>Torch было выведено предупреждение о невозможности инициализации NumPy, связанное с отсутствием данной библиотеки в окружении; данное предупреждение не повлияло на корректность установки P</w:t>
+      <w:proofErr w:type="spellStart"/>
+      <w:r>
+        <w:rPr>
+          <w:rFonts w:ascii="Times New Roman" w:hAnsi="Times New Roman" w:cs="Times New Roman"/>
+          <w:color w:val="27251E"/>
+          <w:sz w:val="28"/>
+          <w:szCs w:val="28"/>
+        </w:rPr>
+        <w:t>Torch</w:t>
+      </w:r>
+      <w:proofErr w:type="spellEnd"/>
+      <w:r>
+        <w:rPr>
+          <w:rFonts w:ascii="Times New Roman" w:hAnsi="Times New Roman" w:cs="Times New Roman"/>
+          <w:color w:val="27251E"/>
+          <w:sz w:val="28"/>
+          <w:szCs w:val="28"/>
+        </w:rPr>
+        <w:t xml:space="preserve"> было выведено предупреждение о невозможности инициализации </w:t>
+      </w:r>
+      <w:proofErr w:type="spellStart"/>
+      <w:r>
+        <w:rPr>
+          <w:rFonts w:ascii="Times New Roman" w:hAnsi="Times New Roman" w:cs="Times New Roman"/>
+          <w:color w:val="27251E"/>
+          <w:sz w:val="28"/>
+          <w:szCs w:val="28"/>
+        </w:rPr>
+        <w:t>NumPy</w:t>
+      </w:r>
+      <w:proofErr w:type="spellEnd"/>
+      <w:r>
+        <w:rPr>
+          <w:rFonts w:ascii="Times New Roman" w:hAnsi="Times New Roman" w:cs="Times New Roman"/>
+          <w:color w:val="27251E"/>
+          <w:sz w:val="28"/>
+          <w:szCs w:val="28"/>
+        </w:rPr>
+        <w:t>, связанное с отсутствием данной библиотеки в окружении; данное предупреждение не повлияло на корректность установки P</w:t>
       </w:r>
       <w:r>
         <w:rPr>
@@ -3138,14 +3617,45 @@
         </w:rPr>
         <w:t>y</w:t>
       </w:r>
-      <w:r>
-        <w:rPr>
-          <w:rFonts w:ascii="Times New Roman" w:hAnsi="Times New Roman" w:cs="Times New Roman"/>
-          <w:color w:val="27251E"/>
-          <w:sz w:val="28"/>
-          <w:szCs w:val="28"/>
-        </w:rPr>
-        <w:t>Torch и может быть устранено отдельной установкой NumPy при необходимости</w:t>
+      <w:proofErr w:type="spellStart"/>
+      <w:r>
+        <w:rPr>
+          <w:rFonts w:ascii="Times New Roman" w:hAnsi="Times New Roman" w:cs="Times New Roman"/>
+          <w:color w:val="27251E"/>
+          <w:sz w:val="28"/>
+          <w:szCs w:val="28"/>
+        </w:rPr>
+        <w:t>Torch</w:t>
+      </w:r>
+      <w:proofErr w:type="spellEnd"/>
+      <w:r>
+        <w:rPr>
+          <w:rFonts w:ascii="Times New Roman" w:hAnsi="Times New Roman" w:cs="Times New Roman"/>
+          <w:color w:val="27251E"/>
+          <w:sz w:val="28"/>
+          <w:szCs w:val="28"/>
+        </w:rPr>
+        <w:t xml:space="preserve"> и может быть устранено отдельной установкой </w:t>
+      </w:r>
+      <w:proofErr w:type="spellStart"/>
+      <w:r>
+        <w:rPr>
+          <w:rFonts w:ascii="Times New Roman" w:hAnsi="Times New Roman" w:cs="Times New Roman"/>
+          <w:color w:val="27251E"/>
+          <w:sz w:val="28"/>
+          <w:szCs w:val="28"/>
+        </w:rPr>
+        <w:t>NumPy</w:t>
+      </w:r>
+      <w:proofErr w:type="spellEnd"/>
+      <w:r>
+        <w:rPr>
+          <w:rFonts w:ascii="Times New Roman" w:hAnsi="Times New Roman" w:cs="Times New Roman"/>
+          <w:color w:val="27251E"/>
+          <w:sz w:val="28"/>
+          <w:szCs w:val="28"/>
+        </w:rPr>
+        <w:t xml:space="preserve"> при необходимости</w:t>
       </w:r>
     </w:p>
     <w:p>
@@ -4042,7 +4552,27 @@
           <w:sz w:val="28"/>
           <w:szCs w:val="28"/>
         </w:rPr>
-        <w:t>Документация OpenCV. </w:t>
+        <w:t xml:space="preserve">Документация </w:t>
+      </w:r>
+      <w:proofErr w:type="spellStart"/>
+      <w:r>
+        <w:rPr>
+          <w:rFonts w:ascii="Times New Roman" w:hAnsi="Times New Roman" w:cs="Times New Roman"/>
+          <w:color w:val="27251E"/>
+          <w:sz w:val="28"/>
+          <w:szCs w:val="28"/>
+        </w:rPr>
+        <w:t>OpenCV</w:t>
+      </w:r>
+      <w:proofErr w:type="spellEnd"/>
+      <w:r>
+        <w:rPr>
+          <w:rFonts w:ascii="Times New Roman" w:hAnsi="Times New Roman" w:cs="Times New Roman"/>
+          <w:color w:val="27251E"/>
+          <w:sz w:val="28"/>
+          <w:szCs w:val="28"/>
+        </w:rPr>
+        <w:t>. </w:t>
       </w:r>
       <w:hyperlink r:id="rId20" w:tgtFrame="_blank" w:history="1">
         <w:r>
@@ -4079,7 +4609,27 @@
           <w:sz w:val="28"/>
           <w:szCs w:val="28"/>
         </w:rPr>
-        <w:t>Документация Pillow. </w:t>
+        <w:t xml:space="preserve">Документация </w:t>
+      </w:r>
+      <w:proofErr w:type="spellStart"/>
+      <w:r>
+        <w:rPr>
+          <w:rFonts w:ascii="Times New Roman" w:hAnsi="Times New Roman" w:cs="Times New Roman"/>
+          <w:color w:val="27251E"/>
+          <w:sz w:val="28"/>
+          <w:szCs w:val="28"/>
+        </w:rPr>
+        <w:t>Pillow</w:t>
+      </w:r>
+      <w:proofErr w:type="spellEnd"/>
+      <w:r>
+        <w:rPr>
+          <w:rFonts w:ascii="Times New Roman" w:hAnsi="Times New Roman" w:cs="Times New Roman"/>
+          <w:color w:val="27251E"/>
+          <w:sz w:val="28"/>
+          <w:szCs w:val="28"/>
+        </w:rPr>
+        <w:t>. </w:t>
       </w:r>
       <w:hyperlink r:id="rId21" w:tgtFrame="_blank" w:history="1">
         <w:r>
@@ -4164,6 +4714,7 @@
         <w:docPartUnique/>
       </w:docPartObj>
     </w:sdtPr>
+    <w:sdtEndPr/>
     <w:sdtContent>
       <w:p>
         <w:pPr>

--- a/Отчёт по практике Панюшин Анатолий Федорович ЗКИ25-16Б.docx
+++ b/Отчёт по практике Панюшин Анатолий Федорович ЗКИ25-16Б.docx
@@ -161,6 +161,7 @@
           <w:bCs/>
           <w:sz w:val="32"/>
           <w:szCs w:val="32"/>
+          <w:lang w:val="en-US"/>
         </w:rPr>
       </w:pPr>
       <w:r>
@@ -171,47 +172,7 @@
           <w:sz w:val="32"/>
           <w:szCs w:val="32"/>
         </w:rPr>
-        <w:t>Отчет о</w:t>
-      </w:r>
-      <w:r>
-        <w:rPr>
-          <w:rFonts w:ascii="Times New Roman" w:hAnsi="Times New Roman" w:cs="Times New Roman"/>
-          <w:b/>
-          <w:bCs/>
-          <w:sz w:val="32"/>
-          <w:szCs w:val="32"/>
-        </w:rPr>
-        <w:t>б</w:t>
-      </w:r>
-      <w:r>
-        <w:rPr>
-          <w:rFonts w:ascii="Times New Roman" w:hAnsi="Times New Roman" w:cs="Times New Roman"/>
-          <w:b/>
-          <w:bCs/>
-          <w:sz w:val="32"/>
-          <w:szCs w:val="32"/>
-        </w:rPr>
-        <w:t xml:space="preserve"> </w:t>
-      </w:r>
-      <w:r>
-        <w:rPr>
-          <w:rFonts w:ascii="Times New Roman" w:hAnsi="Times New Roman" w:cs="Times New Roman"/>
-          <w:b/>
-          <w:bCs/>
-          <w:sz w:val="32"/>
-          <w:szCs w:val="32"/>
-        </w:rPr>
-        <w:t xml:space="preserve">ознакомительной </w:t>
-      </w:r>
-      <w:r>
-        <w:rPr>
-          <w:rFonts w:ascii="Times New Roman" w:hAnsi="Times New Roman" w:cs="Times New Roman"/>
-          <w:b/>
-          <w:bCs/>
-          <w:sz w:val="32"/>
-          <w:szCs w:val="32"/>
-        </w:rPr>
-        <w:t>практике</w:t>
+        <w:t>ОТЧЕТ ОБ УЧЕБНОЙ ПРАКТИКЕ</w:t>
       </w:r>
     </w:p>
     <w:p>
@@ -3481,6 +3442,7 @@
         </w:rPr>
         <w:t>(</w:t>
       </w:r>
+      <w:proofErr w:type="gramStart"/>
       <w:r>
         <w:rPr>
           <w:rFonts w:ascii="Times New Roman" w:hAnsi="Times New Roman" w:cs="Times New Roman"/>
@@ -3498,7 +3460,17 @@
           <w:sz w:val="28"/>
           <w:szCs w:val="28"/>
         </w:rPr>
-        <w:t>.__</w:t>
+        <w:t>._</w:t>
+      </w:r>
+      <w:proofErr w:type="gramEnd"/>
+      <w:r>
+        <w:rPr>
+          <w:rFonts w:ascii="Times New Roman" w:hAnsi="Times New Roman" w:cs="Times New Roman"/>
+          <w:color w:val="27251E"/>
+          <w:sz w:val="28"/>
+          <w:szCs w:val="28"/>
+        </w:rPr>
+        <w:t>_</w:t>
       </w:r>
       <w:r>
         <w:rPr>

--- a/Отчёт по практике Панюшин Анатолий Федорович ЗКИ25-16Б.docx
+++ b/Отчёт по практике Панюшин Анатолий Федорович ЗКИ25-16Б.docx
@@ -161,7 +161,6 @@
           <w:bCs/>
           <w:sz w:val="32"/>
           <w:szCs w:val="32"/>
-          <w:lang w:val="en-US"/>
         </w:rPr>
       </w:pPr>
       <w:r>
@@ -695,7 +694,6 @@
         </w:rPr>
         <w:t xml:space="preserve">Установить библиотеку </w:t>
       </w:r>
-      <w:proofErr w:type="spellStart"/>
       <w:r>
         <w:rPr>
           <w:rFonts w:ascii="Times New Roman" w:hAnsi="Times New Roman" w:cs="Times New Roman"/>
@@ -705,7 +703,6 @@
         </w:rPr>
         <w:t>PyTorch</w:t>
       </w:r>
-      <w:proofErr w:type="spellEnd"/>
       <w:r>
         <w:rPr>
           <w:rFonts w:ascii="Times New Roman" w:hAnsi="Times New Roman" w:cs="Times New Roman"/>
@@ -946,47 +943,7 @@
           <w:sz w:val="28"/>
           <w:szCs w:val="28"/>
         </w:rPr>
-        <w:t xml:space="preserve">– выбора изображения из файла (форматы </w:t>
-      </w:r>
-      <w:proofErr w:type="spellStart"/>
-      <w:r>
-        <w:rPr>
-          <w:rFonts w:ascii="Times New Roman" w:hAnsi="Times New Roman" w:cs="Times New Roman"/>
-          <w:color w:val="27251E"/>
-          <w:sz w:val="28"/>
-          <w:szCs w:val="28"/>
-        </w:rPr>
-        <w:t>png</w:t>
-      </w:r>
-      <w:proofErr w:type="spellEnd"/>
-      <w:r>
-        <w:rPr>
-          <w:rFonts w:ascii="Times New Roman" w:hAnsi="Times New Roman" w:cs="Times New Roman"/>
-          <w:color w:val="27251E"/>
-          <w:sz w:val="28"/>
-          <w:szCs w:val="28"/>
-        </w:rPr>
-        <w:t xml:space="preserve">, </w:t>
-      </w:r>
-      <w:proofErr w:type="spellStart"/>
-      <w:r>
-        <w:rPr>
-          <w:rFonts w:ascii="Times New Roman" w:hAnsi="Times New Roman" w:cs="Times New Roman"/>
-          <w:color w:val="27251E"/>
-          <w:sz w:val="28"/>
-          <w:szCs w:val="28"/>
-        </w:rPr>
-        <w:t>jpg</w:t>
-      </w:r>
-      <w:proofErr w:type="spellEnd"/>
-      <w:r>
-        <w:rPr>
-          <w:rFonts w:ascii="Times New Roman" w:hAnsi="Times New Roman" w:cs="Times New Roman"/>
-          <w:color w:val="27251E"/>
-          <w:sz w:val="28"/>
-          <w:szCs w:val="28"/>
-        </w:rPr>
-        <w:t>) и обработки ошибок загрузки;</w:t>
+        <w:t>– выбора изображения из файла (форматы png, jpg) и обработки ошибок загрузки;</w:t>
       </w:r>
       <w:r>
         <w:rPr>
@@ -1731,29 +1688,7 @@
                 <w:szCs w:val="21"/>
                 <w:shd w:val="clear" w:color="auto" w:fill="FDFBFA"/>
               </w:rPr>
-              <w:t xml:space="preserve">Установка библиотеки </w:t>
-            </w:r>
-            <w:proofErr w:type="spellStart"/>
-            <w:r>
-              <w:rPr>
-                <w:rFonts w:ascii="Times New Roman" w:hAnsi="Times New Roman" w:cs="Times New Roman"/>
-                <w:color w:val="27251E"/>
-                <w:sz w:val="21"/>
-                <w:szCs w:val="21"/>
-                <w:shd w:val="clear" w:color="auto" w:fill="FDFBFA"/>
-              </w:rPr>
-              <w:t>PyTorch</w:t>
-            </w:r>
-            <w:proofErr w:type="spellEnd"/>
-            <w:r>
-              <w:rPr>
-                <w:rFonts w:ascii="Times New Roman" w:hAnsi="Times New Roman" w:cs="Times New Roman"/>
-                <w:color w:val="27251E"/>
-                <w:sz w:val="21"/>
-                <w:szCs w:val="21"/>
-                <w:shd w:val="clear" w:color="auto" w:fill="FDFBFA"/>
-              </w:rPr>
-              <w:t xml:space="preserve"> 1.11 (CPU), проверка корректности установки, фиксация версий Python и установленных библиотек.</w:t>
+              <w:t>Установка библиотеки PyTorch 1.11 (CPU), проверка корректности установки, фиксация версий Python и установленных библиотек.</w:t>
             </w:r>
           </w:p>
         </w:tc>
@@ -2601,27 +2536,7 @@
           <w:sz w:val="28"/>
           <w:szCs w:val="28"/>
         </w:rPr>
-        <w:t xml:space="preserve">В соответствии с заданием практики было создано виртуальное окружение на базе интерпретатора Python версии 3.6.8 с использованием стандартного модуля </w:t>
-      </w:r>
-      <w:proofErr w:type="spellStart"/>
-      <w:r>
-        <w:rPr>
-          <w:rFonts w:ascii="Times New Roman" w:hAnsi="Times New Roman" w:cs="Times New Roman"/>
-          <w:color w:val="27251E"/>
-          <w:sz w:val="28"/>
-          <w:szCs w:val="28"/>
-        </w:rPr>
-        <w:t>venv</w:t>
-      </w:r>
-      <w:proofErr w:type="spellEnd"/>
-      <w:r>
-        <w:rPr>
-          <w:rFonts w:ascii="Times New Roman" w:hAnsi="Times New Roman" w:cs="Times New Roman"/>
-          <w:color w:val="27251E"/>
-          <w:sz w:val="28"/>
-          <w:szCs w:val="28"/>
-        </w:rPr>
-        <w:t xml:space="preserve">. </w:t>
+        <w:t xml:space="preserve">В соответствии с заданием практики было создано виртуальное окружение на базе интерпретатора Python версии 3.6.8 с использованием стандартного модуля venv. </w:t>
       </w:r>
     </w:p>
     <w:p>
@@ -2686,67 +2601,7 @@
           <w:sz w:val="28"/>
           <w:szCs w:val="28"/>
         </w:rPr>
-        <w:t>Внутри окружения были обновлены инструменты управления пакетами (</w:t>
-      </w:r>
-      <w:proofErr w:type="spellStart"/>
-      <w:r>
-        <w:rPr>
-          <w:rFonts w:ascii="Times New Roman" w:hAnsi="Times New Roman" w:cs="Times New Roman"/>
-          <w:color w:val="27251E"/>
-          <w:sz w:val="28"/>
-          <w:szCs w:val="28"/>
-        </w:rPr>
-        <w:t>pip</w:t>
-      </w:r>
-      <w:proofErr w:type="spellEnd"/>
-      <w:r>
-        <w:rPr>
-          <w:rFonts w:ascii="Times New Roman" w:hAnsi="Times New Roman" w:cs="Times New Roman"/>
-          <w:color w:val="27251E"/>
-          <w:sz w:val="28"/>
-          <w:szCs w:val="28"/>
-        </w:rPr>
-        <w:t xml:space="preserve">, </w:t>
-      </w:r>
-      <w:proofErr w:type="spellStart"/>
-      <w:r>
-        <w:rPr>
-          <w:rFonts w:ascii="Times New Roman" w:hAnsi="Times New Roman" w:cs="Times New Roman"/>
-          <w:color w:val="27251E"/>
-          <w:sz w:val="28"/>
-          <w:szCs w:val="28"/>
-        </w:rPr>
-        <w:t>setuptools</w:t>
-      </w:r>
-      <w:proofErr w:type="spellEnd"/>
-      <w:r>
-        <w:rPr>
-          <w:rFonts w:ascii="Times New Roman" w:hAnsi="Times New Roman" w:cs="Times New Roman"/>
-          <w:color w:val="27251E"/>
-          <w:sz w:val="28"/>
-          <w:szCs w:val="28"/>
-        </w:rPr>
-        <w:t xml:space="preserve">, </w:t>
-      </w:r>
-      <w:proofErr w:type="spellStart"/>
-      <w:r>
-        <w:rPr>
-          <w:rFonts w:ascii="Times New Roman" w:hAnsi="Times New Roman" w:cs="Times New Roman"/>
-          <w:color w:val="27251E"/>
-          <w:sz w:val="28"/>
-          <w:szCs w:val="28"/>
-        </w:rPr>
-        <w:t>wheel</w:t>
-      </w:r>
-      <w:proofErr w:type="spellEnd"/>
-      <w:r>
-        <w:rPr>
-          <w:rFonts w:ascii="Times New Roman" w:hAnsi="Times New Roman" w:cs="Times New Roman"/>
-          <w:color w:val="27251E"/>
-          <w:sz w:val="28"/>
-          <w:szCs w:val="28"/>
-        </w:rPr>
-        <w:t>) до актуальных версий, поддерживаемых для Python 3.6, после чего была предпринята попытка установки библиотеки P</w:t>
+        <w:t>Внутри окружения были обновлены инструменты управления пакетами (pip, setuptools, wheel) до актуальных версий, поддерживаемых для Python 3.6, после чего была предпринята попытка установки библиотеки P</w:t>
       </w:r>
       <w:r>
         <w:rPr>
@@ -2758,7 +2613,25 @@
         </w:rPr>
         <w:t>y</w:t>
       </w:r>
-      <w:proofErr w:type="spellStart"/>
+      <w:r>
+        <w:rPr>
+          <w:rFonts w:ascii="Times New Roman" w:hAnsi="Times New Roman" w:cs="Times New Roman"/>
+          <w:color w:val="27251E"/>
+          <w:sz w:val="28"/>
+          <w:szCs w:val="28"/>
+        </w:rPr>
+        <w:t>Torch версии 1.11.0 для CPU через официальный индекс предыдущих версий P</w:t>
+      </w:r>
+      <w:r>
+        <w:rPr>
+          <w:rFonts w:ascii="Times New Roman" w:hAnsi="Times New Roman" w:cs="Times New Roman"/>
+          <w:color w:val="27251E"/>
+          <w:sz w:val="28"/>
+          <w:szCs w:val="28"/>
+          <w:lang w:val="en-US"/>
+        </w:rPr>
+        <w:t>y</w:t>
+      </w:r>
       <w:r>
         <w:rPr>
           <w:rFonts w:ascii="Times New Roman" w:hAnsi="Times New Roman" w:cs="Times New Roman"/>
@@ -2768,37 +2641,6 @@
         </w:rPr>
         <w:t>Torch</w:t>
       </w:r>
-      <w:proofErr w:type="spellEnd"/>
-      <w:r>
-        <w:rPr>
-          <w:rFonts w:ascii="Times New Roman" w:hAnsi="Times New Roman" w:cs="Times New Roman"/>
-          <w:color w:val="27251E"/>
-          <w:sz w:val="28"/>
-          <w:szCs w:val="28"/>
-        </w:rPr>
-        <w:t xml:space="preserve"> версии 1.11.0 для CPU через официальный индекс предыдущих версий P</w:t>
-      </w:r>
-      <w:r>
-        <w:rPr>
-          <w:rFonts w:ascii="Times New Roman" w:hAnsi="Times New Roman" w:cs="Times New Roman"/>
-          <w:color w:val="27251E"/>
-          <w:sz w:val="28"/>
-          <w:szCs w:val="28"/>
-          <w:lang w:val="en-US"/>
-        </w:rPr>
-        <w:t>y</w:t>
-      </w:r>
-      <w:proofErr w:type="spellStart"/>
-      <w:r>
-        <w:rPr>
-          <w:rFonts w:ascii="Times New Roman" w:hAnsi="Times New Roman" w:cs="Times New Roman"/>
-          <w:color w:val="27251E"/>
-          <w:sz w:val="28"/>
-          <w:szCs w:val="28"/>
-        </w:rPr>
-        <w:t>Torch</w:t>
-      </w:r>
-      <w:proofErr w:type="spellEnd"/>
     </w:p>
     <w:p>
       <w:pPr>
@@ -2937,207 +2779,7 @@
           <w:sz w:val="28"/>
           <w:szCs w:val="28"/>
         </w:rPr>
-        <w:t xml:space="preserve">В результате выполнения команды пакетный менеджер </w:t>
-      </w:r>
-      <w:proofErr w:type="spellStart"/>
-      <w:r>
-        <w:rPr>
-          <w:rFonts w:ascii="Times New Roman" w:hAnsi="Times New Roman" w:cs="Times New Roman"/>
-          <w:color w:val="27251E"/>
-          <w:sz w:val="28"/>
-          <w:szCs w:val="28"/>
-        </w:rPr>
-        <w:t>pip</w:t>
-      </w:r>
-      <w:proofErr w:type="spellEnd"/>
-      <w:r>
-        <w:rPr>
-          <w:rFonts w:ascii="Times New Roman" w:hAnsi="Times New Roman" w:cs="Times New Roman"/>
-          <w:color w:val="27251E"/>
-          <w:sz w:val="28"/>
-          <w:szCs w:val="28"/>
-        </w:rPr>
-        <w:t xml:space="preserve"> выдал сообщение об ошибке: «</w:t>
-      </w:r>
-      <w:proofErr w:type="spellStart"/>
-      <w:r>
-        <w:rPr>
-          <w:rFonts w:ascii="Times New Roman" w:hAnsi="Times New Roman" w:cs="Times New Roman"/>
-          <w:color w:val="27251E"/>
-          <w:sz w:val="28"/>
-          <w:szCs w:val="28"/>
-        </w:rPr>
-        <w:t>Could</w:t>
-      </w:r>
-      <w:proofErr w:type="spellEnd"/>
-      <w:r>
-        <w:rPr>
-          <w:rFonts w:ascii="Times New Roman" w:hAnsi="Times New Roman" w:cs="Times New Roman"/>
-          <w:color w:val="27251E"/>
-          <w:sz w:val="28"/>
-          <w:szCs w:val="28"/>
-        </w:rPr>
-        <w:t xml:space="preserve"> </w:t>
-      </w:r>
-      <w:proofErr w:type="spellStart"/>
-      <w:r>
-        <w:rPr>
-          <w:rFonts w:ascii="Times New Roman" w:hAnsi="Times New Roman" w:cs="Times New Roman"/>
-          <w:color w:val="27251E"/>
-          <w:sz w:val="28"/>
-          <w:szCs w:val="28"/>
-        </w:rPr>
-        <w:t>not</w:t>
-      </w:r>
-      <w:proofErr w:type="spellEnd"/>
-      <w:r>
-        <w:rPr>
-          <w:rFonts w:ascii="Times New Roman" w:hAnsi="Times New Roman" w:cs="Times New Roman"/>
-          <w:color w:val="27251E"/>
-          <w:sz w:val="28"/>
-          <w:szCs w:val="28"/>
-        </w:rPr>
-        <w:t xml:space="preserve"> </w:t>
-      </w:r>
-      <w:proofErr w:type="spellStart"/>
-      <w:r>
-        <w:rPr>
-          <w:rFonts w:ascii="Times New Roman" w:hAnsi="Times New Roman" w:cs="Times New Roman"/>
-          <w:color w:val="27251E"/>
-          <w:sz w:val="28"/>
-          <w:szCs w:val="28"/>
-        </w:rPr>
-        <w:t>find</w:t>
-      </w:r>
-      <w:proofErr w:type="spellEnd"/>
-      <w:r>
-        <w:rPr>
-          <w:rFonts w:ascii="Times New Roman" w:hAnsi="Times New Roman" w:cs="Times New Roman"/>
-          <w:color w:val="27251E"/>
-          <w:sz w:val="28"/>
-          <w:szCs w:val="28"/>
-        </w:rPr>
-        <w:t xml:space="preserve"> a </w:t>
-      </w:r>
-      <w:proofErr w:type="spellStart"/>
-      <w:r>
-        <w:rPr>
-          <w:rFonts w:ascii="Times New Roman" w:hAnsi="Times New Roman" w:cs="Times New Roman"/>
-          <w:color w:val="27251E"/>
-          <w:sz w:val="28"/>
-          <w:szCs w:val="28"/>
-        </w:rPr>
-        <w:t>version</w:t>
-      </w:r>
-      <w:proofErr w:type="spellEnd"/>
-      <w:r>
-        <w:rPr>
-          <w:rFonts w:ascii="Times New Roman" w:hAnsi="Times New Roman" w:cs="Times New Roman"/>
-          <w:color w:val="27251E"/>
-          <w:sz w:val="28"/>
-          <w:szCs w:val="28"/>
-        </w:rPr>
-        <w:t xml:space="preserve"> </w:t>
-      </w:r>
-      <w:proofErr w:type="spellStart"/>
-      <w:r>
-        <w:rPr>
-          <w:rFonts w:ascii="Times New Roman" w:hAnsi="Times New Roman" w:cs="Times New Roman"/>
-          <w:color w:val="27251E"/>
-          <w:sz w:val="28"/>
-          <w:szCs w:val="28"/>
-        </w:rPr>
-        <w:t>that</w:t>
-      </w:r>
-      <w:proofErr w:type="spellEnd"/>
-      <w:r>
-        <w:rPr>
-          <w:rFonts w:ascii="Times New Roman" w:hAnsi="Times New Roman" w:cs="Times New Roman"/>
-          <w:color w:val="27251E"/>
-          <w:sz w:val="28"/>
-          <w:szCs w:val="28"/>
-        </w:rPr>
-        <w:t xml:space="preserve"> </w:t>
-      </w:r>
-      <w:proofErr w:type="spellStart"/>
-      <w:r>
-        <w:rPr>
-          <w:rFonts w:ascii="Times New Roman" w:hAnsi="Times New Roman" w:cs="Times New Roman"/>
-          <w:color w:val="27251E"/>
-          <w:sz w:val="28"/>
-          <w:szCs w:val="28"/>
-        </w:rPr>
-        <w:t>satisfies</w:t>
-      </w:r>
-      <w:proofErr w:type="spellEnd"/>
-      <w:r>
-        <w:rPr>
-          <w:rFonts w:ascii="Times New Roman" w:hAnsi="Times New Roman" w:cs="Times New Roman"/>
-          <w:color w:val="27251E"/>
-          <w:sz w:val="28"/>
-          <w:szCs w:val="28"/>
-        </w:rPr>
-        <w:t xml:space="preserve"> </w:t>
-      </w:r>
-      <w:proofErr w:type="spellStart"/>
-      <w:r>
-        <w:rPr>
-          <w:rFonts w:ascii="Times New Roman" w:hAnsi="Times New Roman" w:cs="Times New Roman"/>
-          <w:color w:val="27251E"/>
-          <w:sz w:val="28"/>
-          <w:szCs w:val="28"/>
-        </w:rPr>
-        <w:t>the</w:t>
-      </w:r>
-      <w:proofErr w:type="spellEnd"/>
-      <w:r>
-        <w:rPr>
-          <w:rFonts w:ascii="Times New Roman" w:hAnsi="Times New Roman" w:cs="Times New Roman"/>
-          <w:color w:val="27251E"/>
-          <w:sz w:val="28"/>
-          <w:szCs w:val="28"/>
-        </w:rPr>
-        <w:t xml:space="preserve"> </w:t>
-      </w:r>
-      <w:proofErr w:type="spellStart"/>
-      <w:r>
-        <w:rPr>
-          <w:rFonts w:ascii="Times New Roman" w:hAnsi="Times New Roman" w:cs="Times New Roman"/>
-          <w:color w:val="27251E"/>
-          <w:sz w:val="28"/>
-          <w:szCs w:val="28"/>
-        </w:rPr>
-        <w:t>requirement</w:t>
-      </w:r>
-      <w:proofErr w:type="spellEnd"/>
-      <w:r>
-        <w:rPr>
-          <w:rFonts w:ascii="Times New Roman" w:hAnsi="Times New Roman" w:cs="Times New Roman"/>
-          <w:color w:val="27251E"/>
-          <w:sz w:val="28"/>
-          <w:szCs w:val="28"/>
-        </w:rPr>
-        <w:t xml:space="preserve"> </w:t>
-      </w:r>
-      <w:proofErr w:type="spellStart"/>
-      <w:r>
-        <w:rPr>
-          <w:rFonts w:ascii="Times New Roman" w:hAnsi="Times New Roman" w:cs="Times New Roman"/>
-          <w:color w:val="27251E"/>
-          <w:sz w:val="28"/>
-          <w:szCs w:val="28"/>
-        </w:rPr>
-        <w:t>torch</w:t>
-      </w:r>
-      <w:proofErr w:type="spellEnd"/>
-      <w:r>
-        <w:rPr>
-          <w:rFonts w:ascii="Times New Roman" w:hAnsi="Times New Roman" w:cs="Times New Roman"/>
-          <w:color w:val="27251E"/>
-          <w:sz w:val="28"/>
-          <w:szCs w:val="28"/>
-        </w:rPr>
-        <w:t>==1.11.0+cpu» с перечнем доступных версий библиотеки, среди которых максимальной доступной CPU</w:t>
+        <w:t>В результате выполнения команды пакетный менеджер pip выдал сообщение об ошибке: «Could not find a version that satisfies the requirement torch==1.11.0+cpu» с перечнем доступных версий библиотеки, среди которых максимальной доступной CPU</w:t>
       </w:r>
       <w:r>
         <w:rPr>
@@ -3159,25 +2801,14 @@
         </w:rPr>
         <w:t>y</w:t>
       </w:r>
-      <w:proofErr w:type="spellStart"/>
-      <w:r>
-        <w:rPr>
-          <w:rFonts w:ascii="Times New Roman" w:hAnsi="Times New Roman" w:cs="Times New Roman"/>
-          <w:color w:val="27251E"/>
-          <w:sz w:val="28"/>
-          <w:szCs w:val="28"/>
-        </w:rPr>
-        <w:t>Torch</w:t>
-      </w:r>
-      <w:proofErr w:type="spellEnd"/>
-      <w:r>
-        <w:rPr>
-          <w:rFonts w:ascii="Times New Roman" w:hAnsi="Times New Roman" w:cs="Times New Roman"/>
-          <w:color w:val="27251E"/>
-          <w:sz w:val="28"/>
-          <w:szCs w:val="28"/>
-        </w:rPr>
-        <w:t xml:space="preserve"> 1.11.0+cpu для связки Python 3.6 и используемой платформы в репозитории P</w:t>
+      <w:r>
+        <w:rPr>
+          <w:rFonts w:ascii="Times New Roman" w:hAnsi="Times New Roman" w:cs="Times New Roman"/>
+          <w:color w:val="27251E"/>
+          <w:sz w:val="28"/>
+          <w:szCs w:val="28"/>
+        </w:rPr>
+        <w:t>Torch 1.11.0+cpu для связки Python 3.6 и используемой платформы в репозитории P</w:t>
       </w:r>
       <w:r>
         <w:rPr>
@@ -3189,25 +2820,14 @@
         </w:rPr>
         <w:t>y</w:t>
       </w:r>
-      <w:proofErr w:type="spellStart"/>
-      <w:r>
-        <w:rPr>
-          <w:rFonts w:ascii="Times New Roman" w:hAnsi="Times New Roman" w:cs="Times New Roman"/>
-          <w:color w:val="27251E"/>
-          <w:sz w:val="28"/>
-          <w:szCs w:val="28"/>
-        </w:rPr>
-        <w:t>Torch</w:t>
-      </w:r>
-      <w:proofErr w:type="spellEnd"/>
-      <w:r>
-        <w:rPr>
-          <w:rFonts w:ascii="Times New Roman" w:hAnsi="Times New Roman" w:cs="Times New Roman"/>
-          <w:color w:val="27251E"/>
-          <w:sz w:val="28"/>
-          <w:szCs w:val="28"/>
-        </w:rPr>
-        <w:t xml:space="preserve"> отсутствуют.</w:t>
+      <w:r>
+        <w:rPr>
+          <w:rFonts w:ascii="Times New Roman" w:hAnsi="Times New Roman" w:cs="Times New Roman"/>
+          <w:color w:val="27251E"/>
+          <w:sz w:val="28"/>
+          <w:szCs w:val="28"/>
+        </w:rPr>
+        <w:t>Torch отсутствуют.</w:t>
       </w:r>
     </w:p>
     <w:p>
@@ -3250,65 +2870,14 @@
         </w:rPr>
         <w:t>y</w:t>
       </w:r>
-      <w:proofErr w:type="spellStart"/>
-      <w:r>
-        <w:rPr>
-          <w:rFonts w:ascii="Times New Roman" w:hAnsi="Times New Roman" w:cs="Times New Roman"/>
-          <w:color w:val="27251E"/>
-          <w:sz w:val="28"/>
-          <w:szCs w:val="28"/>
-        </w:rPr>
-        <w:t>Torch</w:t>
-      </w:r>
-      <w:proofErr w:type="spellEnd"/>
-      <w:r>
-        <w:rPr>
-          <w:rFonts w:ascii="Times New Roman" w:hAnsi="Times New Roman" w:cs="Times New Roman"/>
-          <w:color w:val="27251E"/>
-          <w:sz w:val="28"/>
-          <w:szCs w:val="28"/>
-        </w:rPr>
-        <w:t xml:space="preserve"> для Python 3.6 — </w:t>
-      </w:r>
-      <w:proofErr w:type="spellStart"/>
-      <w:r>
-        <w:rPr>
-          <w:rFonts w:ascii="Times New Roman" w:hAnsi="Times New Roman" w:cs="Times New Roman"/>
-          <w:color w:val="27251E"/>
-          <w:sz w:val="28"/>
-          <w:szCs w:val="28"/>
-        </w:rPr>
-        <w:t>torch</w:t>
-      </w:r>
-      <w:proofErr w:type="spellEnd"/>
-      <w:r>
-        <w:rPr>
-          <w:rFonts w:ascii="Times New Roman" w:hAnsi="Times New Roman" w:cs="Times New Roman"/>
-          <w:color w:val="27251E"/>
-          <w:sz w:val="28"/>
-          <w:szCs w:val="28"/>
-        </w:rPr>
-        <w:t xml:space="preserve"> 1.10.2+cpu. Установка осуществлялась с использованием официального репозитория исторических версий </w:t>
-      </w:r>
-      <w:proofErr w:type="spellStart"/>
-      <w:r>
-        <w:rPr>
-          <w:rFonts w:ascii="Times New Roman" w:hAnsi="Times New Roman" w:cs="Times New Roman"/>
-          <w:color w:val="27251E"/>
-          <w:sz w:val="28"/>
-          <w:szCs w:val="28"/>
-        </w:rPr>
-        <w:t>PyTorch</w:t>
-      </w:r>
-      <w:proofErr w:type="spellEnd"/>
-      <w:r>
-        <w:rPr>
-          <w:rFonts w:ascii="Times New Roman" w:hAnsi="Times New Roman" w:cs="Times New Roman"/>
-          <w:color w:val="27251E"/>
-          <w:sz w:val="28"/>
-          <w:szCs w:val="28"/>
-        </w:rPr>
-        <w:t xml:space="preserve"> по команде:</w:t>
+      <w:r>
+        <w:rPr>
+          <w:rFonts w:ascii="Times New Roman" w:hAnsi="Times New Roman" w:cs="Times New Roman"/>
+          <w:color w:val="27251E"/>
+          <w:sz w:val="28"/>
+          <w:szCs w:val="28"/>
+        </w:rPr>
+        <w:t>Torch для Python 3.6 — torch 1.10.2+cpu. Установка осуществлялась с использованием официального репозитория исторических версий PyTorch по команде:</w:t>
       </w:r>
     </w:p>
     <w:p>
@@ -3363,27 +2932,45 @@
           <w:sz w:val="28"/>
           <w:szCs w:val="28"/>
         </w:rPr>
-        <w:t xml:space="preserve">В результате пакет </w:t>
-      </w:r>
-      <w:proofErr w:type="spellStart"/>
-      <w:r>
-        <w:rPr>
-          <w:rFonts w:ascii="Times New Roman" w:hAnsi="Times New Roman" w:cs="Times New Roman"/>
-          <w:color w:val="27251E"/>
-          <w:sz w:val="28"/>
-          <w:szCs w:val="28"/>
+        <w:t xml:space="preserve">В результате пакет torch был успешно установлен в виртуальное окружение, что подтверждается выводом команды </w:t>
+      </w:r>
+      <w:r>
+        <w:rPr>
+          <w:rFonts w:ascii="Times New Roman" w:hAnsi="Times New Roman" w:cs="Times New Roman"/>
+          <w:color w:val="27251E"/>
+          <w:sz w:val="28"/>
+          <w:szCs w:val="28"/>
+          <w:lang w:val="en-US"/>
+        </w:rPr>
+        <w:t>import</w:t>
+      </w:r>
+      <w:r>
+        <w:rPr>
+          <w:rFonts w:ascii="Times New Roman" w:hAnsi="Times New Roman" w:cs="Times New Roman"/>
+          <w:color w:val="27251E"/>
+          <w:sz w:val="28"/>
+          <w:szCs w:val="28"/>
+        </w:rPr>
+        <w:t xml:space="preserve"> </w:t>
+      </w:r>
+      <w:r>
+        <w:rPr>
+          <w:rFonts w:ascii="Times New Roman" w:hAnsi="Times New Roman" w:cs="Times New Roman"/>
+          <w:color w:val="27251E"/>
+          <w:sz w:val="28"/>
+          <w:szCs w:val="28"/>
+          <w:lang w:val="en-US"/>
         </w:rPr>
         <w:t>torch</w:t>
       </w:r>
-      <w:proofErr w:type="spellEnd"/>
-      <w:r>
-        <w:rPr>
-          <w:rFonts w:ascii="Times New Roman" w:hAnsi="Times New Roman" w:cs="Times New Roman"/>
-          <w:color w:val="27251E"/>
-          <w:sz w:val="28"/>
-          <w:szCs w:val="28"/>
-        </w:rPr>
-        <w:t xml:space="preserve"> был успешно установлен в виртуальное окружение, что подтверждается выводом команды </w:t>
+      <w:r>
+        <w:rPr>
+          <w:rFonts w:ascii="Times New Roman" w:hAnsi="Times New Roman" w:cs="Times New Roman"/>
+          <w:color w:val="27251E"/>
+          <w:sz w:val="28"/>
+          <w:szCs w:val="28"/>
+        </w:rPr>
+        <w:t xml:space="preserve">; </w:t>
       </w:r>
       <w:r>
         <w:rPr>
@@ -3393,7 +2980,64 @@
           <w:szCs w:val="28"/>
           <w:lang w:val="en-US"/>
         </w:rPr>
-        <w:t>import</w:t>
+        <w:t>print</w:t>
+      </w:r>
+      <w:r>
+        <w:rPr>
+          <w:rFonts w:ascii="Times New Roman" w:hAnsi="Times New Roman" w:cs="Times New Roman"/>
+          <w:color w:val="27251E"/>
+          <w:sz w:val="28"/>
+          <w:szCs w:val="28"/>
+        </w:rPr>
+        <w:t>(</w:t>
+      </w:r>
+      <w:r>
+        <w:rPr>
+          <w:rFonts w:ascii="Times New Roman" w:hAnsi="Times New Roman" w:cs="Times New Roman"/>
+          <w:color w:val="27251E"/>
+          <w:sz w:val="28"/>
+          <w:szCs w:val="28"/>
+          <w:lang w:val="en-US"/>
+        </w:rPr>
+        <w:t>torch</w:t>
+      </w:r>
+      <w:r>
+        <w:rPr>
+          <w:rFonts w:ascii="Times New Roman" w:hAnsi="Times New Roman" w:cs="Times New Roman"/>
+          <w:color w:val="27251E"/>
+          <w:sz w:val="28"/>
+          <w:szCs w:val="28"/>
+        </w:rPr>
+        <w:t>.__</w:t>
+      </w:r>
+      <w:r>
+        <w:rPr>
+          <w:rFonts w:ascii="Times New Roman" w:hAnsi="Times New Roman" w:cs="Times New Roman"/>
+          <w:color w:val="27251E"/>
+          <w:sz w:val="28"/>
+          <w:szCs w:val="28"/>
+          <w:lang w:val="en-US"/>
+        </w:rPr>
+        <w:t>version</w:t>
+      </w:r>
+      <w:r>
+        <w:rPr>
+          <w:rFonts w:ascii="Times New Roman" w:hAnsi="Times New Roman" w:cs="Times New Roman"/>
+          <w:color w:val="27251E"/>
+          <w:sz w:val="28"/>
+          <w:szCs w:val="28"/>
+        </w:rPr>
+        <w:t>__)(версия 1.10.2+cpu) и перечнем установленных пакетов (</w:t>
+      </w:r>
+      <w:r>
+        <w:rPr>
+          <w:rFonts w:ascii="Times New Roman" w:hAnsi="Times New Roman" w:cs="Times New Roman"/>
+          <w:color w:val="27251E"/>
+          <w:sz w:val="28"/>
+          <w:szCs w:val="28"/>
+          <w:lang w:val="en-US"/>
+        </w:rPr>
+        <w:t>pip</w:t>
       </w:r>
       <w:r>
         <w:rPr>
@@ -3412,16 +3056,16 @@
           <w:szCs w:val="28"/>
           <w:lang w:val="en-US"/>
         </w:rPr>
-        <w:t>torch</w:t>
-      </w:r>
-      <w:r>
-        <w:rPr>
-          <w:rFonts w:ascii="Times New Roman" w:hAnsi="Times New Roman" w:cs="Times New Roman"/>
-          <w:color w:val="27251E"/>
-          <w:sz w:val="28"/>
-          <w:szCs w:val="28"/>
-        </w:rPr>
-        <w:t xml:space="preserve">; </w:t>
+        <w:t>list</w:t>
+      </w:r>
+      <w:r>
+        <w:rPr>
+          <w:rFonts w:ascii="Times New Roman" w:hAnsi="Times New Roman" w:cs="Times New Roman"/>
+          <w:color w:val="27251E"/>
+          <w:sz w:val="28"/>
+          <w:szCs w:val="28"/>
+        </w:rPr>
+        <w:t>). Дополнительно при первом импорте P</w:t>
       </w:r>
       <w:r>
         <w:rPr>
@@ -3431,18 +3075,17 @@
           <w:szCs w:val="28"/>
           <w:lang w:val="en-US"/>
         </w:rPr>
-        <w:t>print</w:t>
-      </w:r>
-      <w:r>
-        <w:rPr>
-          <w:rFonts w:ascii="Times New Roman" w:hAnsi="Times New Roman" w:cs="Times New Roman"/>
-          <w:color w:val="27251E"/>
-          <w:sz w:val="28"/>
-          <w:szCs w:val="28"/>
-        </w:rPr>
-        <w:t>(</w:t>
-      </w:r>
-      <w:proofErr w:type="gramStart"/>
+        <w:t>y</w:t>
+      </w:r>
+      <w:r>
+        <w:rPr>
+          <w:rFonts w:ascii="Times New Roman" w:hAnsi="Times New Roman" w:cs="Times New Roman"/>
+          <w:color w:val="27251E"/>
+          <w:sz w:val="28"/>
+          <w:szCs w:val="28"/>
+        </w:rPr>
+        <w:t>Torch было выведено предупреждение о невозможности инициализации NumPy, связанное с отсутствием данной библиотеки в окружении; данное предупреждение не повлияло на корректность установки P</w:t>
+      </w:r>
       <w:r>
         <w:rPr>
           <w:rFonts w:ascii="Times New Roman" w:hAnsi="Times New Roman" w:cs="Times New Roman"/>
@@ -3451,183 +3094,16 @@
           <w:szCs w:val="28"/>
           <w:lang w:val="en-US"/>
         </w:rPr>
-        <w:t>torch</w:t>
-      </w:r>
-      <w:r>
-        <w:rPr>
-          <w:rFonts w:ascii="Times New Roman" w:hAnsi="Times New Roman" w:cs="Times New Roman"/>
-          <w:color w:val="27251E"/>
-          <w:sz w:val="28"/>
-          <w:szCs w:val="28"/>
-        </w:rPr>
-        <w:t>._</w:t>
-      </w:r>
-      <w:proofErr w:type="gramEnd"/>
-      <w:r>
-        <w:rPr>
-          <w:rFonts w:ascii="Times New Roman" w:hAnsi="Times New Roman" w:cs="Times New Roman"/>
-          <w:color w:val="27251E"/>
-          <w:sz w:val="28"/>
-          <w:szCs w:val="28"/>
-        </w:rPr>
-        <w:t>_</w:t>
-      </w:r>
-      <w:r>
-        <w:rPr>
-          <w:rFonts w:ascii="Times New Roman" w:hAnsi="Times New Roman" w:cs="Times New Roman"/>
-          <w:color w:val="27251E"/>
-          <w:sz w:val="28"/>
-          <w:szCs w:val="28"/>
-          <w:lang w:val="en-US"/>
-        </w:rPr>
-        <w:t>version</w:t>
-      </w:r>
-      <w:r>
-        <w:rPr>
-          <w:rFonts w:ascii="Times New Roman" w:hAnsi="Times New Roman" w:cs="Times New Roman"/>
-          <w:color w:val="27251E"/>
-          <w:sz w:val="28"/>
-          <w:szCs w:val="28"/>
-        </w:rPr>
-        <w:t>__)(версия 1.10.2+cpu) и перечнем установленных пакетов (</w:t>
-      </w:r>
-      <w:r>
-        <w:rPr>
-          <w:rFonts w:ascii="Times New Roman" w:hAnsi="Times New Roman" w:cs="Times New Roman"/>
-          <w:color w:val="27251E"/>
-          <w:sz w:val="28"/>
-          <w:szCs w:val="28"/>
-          <w:lang w:val="en-US"/>
-        </w:rPr>
-        <w:t>pip</w:t>
-      </w:r>
-      <w:r>
-        <w:rPr>
-          <w:rFonts w:ascii="Times New Roman" w:hAnsi="Times New Roman" w:cs="Times New Roman"/>
-          <w:color w:val="27251E"/>
-          <w:sz w:val="28"/>
-          <w:szCs w:val="28"/>
-        </w:rPr>
-        <w:t xml:space="preserve"> </w:t>
-      </w:r>
-      <w:r>
-        <w:rPr>
-          <w:rFonts w:ascii="Times New Roman" w:hAnsi="Times New Roman" w:cs="Times New Roman"/>
-          <w:color w:val="27251E"/>
-          <w:sz w:val="28"/>
-          <w:szCs w:val="28"/>
-          <w:lang w:val="en-US"/>
-        </w:rPr>
-        <w:t>list</w:t>
-      </w:r>
-      <w:r>
-        <w:rPr>
-          <w:rFonts w:ascii="Times New Roman" w:hAnsi="Times New Roman" w:cs="Times New Roman"/>
-          <w:color w:val="27251E"/>
-          <w:sz w:val="28"/>
-          <w:szCs w:val="28"/>
-        </w:rPr>
-        <w:t>). Дополнительно при первом импорте P</w:t>
-      </w:r>
-      <w:r>
-        <w:rPr>
-          <w:rFonts w:ascii="Times New Roman" w:hAnsi="Times New Roman" w:cs="Times New Roman"/>
-          <w:color w:val="27251E"/>
-          <w:sz w:val="28"/>
-          <w:szCs w:val="28"/>
-          <w:lang w:val="en-US"/>
-        </w:rPr>
         <w:t>y</w:t>
       </w:r>
-      <w:proofErr w:type="spellStart"/>
-      <w:r>
-        <w:rPr>
-          <w:rFonts w:ascii="Times New Roman" w:hAnsi="Times New Roman" w:cs="Times New Roman"/>
-          <w:color w:val="27251E"/>
-          <w:sz w:val="28"/>
-          <w:szCs w:val="28"/>
-        </w:rPr>
-        <w:t>Torch</w:t>
-      </w:r>
-      <w:proofErr w:type="spellEnd"/>
-      <w:r>
-        <w:rPr>
-          <w:rFonts w:ascii="Times New Roman" w:hAnsi="Times New Roman" w:cs="Times New Roman"/>
-          <w:color w:val="27251E"/>
-          <w:sz w:val="28"/>
-          <w:szCs w:val="28"/>
-        </w:rPr>
-        <w:t xml:space="preserve"> было выведено предупреждение о невозможности инициализации </w:t>
-      </w:r>
-      <w:proofErr w:type="spellStart"/>
-      <w:r>
-        <w:rPr>
-          <w:rFonts w:ascii="Times New Roman" w:hAnsi="Times New Roman" w:cs="Times New Roman"/>
-          <w:color w:val="27251E"/>
-          <w:sz w:val="28"/>
-          <w:szCs w:val="28"/>
-        </w:rPr>
-        <w:t>NumPy</w:t>
-      </w:r>
-      <w:proofErr w:type="spellEnd"/>
-      <w:r>
-        <w:rPr>
-          <w:rFonts w:ascii="Times New Roman" w:hAnsi="Times New Roman" w:cs="Times New Roman"/>
-          <w:color w:val="27251E"/>
-          <w:sz w:val="28"/>
-          <w:szCs w:val="28"/>
-        </w:rPr>
-        <w:t>, связанное с отсутствием данной библиотеки в окружении; данное предупреждение не повлияло на корректность установки P</w:t>
-      </w:r>
-      <w:r>
-        <w:rPr>
-          <w:rFonts w:ascii="Times New Roman" w:hAnsi="Times New Roman" w:cs="Times New Roman"/>
-          <w:color w:val="27251E"/>
-          <w:sz w:val="28"/>
-          <w:szCs w:val="28"/>
-          <w:lang w:val="en-US"/>
-        </w:rPr>
-        <w:t>y</w:t>
-      </w:r>
-      <w:proofErr w:type="spellStart"/>
-      <w:r>
-        <w:rPr>
-          <w:rFonts w:ascii="Times New Roman" w:hAnsi="Times New Roman" w:cs="Times New Roman"/>
-          <w:color w:val="27251E"/>
-          <w:sz w:val="28"/>
-          <w:szCs w:val="28"/>
-        </w:rPr>
-        <w:t>Torch</w:t>
-      </w:r>
-      <w:proofErr w:type="spellEnd"/>
-      <w:r>
-        <w:rPr>
-          <w:rFonts w:ascii="Times New Roman" w:hAnsi="Times New Roman" w:cs="Times New Roman"/>
-          <w:color w:val="27251E"/>
-          <w:sz w:val="28"/>
-          <w:szCs w:val="28"/>
-        </w:rPr>
-        <w:t xml:space="preserve"> и может быть устранено отдельной установкой </w:t>
-      </w:r>
-      <w:proofErr w:type="spellStart"/>
-      <w:r>
-        <w:rPr>
-          <w:rFonts w:ascii="Times New Roman" w:hAnsi="Times New Roman" w:cs="Times New Roman"/>
-          <w:color w:val="27251E"/>
-          <w:sz w:val="28"/>
-          <w:szCs w:val="28"/>
-        </w:rPr>
-        <w:t>NumPy</w:t>
-      </w:r>
-      <w:proofErr w:type="spellEnd"/>
-      <w:r>
-        <w:rPr>
-          <w:rFonts w:ascii="Times New Roman" w:hAnsi="Times New Roman" w:cs="Times New Roman"/>
-          <w:color w:val="27251E"/>
-          <w:sz w:val="28"/>
-          <w:szCs w:val="28"/>
-        </w:rPr>
-        <w:t xml:space="preserve"> при необходимости</w:t>
+      <w:r>
+        <w:rPr>
+          <w:rFonts w:ascii="Times New Roman" w:hAnsi="Times New Roman" w:cs="Times New Roman"/>
+          <w:color w:val="27251E"/>
+          <w:sz w:val="28"/>
+          <w:szCs w:val="28"/>
+        </w:rPr>
+        <w:t>Torch и может быть устранено отдельной установкой NumPy при необходимости</w:t>
       </w:r>
     </w:p>
     <w:p>
@@ -3976,7 +3452,103 @@
           <w:sz w:val="28"/>
           <w:szCs w:val="28"/>
         </w:rPr>
-        <w:t>Одной из обязательных функций приложения является отображение исходного изображения и выделение отдельных цветовых каналов. В программе реализован показ красного, зелёного и синего каналов изображения по выбору пользователя, что позволяет визуально оценить структуру цифрового изображения и особенности представления цвета в модели RGB.</w:t>
+        <w:t xml:space="preserve">Одной из обязательных функций приложения является отображение исходного изображения и выделение отдельных цветовых каналов. В программе реализован показ красного, зелёного и синего каналов изображения по выбору пользователя, что позволяет визуально оценить структуру цифрового изображения и особенности </w:t>
+      </w:r>
+    </w:p>
+    <w:p>
+      <w:pPr>
+        <w:spacing w:line="360" w:lineRule="auto"/>
+        <w:ind w:left="-624" w:firstLine="709"/>
+        <w:rPr>
+          <w:rFonts w:ascii="Times New Roman" w:hAnsi="Times New Roman" w:cs="Times New Roman"/>
+          <w:color w:val="27251E"/>
+          <w:sz w:val="28"/>
+          <w:szCs w:val="28"/>
+        </w:rPr>
+      </w:pPr>
+    </w:p>
+    <w:p>
+      <w:pPr>
+        <w:spacing w:line="360" w:lineRule="auto"/>
+        <w:ind w:left="-624" w:firstLine="709"/>
+        <w:rPr>
+          <w:rFonts w:ascii="Times New Roman" w:hAnsi="Times New Roman" w:cs="Times New Roman"/>
+          <w:color w:val="27251E"/>
+          <w:sz w:val="28"/>
+          <w:szCs w:val="28"/>
+        </w:rPr>
+      </w:pPr>
+      <w:r>
+        <w:rPr>
+          <w:rFonts w:ascii="Times New Roman" w:hAnsi="Times New Roman" w:cs="Times New Roman"/>
+          <w:color w:val="27251E"/>
+          <w:sz w:val="28"/>
+          <w:szCs w:val="28"/>
+        </w:rPr>
+        <w:lastRenderedPageBreak/>
+        <w:t>Открытие картинки</w:t>
+      </w:r>
+      <w:r>
+        <w:rPr>
+          <w:rFonts w:ascii="Times New Roman" w:hAnsi="Times New Roman" w:cs="Times New Roman"/>
+          <w:noProof/>
+          <w:color w:val="27251E"/>
+          <w:sz w:val="28"/>
+          <w:szCs w:val="28"/>
+        </w:rPr>
+        <w:drawing>
+          <wp:inline distT="0" distB="0" distL="0" distR="0" wp14:anchorId="42DA1796" wp14:editId="1F635851">
+            <wp:extent cx="6120130" cy="4981575"/>
+            <wp:effectExtent l="0" t="0" r="0" b="9525"/>
+            <wp:docPr id="10" name="Рисунок 10"/>
+            <wp:cNvGraphicFramePr>
+              <a:graphicFrameLocks xmlns:a="http://schemas.openxmlformats.org/drawingml/2006/main" noChangeAspect="1"/>
+            </wp:cNvGraphicFramePr>
+            <a:graphic xmlns:a="http://schemas.openxmlformats.org/drawingml/2006/main">
+              <a:graphicData uri="http://schemas.openxmlformats.org/drawingml/2006/picture">
+                <pic:pic xmlns:pic="http://schemas.openxmlformats.org/drawingml/2006/picture">
+                  <pic:nvPicPr>
+                    <pic:cNvPr id="1" name=""/>
+                    <pic:cNvPicPr/>
+                  </pic:nvPicPr>
+                  <pic:blipFill>
+                    <a:blip r:embed="rId15"/>
+                    <a:stretch>
+                      <a:fillRect/>
+                    </a:stretch>
+                  </pic:blipFill>
+                  <pic:spPr>
+                    <a:xfrm>
+                      <a:off x="0" y="0"/>
+                      <a:ext cx="6120130" cy="4981575"/>
+                    </a:xfrm>
+                    <a:prstGeom prst="rect">
+                      <a:avLst/>
+                    </a:prstGeom>
+                  </pic:spPr>
+                </pic:pic>
+              </a:graphicData>
+            </a:graphic>
+          </wp:inline>
+        </w:drawing>
+      </w:r>
+    </w:p>
+    <w:p>
+      <w:pPr>
+        <w:spacing w:line="360" w:lineRule="auto"/>
+        <w:ind w:left="-624"/>
+        <w:rPr>
+          <w:noProof/>
+        </w:rPr>
+      </w:pPr>
+      <w:r>
+        <w:rPr>
+          <w:rFonts w:ascii="Times New Roman" w:hAnsi="Times New Roman" w:cs="Times New Roman"/>
+          <w:color w:val="27251E"/>
+          <w:sz w:val="28"/>
+          <w:szCs w:val="28"/>
+        </w:rPr>
+        <w:t>представления цвета в модели RGB.</w:t>
       </w:r>
       <w:r>
         <w:rPr>
@@ -4008,7 +3580,7 @@
                     <pic:cNvPicPr/>
                   </pic:nvPicPr>
                   <pic:blipFill>
-                    <a:blip r:embed="rId15">
+                    <a:blip r:embed="rId16">
                       <a:extLst>
                         <a:ext uri="{28A0092B-C50C-407E-A947-70E740481C1C}">
                           <a14:useLocalDpi xmlns:a14="http://schemas.microsoft.com/office/drawing/2010/main" val="0"/>
@@ -4038,29 +3610,14 @@
     <w:p>
       <w:pPr>
         <w:spacing w:line="360" w:lineRule="auto"/>
-        <w:ind w:left="-624" w:firstLine="709"/>
-        <w:rPr>
-          <w:rFonts w:ascii="Times New Roman" w:hAnsi="Times New Roman" w:cs="Times New Roman"/>
-          <w:color w:val="27251E"/>
-          <w:sz w:val="28"/>
-          <w:szCs w:val="28"/>
-        </w:rPr>
-      </w:pPr>
-      <w:r>
-        <w:rPr>
-          <w:rFonts w:ascii="Times New Roman" w:hAnsi="Times New Roman" w:cs="Times New Roman"/>
-          <w:color w:val="27251E"/>
-          <w:sz w:val="28"/>
-          <w:szCs w:val="28"/>
-        </w:rPr>
-        <w:t>В соответствии с индивидуальным заданием в программу были добавлены три дополнительные функции. Первая функция - размытие изображения по Гауссу с выбором размера ядра пользователем.</w:t>
-      </w:r>
-      <w:r>
-        <w:rPr>
-          <w:noProof/>
-        </w:rPr>
-        <w:t xml:space="preserve"> </w:t>
-      </w:r>
+        <w:ind w:left="-624"/>
+        <w:rPr>
+          <w:rFonts w:ascii="Times New Roman" w:hAnsi="Times New Roman" w:cs="Times New Roman"/>
+          <w:color w:val="27251E"/>
+          <w:sz w:val="28"/>
+          <w:szCs w:val="28"/>
+        </w:rPr>
+      </w:pPr>
       <w:r>
         <w:rPr>
           <w:rFonts w:ascii="Times New Roman" w:hAnsi="Times New Roman" w:cs="Times New Roman"/>
@@ -4071,75 +3628,10 @@
         </w:rPr>
         <w:lastRenderedPageBreak/>
         <w:drawing>
-          <wp:inline distT="0" distB="0" distL="0" distR="0" wp14:anchorId="55FF9953" wp14:editId="1EB4E312">
-            <wp:extent cx="6120130" cy="3394075"/>
-            <wp:effectExtent l="0" t="0" r="0" b="0"/>
-            <wp:docPr id="7" name="Рисунок 7"/>
-            <wp:cNvGraphicFramePr>
-              <a:graphicFrameLocks xmlns:a="http://schemas.openxmlformats.org/drawingml/2006/main" noChangeAspect="1"/>
-            </wp:cNvGraphicFramePr>
-            <a:graphic xmlns:a="http://schemas.openxmlformats.org/drawingml/2006/main">
-              <a:graphicData uri="http://schemas.openxmlformats.org/drawingml/2006/picture">
-                <pic:pic xmlns:pic="http://schemas.openxmlformats.org/drawingml/2006/picture">
-                  <pic:nvPicPr>
-                    <pic:cNvPr id="1" name=""/>
-                    <pic:cNvPicPr/>
-                  </pic:nvPicPr>
-                  <pic:blipFill>
-                    <a:blip r:embed="rId16"/>
-                    <a:stretch>
-                      <a:fillRect/>
-                    </a:stretch>
-                  </pic:blipFill>
-                  <pic:spPr>
-                    <a:xfrm>
-                      <a:off x="0" y="0"/>
-                      <a:ext cx="6120130" cy="3394075"/>
-                    </a:xfrm>
-                    <a:prstGeom prst="rect">
-                      <a:avLst/>
-                    </a:prstGeom>
-                  </pic:spPr>
-                </pic:pic>
-              </a:graphicData>
-            </a:graphic>
-          </wp:inline>
-        </w:drawing>
-      </w:r>
-      <w:r>
-        <w:rPr>
-          <w:rFonts w:ascii="Times New Roman" w:hAnsi="Times New Roman" w:cs="Times New Roman"/>
-          <w:color w:val="27251E"/>
-          <w:sz w:val="28"/>
-          <w:szCs w:val="28"/>
-        </w:rPr>
-        <w:t xml:space="preserve"> Вторая функция - преобразование изображения в оттенки серого.</w:t>
-      </w:r>
-    </w:p>
-    <w:p>
-      <w:pPr>
-        <w:spacing w:line="360" w:lineRule="auto"/>
-        <w:ind w:left="-624" w:firstLine="709"/>
-        <w:rPr>
-          <w:rFonts w:ascii="Times New Roman" w:hAnsi="Times New Roman" w:cs="Times New Roman"/>
-          <w:color w:val="27251E"/>
-          <w:sz w:val="28"/>
-          <w:szCs w:val="28"/>
-        </w:rPr>
-      </w:pPr>
-      <w:r>
-        <w:rPr>
-          <w:rFonts w:ascii="Times New Roman" w:hAnsi="Times New Roman" w:cs="Times New Roman"/>
-          <w:noProof/>
-          <w:color w:val="27251E"/>
-          <w:sz w:val="28"/>
-          <w:szCs w:val="28"/>
-        </w:rPr>
-        <w:drawing>
-          <wp:inline distT="0" distB="0" distL="0" distR="0" wp14:anchorId="29974ADB" wp14:editId="25E746DA">
-            <wp:extent cx="6120130" cy="1910715"/>
-            <wp:effectExtent l="0" t="0" r="0" b="0"/>
-            <wp:docPr id="8" name="Рисунок 8"/>
+          <wp:inline distT="0" distB="0" distL="0" distR="0" wp14:anchorId="2BF8FA15" wp14:editId="099EBAEB">
+            <wp:extent cx="4772691" cy="4753638"/>
+            <wp:effectExtent l="0" t="0" r="8890" b="8890"/>
+            <wp:docPr id="11" name="Рисунок 11"/>
             <wp:cNvGraphicFramePr>
               <a:graphicFrameLocks xmlns:a="http://schemas.openxmlformats.org/drawingml/2006/main" noChangeAspect="1"/>
             </wp:cNvGraphicFramePr>
@@ -4159,7 +3651,7 @@
                   <pic:spPr>
                     <a:xfrm>
                       <a:off x="0" y="0"/>
-                      <a:ext cx="6120130" cy="1910715"/>
+                      <a:ext cx="4772691" cy="4753638"/>
                     </a:xfrm>
                     <a:prstGeom prst="rect">
                       <a:avLst/>
@@ -4171,25 +3663,14 @@
           </wp:inline>
         </w:drawing>
       </w:r>
-      <w:r>
-        <w:rPr>
-          <w:rFonts w:ascii="Times New Roman" w:hAnsi="Times New Roman" w:cs="Times New Roman"/>
-          <w:color w:val="27251E"/>
-          <w:sz w:val="28"/>
-          <w:szCs w:val="28"/>
-        </w:rPr>
-        <w:t xml:space="preserve"> Третья функция   - рисование зелёной линии на изображении, при этом координаты начальной и конечной точек, а также толщина линии вводятся пользователем через интерфейс приложения.</w:t>
-      </w:r>
-    </w:p>
-    <w:p>
-      <w:pPr>
-        <w:spacing w:line="360" w:lineRule="auto"/>
-        <w:ind w:left="-624" w:firstLine="709"/>
-        <w:rPr>
-          <w:rFonts w:ascii="Times New Roman" w:hAnsi="Times New Roman" w:cs="Times New Roman"/>
-          <w:color w:val="27251E"/>
-          <w:sz w:val="28"/>
-          <w:szCs w:val="28"/>
+    </w:p>
+    <w:p>
+      <w:pPr>
+        <w:spacing w:line="360" w:lineRule="auto"/>
+        <w:ind w:left="-624"/>
+        <w:rPr>
+          <w:rFonts w:ascii="Times New Roman" w:hAnsi="Times New Roman" w:cs="Times New Roman"/>
+          <w:noProof/>
         </w:rPr>
       </w:pPr>
       <w:r>
@@ -4202,10 +3683,10 @@
         </w:rPr>
         <w:lastRenderedPageBreak/>
         <w:drawing>
-          <wp:inline distT="0" distB="0" distL="0" distR="0" wp14:anchorId="5F71F788" wp14:editId="0088558C">
-            <wp:extent cx="6120130" cy="4586605"/>
-            <wp:effectExtent l="0" t="0" r="0" b="4445"/>
-            <wp:docPr id="9" name="Рисунок 9"/>
+          <wp:inline distT="0" distB="0" distL="0" distR="0" wp14:anchorId="4555977A" wp14:editId="7FA0F61D">
+            <wp:extent cx="4744112" cy="4753638"/>
+            <wp:effectExtent l="0" t="0" r="0" b="8890"/>
+            <wp:docPr id="12" name="Рисунок 12"/>
             <wp:cNvGraphicFramePr>
               <a:graphicFrameLocks xmlns:a="http://schemas.openxmlformats.org/drawingml/2006/main" noChangeAspect="1"/>
             </wp:cNvGraphicFramePr>
@@ -4225,6 +3706,465 @@
                   <pic:spPr>
                     <a:xfrm>
                       <a:off x="0" y="0"/>
+                      <a:ext cx="4744112" cy="4753638"/>
+                    </a:xfrm>
+                    <a:prstGeom prst="rect">
+                      <a:avLst/>
+                    </a:prstGeom>
+                  </pic:spPr>
+                </pic:pic>
+              </a:graphicData>
+            </a:graphic>
+          </wp:inline>
+        </w:drawing>
+      </w:r>
+      <w:r>
+        <w:rPr>
+          <w:noProof/>
+        </w:rPr>
+        <w:t xml:space="preserve"> </w:t>
+      </w:r>
+      <w:r>
+        <w:rPr>
+          <w:rFonts w:ascii="Times New Roman" w:hAnsi="Times New Roman" w:cs="Times New Roman"/>
+          <w:noProof/>
+          <w:color w:val="27251E"/>
+          <w:sz w:val="28"/>
+          <w:szCs w:val="28"/>
+        </w:rPr>
+        <w:lastRenderedPageBreak/>
+        <w:drawing>
+          <wp:inline distT="0" distB="0" distL="0" distR="0" wp14:anchorId="527BEC3F" wp14:editId="772309DF">
+            <wp:extent cx="4744112" cy="4772691"/>
+            <wp:effectExtent l="0" t="0" r="0" b="8890"/>
+            <wp:docPr id="13" name="Рисунок 13"/>
+            <wp:cNvGraphicFramePr>
+              <a:graphicFrameLocks xmlns:a="http://schemas.openxmlformats.org/drawingml/2006/main" noChangeAspect="1"/>
+            </wp:cNvGraphicFramePr>
+            <a:graphic xmlns:a="http://schemas.openxmlformats.org/drawingml/2006/main">
+              <a:graphicData uri="http://schemas.openxmlformats.org/drawingml/2006/picture">
+                <pic:pic xmlns:pic="http://schemas.openxmlformats.org/drawingml/2006/picture">
+                  <pic:nvPicPr>
+                    <pic:cNvPr id="1" name=""/>
+                    <pic:cNvPicPr/>
+                  </pic:nvPicPr>
+                  <pic:blipFill>
+                    <a:blip r:embed="rId19"/>
+                    <a:stretch>
+                      <a:fillRect/>
+                    </a:stretch>
+                  </pic:blipFill>
+                  <pic:spPr>
+                    <a:xfrm>
+                      <a:off x="0" y="0"/>
+                      <a:ext cx="4744112" cy="4772691"/>
+                    </a:xfrm>
+                    <a:prstGeom prst="rect">
+                      <a:avLst/>
+                    </a:prstGeom>
+                  </pic:spPr>
+                </pic:pic>
+              </a:graphicData>
+            </a:graphic>
+          </wp:inline>
+        </w:drawing>
+      </w:r>
+    </w:p>
+    <w:p>
+      <w:pPr>
+        <w:spacing w:line="360" w:lineRule="auto"/>
+        <w:ind w:left="-624"/>
+        <w:rPr>
+          <w:rFonts w:ascii="Times New Roman" w:hAnsi="Times New Roman" w:cs="Times New Roman"/>
+          <w:noProof/>
+          <w:sz w:val="28"/>
+          <w:szCs w:val="28"/>
+        </w:rPr>
+      </w:pPr>
+      <w:r>
+        <w:rPr>
+          <w:rFonts w:ascii="Times New Roman" w:hAnsi="Times New Roman" w:cs="Times New Roman"/>
+          <w:noProof/>
+          <w:sz w:val="28"/>
+          <w:szCs w:val="28"/>
+        </w:rPr>
+        <w:t xml:space="preserve">Снимок сделанный с вебкамеры </w:t>
+      </w:r>
+    </w:p>
+    <w:p>
+      <w:pPr>
+        <w:spacing w:line="360" w:lineRule="auto"/>
+        <w:ind w:left="-624"/>
+        <w:rPr>
+          <w:rFonts w:ascii="Times New Roman" w:hAnsi="Times New Roman" w:cs="Times New Roman"/>
+          <w:color w:val="27251E"/>
+          <w:sz w:val="28"/>
+          <w:szCs w:val="28"/>
+        </w:rPr>
+      </w:pPr>
+      <w:r>
+        <w:rPr>
+          <w:noProof/>
+        </w:rPr>
+        <w:drawing>
+          <wp:inline distT="0" distB="0" distL="0" distR="0" wp14:anchorId="52523B0A" wp14:editId="1A7A2E40">
+            <wp:extent cx="6120130" cy="3589020"/>
+            <wp:effectExtent l="0" t="0" r="0" b="0"/>
+            <wp:docPr id="14" name="Рисунок 14"/>
+            <wp:cNvGraphicFramePr>
+              <a:graphicFrameLocks xmlns:a="http://schemas.openxmlformats.org/drawingml/2006/main" noChangeAspect="1"/>
+            </wp:cNvGraphicFramePr>
+            <a:graphic xmlns:a="http://schemas.openxmlformats.org/drawingml/2006/main">
+              <a:graphicData uri="http://schemas.openxmlformats.org/drawingml/2006/picture">
+                <pic:pic xmlns:pic="http://schemas.openxmlformats.org/drawingml/2006/picture">
+                  <pic:nvPicPr>
+                    <pic:cNvPr id="1" name=""/>
+                    <pic:cNvPicPr/>
+                  </pic:nvPicPr>
+                  <pic:blipFill>
+                    <a:blip r:embed="rId20"/>
+                    <a:stretch>
+                      <a:fillRect/>
+                    </a:stretch>
+                  </pic:blipFill>
+                  <pic:spPr>
+                    <a:xfrm>
+                      <a:off x="0" y="0"/>
+                      <a:ext cx="6120130" cy="3589020"/>
+                    </a:xfrm>
+                    <a:prstGeom prst="rect">
+                      <a:avLst/>
+                    </a:prstGeom>
+                  </pic:spPr>
+                </pic:pic>
+              </a:graphicData>
+            </a:graphic>
+          </wp:inline>
+        </w:drawing>
+      </w:r>
+    </w:p>
+    <w:p>
+      <w:pPr>
+        <w:spacing w:line="360" w:lineRule="auto"/>
+        <w:ind w:left="-624" w:firstLine="709"/>
+        <w:rPr>
+          <w:rFonts w:ascii="Times New Roman" w:hAnsi="Times New Roman" w:cs="Times New Roman"/>
+          <w:color w:val="27251E"/>
+          <w:sz w:val="28"/>
+          <w:szCs w:val="28"/>
+        </w:rPr>
+      </w:pPr>
+      <w:r>
+        <w:rPr>
+          <w:rFonts w:ascii="Times New Roman" w:hAnsi="Times New Roman" w:cs="Times New Roman"/>
+          <w:color w:val="27251E"/>
+          <w:sz w:val="28"/>
+          <w:szCs w:val="28"/>
+        </w:rPr>
+        <w:lastRenderedPageBreak/>
+        <w:t>В соответствии с индивидуальным заданием в программу были добавлены три дополнительные функции. Первая функция - размытие изображения по Гауссу с выбором размера ядра пользователем.</w:t>
+      </w:r>
+      <w:r>
+        <w:rPr>
+          <w:noProof/>
+        </w:rPr>
+        <w:t xml:space="preserve"> </w:t>
+      </w:r>
+      <w:r>
+        <w:rPr>
+          <w:rFonts w:ascii="Times New Roman" w:hAnsi="Times New Roman" w:cs="Times New Roman"/>
+          <w:noProof/>
+          <w:color w:val="27251E"/>
+          <w:sz w:val="28"/>
+          <w:szCs w:val="28"/>
+        </w:rPr>
+        <w:drawing>
+          <wp:inline distT="0" distB="0" distL="0" distR="0" wp14:anchorId="55FF9953" wp14:editId="135DA888">
+            <wp:extent cx="6120130" cy="3394075"/>
+            <wp:effectExtent l="0" t="0" r="0" b="0"/>
+            <wp:docPr id="7" name="Рисунок 7"/>
+            <wp:cNvGraphicFramePr>
+              <a:graphicFrameLocks xmlns:a="http://schemas.openxmlformats.org/drawingml/2006/main" noChangeAspect="1"/>
+            </wp:cNvGraphicFramePr>
+            <a:graphic xmlns:a="http://schemas.openxmlformats.org/drawingml/2006/main">
+              <a:graphicData uri="http://schemas.openxmlformats.org/drawingml/2006/picture">
+                <pic:pic xmlns:pic="http://schemas.openxmlformats.org/drawingml/2006/picture">
+                  <pic:nvPicPr>
+                    <pic:cNvPr id="1" name=""/>
+                    <pic:cNvPicPr/>
+                  </pic:nvPicPr>
+                  <pic:blipFill>
+                    <a:blip r:embed="rId21"/>
+                    <a:stretch>
+                      <a:fillRect/>
+                    </a:stretch>
+                  </pic:blipFill>
+                  <pic:spPr>
+                    <a:xfrm>
+                      <a:off x="0" y="0"/>
+                      <a:ext cx="6120130" cy="3394075"/>
+                    </a:xfrm>
+                    <a:prstGeom prst="rect">
+                      <a:avLst/>
+                    </a:prstGeom>
+                  </pic:spPr>
+                </pic:pic>
+              </a:graphicData>
+            </a:graphic>
+          </wp:inline>
+        </w:drawing>
+      </w:r>
+      <w:r>
+        <w:rPr>
+          <w:rFonts w:ascii="Times New Roman" w:hAnsi="Times New Roman" w:cs="Times New Roman"/>
+          <w:color w:val="27251E"/>
+          <w:sz w:val="28"/>
+          <w:szCs w:val="28"/>
+        </w:rPr>
+        <w:t xml:space="preserve"> </w:t>
+      </w:r>
+    </w:p>
+    <w:p>
+      <w:pPr>
+        <w:spacing w:line="360" w:lineRule="auto"/>
+        <w:ind w:left="-624" w:firstLine="709"/>
+        <w:rPr>
+          <w:rFonts w:ascii="Times New Roman" w:hAnsi="Times New Roman" w:cs="Times New Roman"/>
+          <w:color w:val="27251E"/>
+          <w:sz w:val="28"/>
+          <w:szCs w:val="28"/>
+        </w:rPr>
+      </w:pPr>
+      <w:r>
+        <w:rPr>
+          <w:rFonts w:ascii="Times New Roman" w:hAnsi="Times New Roman" w:cs="Times New Roman"/>
+          <w:noProof/>
+          <w:color w:val="27251E"/>
+          <w:sz w:val="28"/>
+          <w:szCs w:val="28"/>
+        </w:rPr>
+        <w:lastRenderedPageBreak/>
+        <w:drawing>
+          <wp:inline distT="0" distB="0" distL="0" distR="0" wp14:anchorId="19DE521A" wp14:editId="010065EC">
+            <wp:extent cx="5763429" cy="5811061"/>
+            <wp:effectExtent l="0" t="0" r="8890" b="0"/>
+            <wp:docPr id="15" name="Рисунок 15"/>
+            <wp:cNvGraphicFramePr>
+              <a:graphicFrameLocks xmlns:a="http://schemas.openxmlformats.org/drawingml/2006/main" noChangeAspect="1"/>
+            </wp:cNvGraphicFramePr>
+            <a:graphic xmlns:a="http://schemas.openxmlformats.org/drawingml/2006/main">
+              <a:graphicData uri="http://schemas.openxmlformats.org/drawingml/2006/picture">
+                <pic:pic xmlns:pic="http://schemas.openxmlformats.org/drawingml/2006/picture">
+                  <pic:nvPicPr>
+                    <pic:cNvPr id="1" name=""/>
+                    <pic:cNvPicPr/>
+                  </pic:nvPicPr>
+                  <pic:blipFill>
+                    <a:blip r:embed="rId22"/>
+                    <a:stretch>
+                      <a:fillRect/>
+                    </a:stretch>
+                  </pic:blipFill>
+                  <pic:spPr>
+                    <a:xfrm>
+                      <a:off x="0" y="0"/>
+                      <a:ext cx="5763429" cy="5811061"/>
+                    </a:xfrm>
+                    <a:prstGeom prst="rect">
+                      <a:avLst/>
+                    </a:prstGeom>
+                  </pic:spPr>
+                </pic:pic>
+              </a:graphicData>
+            </a:graphic>
+          </wp:inline>
+        </w:drawing>
+      </w:r>
+      <w:r>
+        <w:rPr>
+          <w:rFonts w:ascii="Times New Roman" w:hAnsi="Times New Roman" w:cs="Times New Roman"/>
+          <w:color w:val="27251E"/>
+          <w:sz w:val="28"/>
+          <w:szCs w:val="28"/>
+        </w:rPr>
+        <w:t>Вторая функция - преобразование изображения в оттенки серого.</w:t>
+      </w:r>
+    </w:p>
+    <w:p>
+      <w:pPr>
+        <w:spacing w:line="360" w:lineRule="auto"/>
+        <w:ind w:left="-624" w:firstLine="709"/>
+        <w:rPr>
+          <w:rFonts w:ascii="Times New Roman" w:hAnsi="Times New Roman" w:cs="Times New Roman"/>
+          <w:color w:val="27251E"/>
+          <w:sz w:val="28"/>
+          <w:szCs w:val="28"/>
+        </w:rPr>
+      </w:pPr>
+      <w:r>
+        <w:rPr>
+          <w:rFonts w:ascii="Times New Roman" w:hAnsi="Times New Roman" w:cs="Times New Roman"/>
+          <w:noProof/>
+          <w:color w:val="27251E"/>
+          <w:sz w:val="28"/>
+          <w:szCs w:val="28"/>
+        </w:rPr>
+        <w:drawing>
+          <wp:inline distT="0" distB="0" distL="0" distR="0" wp14:anchorId="29974ADB" wp14:editId="25E746DA">
+            <wp:extent cx="6120130" cy="1910715"/>
+            <wp:effectExtent l="0" t="0" r="0" b="0"/>
+            <wp:docPr id="8" name="Рисунок 8"/>
+            <wp:cNvGraphicFramePr>
+              <a:graphicFrameLocks xmlns:a="http://schemas.openxmlformats.org/drawingml/2006/main" noChangeAspect="1"/>
+            </wp:cNvGraphicFramePr>
+            <a:graphic xmlns:a="http://schemas.openxmlformats.org/drawingml/2006/main">
+              <a:graphicData uri="http://schemas.openxmlformats.org/drawingml/2006/picture">
+                <pic:pic xmlns:pic="http://schemas.openxmlformats.org/drawingml/2006/picture">
+                  <pic:nvPicPr>
+                    <pic:cNvPr id="1" name=""/>
+                    <pic:cNvPicPr/>
+                  </pic:nvPicPr>
+                  <pic:blipFill>
+                    <a:blip r:embed="rId23"/>
+                    <a:stretch>
+                      <a:fillRect/>
+                    </a:stretch>
+                  </pic:blipFill>
+                  <pic:spPr>
+                    <a:xfrm>
+                      <a:off x="0" y="0"/>
+                      <a:ext cx="6120130" cy="1910715"/>
+                    </a:xfrm>
+                    <a:prstGeom prst="rect">
+                      <a:avLst/>
+                    </a:prstGeom>
+                  </pic:spPr>
+                </pic:pic>
+              </a:graphicData>
+            </a:graphic>
+          </wp:inline>
+        </w:drawing>
+      </w:r>
+      <w:r>
+        <w:rPr>
+          <w:rFonts w:ascii="Times New Roman" w:hAnsi="Times New Roman" w:cs="Times New Roman"/>
+          <w:color w:val="27251E"/>
+          <w:sz w:val="28"/>
+          <w:szCs w:val="28"/>
+        </w:rPr>
+        <w:t xml:space="preserve"> </w:t>
+      </w:r>
+    </w:p>
+    <w:p>
+      <w:pPr>
+        <w:spacing w:line="360" w:lineRule="auto"/>
+        <w:ind w:left="-624" w:firstLine="709"/>
+        <w:rPr>
+          <w:rFonts w:ascii="Times New Roman" w:hAnsi="Times New Roman" w:cs="Times New Roman"/>
+          <w:color w:val="27251E"/>
+          <w:sz w:val="28"/>
+          <w:szCs w:val="28"/>
+        </w:rPr>
+      </w:pPr>
+      <w:r>
+        <w:rPr>
+          <w:rFonts w:ascii="Times New Roman" w:hAnsi="Times New Roman" w:cs="Times New Roman"/>
+          <w:noProof/>
+          <w:color w:val="27251E"/>
+          <w:sz w:val="28"/>
+          <w:szCs w:val="28"/>
+        </w:rPr>
+        <w:lastRenderedPageBreak/>
+        <w:drawing>
+          <wp:inline distT="0" distB="0" distL="0" distR="0" wp14:anchorId="583F6299" wp14:editId="6D3807B9">
+            <wp:extent cx="6120130" cy="5494020"/>
+            <wp:effectExtent l="0" t="0" r="0" b="0"/>
+            <wp:docPr id="16" name="Рисунок 16"/>
+            <wp:cNvGraphicFramePr>
+              <a:graphicFrameLocks xmlns:a="http://schemas.openxmlformats.org/drawingml/2006/main" noChangeAspect="1"/>
+            </wp:cNvGraphicFramePr>
+            <a:graphic xmlns:a="http://schemas.openxmlformats.org/drawingml/2006/main">
+              <a:graphicData uri="http://schemas.openxmlformats.org/drawingml/2006/picture">
+                <pic:pic xmlns:pic="http://schemas.openxmlformats.org/drawingml/2006/picture">
+                  <pic:nvPicPr>
+                    <pic:cNvPr id="1" name=""/>
+                    <pic:cNvPicPr/>
+                  </pic:nvPicPr>
+                  <pic:blipFill>
+                    <a:blip r:embed="rId24"/>
+                    <a:stretch>
+                      <a:fillRect/>
+                    </a:stretch>
+                  </pic:blipFill>
+                  <pic:spPr>
+                    <a:xfrm>
+                      <a:off x="0" y="0"/>
+                      <a:ext cx="6120130" cy="5494020"/>
+                    </a:xfrm>
+                    <a:prstGeom prst="rect">
+                      <a:avLst/>
+                    </a:prstGeom>
+                  </pic:spPr>
+                </pic:pic>
+              </a:graphicData>
+            </a:graphic>
+          </wp:inline>
+        </w:drawing>
+      </w:r>
+      <w:r>
+        <w:rPr>
+          <w:rFonts w:ascii="Times New Roman" w:hAnsi="Times New Roman" w:cs="Times New Roman"/>
+          <w:color w:val="27251E"/>
+          <w:sz w:val="28"/>
+          <w:szCs w:val="28"/>
+        </w:rPr>
+        <w:t>Третья функция   - рисование зелёной линии на изображении, при этом координаты начальной и конечной точек, а также толщина линии вводятся пользователем через интерфейс приложения.</w:t>
+      </w:r>
+    </w:p>
+    <w:p>
+      <w:pPr>
+        <w:spacing w:line="360" w:lineRule="auto"/>
+        <w:ind w:left="-624" w:firstLine="709"/>
+        <w:rPr>
+          <w:rFonts w:ascii="Times New Roman" w:hAnsi="Times New Roman" w:cs="Times New Roman"/>
+          <w:color w:val="27251E"/>
+          <w:sz w:val="28"/>
+          <w:szCs w:val="28"/>
+        </w:rPr>
+      </w:pPr>
+      <w:r>
+        <w:rPr>
+          <w:rFonts w:ascii="Times New Roman" w:hAnsi="Times New Roman" w:cs="Times New Roman"/>
+          <w:noProof/>
+          <w:color w:val="27251E"/>
+          <w:sz w:val="28"/>
+          <w:szCs w:val="28"/>
+        </w:rPr>
+        <w:lastRenderedPageBreak/>
+        <w:drawing>
+          <wp:inline distT="0" distB="0" distL="0" distR="0" wp14:anchorId="5F71F788" wp14:editId="0088558C">
+            <wp:extent cx="6120130" cy="4586605"/>
+            <wp:effectExtent l="0" t="0" r="0" b="4445"/>
+            <wp:docPr id="9" name="Рисунок 9"/>
+            <wp:cNvGraphicFramePr>
+              <a:graphicFrameLocks xmlns:a="http://schemas.openxmlformats.org/drawingml/2006/main" noChangeAspect="1"/>
+            </wp:cNvGraphicFramePr>
+            <a:graphic xmlns:a="http://schemas.openxmlformats.org/drawingml/2006/main">
+              <a:graphicData uri="http://schemas.openxmlformats.org/drawingml/2006/picture">
+                <pic:pic xmlns:pic="http://schemas.openxmlformats.org/drawingml/2006/picture">
+                  <pic:nvPicPr>
+                    <pic:cNvPr id="1" name=""/>
+                    <pic:cNvPicPr/>
+                  </pic:nvPicPr>
+                  <pic:blipFill>
+                    <a:blip r:embed="rId25"/>
+                    <a:stretch>
+                      <a:fillRect/>
+                    </a:stretch>
+                  </pic:blipFill>
+                  <pic:spPr>
+                    <a:xfrm>
+                      <a:off x="0" y="0"/>
                       <a:ext cx="6120130" cy="4586605"/>
                     </a:xfrm>
                     <a:prstGeom prst="rect">
@@ -4252,6 +4192,63 @@
       <w:r>
         <w:rPr>
           <w:rFonts w:ascii="Times New Roman" w:hAnsi="Times New Roman" w:cs="Times New Roman"/>
+          <w:noProof/>
+          <w:color w:val="27251E"/>
+          <w:sz w:val="28"/>
+          <w:szCs w:val="28"/>
+        </w:rPr>
+        <w:lastRenderedPageBreak/>
+        <w:drawing>
+          <wp:inline distT="0" distB="0" distL="0" distR="0" wp14:anchorId="2013A072" wp14:editId="2BFF0630">
+            <wp:extent cx="5487166" cy="5677692"/>
+            <wp:effectExtent l="0" t="0" r="0" b="0"/>
+            <wp:docPr id="17" name="Рисунок 17"/>
+            <wp:cNvGraphicFramePr>
+              <a:graphicFrameLocks xmlns:a="http://schemas.openxmlformats.org/drawingml/2006/main" noChangeAspect="1"/>
+            </wp:cNvGraphicFramePr>
+            <a:graphic xmlns:a="http://schemas.openxmlformats.org/drawingml/2006/main">
+              <a:graphicData uri="http://schemas.openxmlformats.org/drawingml/2006/picture">
+                <pic:pic xmlns:pic="http://schemas.openxmlformats.org/drawingml/2006/picture">
+                  <pic:nvPicPr>
+                    <pic:cNvPr id="1" name=""/>
+                    <pic:cNvPicPr/>
+                  </pic:nvPicPr>
+                  <pic:blipFill>
+                    <a:blip r:embed="rId26"/>
+                    <a:stretch>
+                      <a:fillRect/>
+                    </a:stretch>
+                  </pic:blipFill>
+                  <pic:spPr>
+                    <a:xfrm>
+                      <a:off x="0" y="0"/>
+                      <a:ext cx="5487166" cy="5677692"/>
+                    </a:xfrm>
+                    <a:prstGeom prst="rect">
+                      <a:avLst/>
+                    </a:prstGeom>
+                  </pic:spPr>
+                </pic:pic>
+              </a:graphicData>
+            </a:graphic>
+          </wp:inline>
+        </w:drawing>
+      </w:r>
+    </w:p>
+    <w:p>
+      <w:pPr>
+        <w:spacing w:line="360" w:lineRule="auto"/>
+        <w:ind w:left="-624" w:firstLine="709"/>
+        <w:rPr>
+          <w:rFonts w:ascii="Times New Roman" w:hAnsi="Times New Roman" w:cs="Times New Roman"/>
+          <w:color w:val="27251E"/>
+          <w:sz w:val="28"/>
+          <w:szCs w:val="28"/>
+        </w:rPr>
+      </w:pPr>
+      <w:r>
+        <w:rPr>
+          <w:rFonts w:ascii="Times New Roman" w:hAnsi="Times New Roman" w:cs="Times New Roman"/>
           <w:color w:val="27251E"/>
           <w:sz w:val="28"/>
           <w:szCs w:val="28"/>
@@ -4360,7 +4357,213 @@
           <w:sz w:val="28"/>
           <w:szCs w:val="28"/>
         </w:rPr>
-        <w:t xml:space="preserve"> и инструкция по запуску программы из исходного кода, что обеспечивает возможность воспроизведения проекта в аналогичном программном окружении.</w:t>
+        <w:t xml:space="preserve"> и инструкция по запуску </w:t>
+      </w:r>
+      <w:r>
+        <w:rPr>
+          <w:rFonts w:ascii="Times New Roman" w:hAnsi="Times New Roman" w:cs="Times New Roman"/>
+          <w:color w:val="27251E"/>
+          <w:sz w:val="28"/>
+          <w:szCs w:val="28"/>
+        </w:rPr>
+        <w:lastRenderedPageBreak/>
+        <w:t>программы из исходного кода, что обеспечивает возможность воспроизведения проекта в аналогичном программном окружении.</w:t>
+      </w:r>
+    </w:p>
+    <w:p>
+      <w:pPr>
+        <w:spacing w:line="360" w:lineRule="auto"/>
+        <w:ind w:left="-624" w:firstLine="709"/>
+        <w:rPr>
+          <w:rFonts w:ascii="Times New Roman" w:hAnsi="Times New Roman" w:cs="Times New Roman"/>
+          <w:b/>
+          <w:bCs/>
+          <w:color w:val="27251E"/>
+          <w:sz w:val="28"/>
+          <w:szCs w:val="28"/>
+        </w:rPr>
+      </w:pPr>
+      <w:r>
+        <w:rPr>
+          <w:rFonts w:ascii="Times New Roman" w:hAnsi="Times New Roman" w:cs="Times New Roman"/>
+          <w:b/>
+          <w:bCs/>
+          <w:color w:val="27251E"/>
+          <w:sz w:val="28"/>
+          <w:szCs w:val="28"/>
+        </w:rPr>
+        <w:t>Выводы.</w:t>
+      </w:r>
+    </w:p>
+    <w:p>
+      <w:pPr>
+        <w:spacing w:line="360" w:lineRule="auto"/>
+        <w:ind w:left="-624" w:firstLine="709"/>
+        <w:rPr>
+          <w:rFonts w:ascii="Times New Roman" w:hAnsi="Times New Roman" w:cs="Times New Roman"/>
+          <w:sz w:val="28"/>
+          <w:szCs w:val="28"/>
+        </w:rPr>
+      </w:pPr>
+      <w:r>
+        <w:rPr>
+          <w:rFonts w:ascii="Times New Roman" w:hAnsi="Times New Roman" w:cs="Times New Roman"/>
+          <w:sz w:val="28"/>
+          <w:szCs w:val="28"/>
+        </w:rPr>
+        <w:t>В ходе прохождения ознакомительной практики была достигнута поставленная цель, заключавшаяся в получении практических навыков настройки программного окружения, работы с системами управления версиями и разработки десктоп</w:t>
+      </w:r>
+      <w:r>
+        <w:rPr>
+          <w:rFonts w:ascii="Times New Roman" w:hAnsi="Times New Roman" w:cs="Times New Roman"/>
+          <w:sz w:val="28"/>
+          <w:szCs w:val="28"/>
+        </w:rPr>
+        <w:noBreakHyphen/>
+        <w:t>приложения для обработки изображений. На основании индивидуального задания были поэтапно выполнены работы по созданию виртуального окружения на базе интерпретатора Python 3.6, установке необходимых библиотек, фиксации используемых версий и анализу возникающих проблем при установке PyTorch, с последующим выбором корректной версии библиотеки.</w:t>
+      </w:r>
+    </w:p>
+    <w:p>
+      <w:pPr>
+        <w:spacing w:line="360" w:lineRule="auto"/>
+        <w:ind w:left="-624" w:firstLine="709"/>
+        <w:rPr>
+          <w:rFonts w:ascii="Times New Roman" w:hAnsi="Times New Roman" w:cs="Times New Roman"/>
+          <w:sz w:val="28"/>
+          <w:szCs w:val="28"/>
+        </w:rPr>
+      </w:pPr>
+      <w:r>
+        <w:rPr>
+          <w:rFonts w:ascii="Times New Roman" w:hAnsi="Times New Roman" w:cs="Times New Roman"/>
+          <w:sz w:val="28"/>
+          <w:szCs w:val="28"/>
+        </w:rPr>
+        <w:t>В рамках разработки программного обеспечения было создано десктоп</w:t>
+      </w:r>
+      <w:r>
+        <w:rPr>
+          <w:rFonts w:ascii="Times New Roman" w:hAnsi="Times New Roman" w:cs="Times New Roman"/>
+          <w:sz w:val="28"/>
+          <w:szCs w:val="28"/>
+        </w:rPr>
+        <w:noBreakHyphen/>
+        <w:t>приложение с графическим интерфейсом, реализованным на языке Python, обеспечивающее загрузку изображений из файлов, получение снимка с веб</w:t>
+      </w:r>
+      <w:r>
+        <w:rPr>
+          <w:rFonts w:ascii="Times New Roman" w:hAnsi="Times New Roman" w:cs="Times New Roman"/>
+          <w:sz w:val="28"/>
+          <w:szCs w:val="28"/>
+        </w:rPr>
+        <w:noBreakHyphen/>
+        <w:t>камеры, отображение исходного изображения и отдельных цветовых каналов модели RGB. Дополнительно в соответствии с вариантом 6 были реализованы функции размытия изображения по Гауссу с выбором размера ядра пользователем, преобразования изображения в оттенки серого и рисования зелёной линии с параметрами, задаваемыми пользователем.</w:t>
+      </w:r>
+    </w:p>
+    <w:p>
+      <w:pPr>
+        <w:spacing w:line="360" w:lineRule="auto"/>
+        <w:ind w:left="-624" w:firstLine="709"/>
+        <w:rPr>
+          <w:rFonts w:ascii="Times New Roman" w:hAnsi="Times New Roman" w:cs="Times New Roman"/>
+          <w:sz w:val="28"/>
+          <w:szCs w:val="28"/>
+        </w:rPr>
+      </w:pPr>
+      <w:r>
+        <w:rPr>
+          <w:rFonts w:ascii="Times New Roman" w:hAnsi="Times New Roman" w:cs="Times New Roman"/>
+          <w:sz w:val="28"/>
+          <w:szCs w:val="28"/>
+        </w:rPr>
+        <w:t>После завершения реализации была проведена проверка работоспособности всех компонентов программного продукта, включая обработку некорректного ввода и ошибок доступа к файлам и веб</w:t>
+      </w:r>
+      <w:r>
+        <w:rPr>
+          <w:rFonts w:ascii="Times New Roman" w:hAnsi="Times New Roman" w:cs="Times New Roman"/>
+          <w:sz w:val="28"/>
+          <w:szCs w:val="28"/>
+        </w:rPr>
+        <w:noBreakHyphen/>
+        <w:t xml:space="preserve">камере, что позволило оценить устойчивость приложения к типовым ошибочным ситуациям. Для обеспечения воспроизводимости результатов работы были подготовлены файл </w:t>
+      </w:r>
+      <w:r>
+        <w:rPr>
+          <w:rFonts w:ascii="Times New Roman" w:hAnsi="Times New Roman" w:cs="Times New Roman"/>
+          <w:sz w:val="28"/>
+          <w:szCs w:val="28"/>
+          <w:lang w:val="en-US"/>
+        </w:rPr>
+        <w:t>requirements</w:t>
+      </w:r>
+      <w:r>
+        <w:rPr>
+          <w:rFonts w:ascii="Times New Roman" w:hAnsi="Times New Roman" w:cs="Times New Roman"/>
+          <w:sz w:val="28"/>
+          <w:szCs w:val="28"/>
+        </w:rPr>
+        <w:t>.</w:t>
+      </w:r>
+      <w:r>
+        <w:rPr>
+          <w:rFonts w:ascii="Times New Roman" w:hAnsi="Times New Roman" w:cs="Times New Roman"/>
+          <w:sz w:val="28"/>
+          <w:szCs w:val="28"/>
+          <w:lang w:val="en-US"/>
+        </w:rPr>
+        <w:t>txt</w:t>
+      </w:r>
+      <w:r>
+        <w:rPr>
+          <w:rFonts w:ascii="Times New Roman" w:hAnsi="Times New Roman" w:cs="Times New Roman"/>
+          <w:sz w:val="28"/>
+          <w:szCs w:val="28"/>
+        </w:rPr>
+        <w:t xml:space="preserve"> и инструкция по запуску приложения из исходного кода, размещенные вместе с исходными файлами в удалённом репозитории GitHub</w:t>
+      </w:r>
+      <w:r>
+        <w:rPr>
+          <w:rFonts w:ascii="Times New Roman" w:hAnsi="Times New Roman" w:cs="Times New Roman"/>
+          <w:sz w:val="28"/>
+          <w:szCs w:val="28"/>
+        </w:rPr>
+        <w:t xml:space="preserve"> по адресу: https://github.com/tolikus-lab/-2026</w:t>
+      </w:r>
+      <w:r>
+        <w:rPr>
+          <w:rFonts w:ascii="Times New Roman" w:hAnsi="Times New Roman" w:cs="Times New Roman"/>
+          <w:sz w:val="28"/>
+          <w:szCs w:val="28"/>
+        </w:rPr>
+        <w:t>.</w:t>
+      </w:r>
+    </w:p>
+    <w:p>
+      <w:pPr>
+        <w:spacing w:line="360" w:lineRule="auto"/>
+        <w:ind w:left="-624" w:firstLine="709"/>
+        <w:rPr>
+          <w:rFonts w:ascii="Times New Roman" w:hAnsi="Times New Roman" w:cs="Times New Roman"/>
+          <w:sz w:val="28"/>
+          <w:szCs w:val="28"/>
+        </w:rPr>
+      </w:pPr>
+      <w:r>
+        <w:rPr>
+          <w:rFonts w:ascii="Times New Roman" w:hAnsi="Times New Roman" w:cs="Times New Roman"/>
+          <w:sz w:val="28"/>
+          <w:szCs w:val="28"/>
+        </w:rPr>
+        <w:t xml:space="preserve">Таким образом, все основные задачи, сформулированные в индивидуальном задании на ознакомительную практику, были выполнены в полном объёме, а </w:t>
+      </w:r>
+      <w:r>
+        <w:rPr>
+          <w:rFonts w:ascii="Times New Roman" w:hAnsi="Times New Roman" w:cs="Times New Roman"/>
+          <w:sz w:val="28"/>
+          <w:szCs w:val="28"/>
+        </w:rPr>
+        <w:lastRenderedPageBreak/>
+        <w:t>полученные результаты имеют практическую ценность, демонстрируя навыки настройки программной среды, использования систем контроля версий, разработки и документирования прикладного программного обеспечения.</w:t>
       </w:r>
     </w:p>
     <w:p>
@@ -4381,6 +4584,236 @@
         <w:spacing w:line="360" w:lineRule="auto"/>
         <w:ind w:left="-624" w:firstLine="709"/>
         <w:jc w:val="center"/>
+        <w:rPr>
+          <w:rFonts w:ascii="Times New Roman" w:hAnsi="Times New Roman" w:cs="Times New Roman"/>
+          <w:color w:val="27251E"/>
+          <w:sz w:val="28"/>
+          <w:szCs w:val="28"/>
+        </w:rPr>
+      </w:pPr>
+    </w:p>
+    <w:p>
+      <w:pPr>
+        <w:spacing w:line="360" w:lineRule="auto"/>
+        <w:ind w:left="-624" w:firstLine="709"/>
+        <w:jc w:val="center"/>
+        <w:rPr>
+          <w:rFonts w:ascii="Times New Roman" w:hAnsi="Times New Roman" w:cs="Times New Roman"/>
+          <w:color w:val="27251E"/>
+          <w:sz w:val="28"/>
+          <w:szCs w:val="28"/>
+        </w:rPr>
+      </w:pPr>
+    </w:p>
+    <w:p>
+      <w:pPr>
+        <w:spacing w:line="360" w:lineRule="auto"/>
+        <w:ind w:left="-624" w:firstLine="709"/>
+        <w:jc w:val="center"/>
+        <w:rPr>
+          <w:rFonts w:ascii="Times New Roman" w:hAnsi="Times New Roman" w:cs="Times New Roman"/>
+          <w:color w:val="27251E"/>
+          <w:sz w:val="28"/>
+          <w:szCs w:val="28"/>
+        </w:rPr>
+      </w:pPr>
+    </w:p>
+    <w:p>
+      <w:pPr>
+        <w:spacing w:line="360" w:lineRule="auto"/>
+        <w:ind w:left="-624" w:firstLine="709"/>
+        <w:jc w:val="center"/>
+        <w:rPr>
+          <w:rFonts w:ascii="Times New Roman" w:hAnsi="Times New Roman" w:cs="Times New Roman"/>
+          <w:color w:val="27251E"/>
+          <w:sz w:val="28"/>
+          <w:szCs w:val="28"/>
+        </w:rPr>
+      </w:pPr>
+    </w:p>
+    <w:p>
+      <w:pPr>
+        <w:spacing w:line="360" w:lineRule="auto"/>
+        <w:ind w:left="-624" w:firstLine="709"/>
+        <w:jc w:val="center"/>
+        <w:rPr>
+          <w:rFonts w:ascii="Times New Roman" w:hAnsi="Times New Roman" w:cs="Times New Roman"/>
+          <w:color w:val="27251E"/>
+          <w:sz w:val="28"/>
+          <w:szCs w:val="28"/>
+        </w:rPr>
+      </w:pPr>
+    </w:p>
+    <w:p>
+      <w:pPr>
+        <w:spacing w:line="360" w:lineRule="auto"/>
+        <w:ind w:left="-624" w:firstLine="709"/>
+        <w:jc w:val="center"/>
+        <w:rPr>
+          <w:rFonts w:ascii="Times New Roman" w:hAnsi="Times New Roman" w:cs="Times New Roman"/>
+          <w:color w:val="27251E"/>
+          <w:sz w:val="28"/>
+          <w:szCs w:val="28"/>
+        </w:rPr>
+      </w:pPr>
+    </w:p>
+    <w:p>
+      <w:pPr>
+        <w:spacing w:line="360" w:lineRule="auto"/>
+        <w:ind w:left="-624" w:firstLine="709"/>
+        <w:jc w:val="center"/>
+        <w:rPr>
+          <w:rFonts w:ascii="Times New Roman" w:hAnsi="Times New Roman" w:cs="Times New Roman"/>
+          <w:color w:val="27251E"/>
+          <w:sz w:val="28"/>
+          <w:szCs w:val="28"/>
+        </w:rPr>
+      </w:pPr>
+    </w:p>
+    <w:p>
+      <w:pPr>
+        <w:spacing w:line="360" w:lineRule="auto"/>
+        <w:ind w:left="-624" w:firstLine="709"/>
+        <w:jc w:val="center"/>
+        <w:rPr>
+          <w:rFonts w:ascii="Times New Roman" w:hAnsi="Times New Roman" w:cs="Times New Roman"/>
+          <w:color w:val="27251E"/>
+          <w:sz w:val="28"/>
+          <w:szCs w:val="28"/>
+        </w:rPr>
+      </w:pPr>
+    </w:p>
+    <w:p>
+      <w:pPr>
+        <w:spacing w:line="360" w:lineRule="auto"/>
+        <w:ind w:left="-624" w:firstLine="709"/>
+        <w:jc w:val="center"/>
+        <w:rPr>
+          <w:rFonts w:ascii="Times New Roman" w:hAnsi="Times New Roman" w:cs="Times New Roman"/>
+          <w:color w:val="27251E"/>
+          <w:sz w:val="28"/>
+          <w:szCs w:val="28"/>
+        </w:rPr>
+      </w:pPr>
+    </w:p>
+    <w:p>
+      <w:pPr>
+        <w:spacing w:line="360" w:lineRule="auto"/>
+        <w:ind w:left="-624" w:firstLine="709"/>
+        <w:jc w:val="center"/>
+        <w:rPr>
+          <w:rFonts w:ascii="Times New Roman" w:hAnsi="Times New Roman" w:cs="Times New Roman"/>
+          <w:color w:val="27251E"/>
+          <w:sz w:val="28"/>
+          <w:szCs w:val="28"/>
+        </w:rPr>
+      </w:pPr>
+    </w:p>
+    <w:p>
+      <w:pPr>
+        <w:spacing w:line="360" w:lineRule="auto"/>
+        <w:ind w:left="-624" w:firstLine="709"/>
+        <w:jc w:val="center"/>
+        <w:rPr>
+          <w:rFonts w:ascii="Times New Roman" w:hAnsi="Times New Roman" w:cs="Times New Roman"/>
+          <w:color w:val="27251E"/>
+          <w:sz w:val="28"/>
+          <w:szCs w:val="28"/>
+        </w:rPr>
+      </w:pPr>
+    </w:p>
+    <w:p>
+      <w:pPr>
+        <w:spacing w:line="360" w:lineRule="auto"/>
+        <w:ind w:left="-624" w:firstLine="709"/>
+        <w:jc w:val="center"/>
+        <w:rPr>
+          <w:rFonts w:ascii="Times New Roman" w:hAnsi="Times New Roman" w:cs="Times New Roman"/>
+          <w:color w:val="27251E"/>
+          <w:sz w:val="28"/>
+          <w:szCs w:val="28"/>
+        </w:rPr>
+      </w:pPr>
+    </w:p>
+    <w:p>
+      <w:pPr>
+        <w:spacing w:line="360" w:lineRule="auto"/>
+        <w:ind w:left="-624" w:firstLine="709"/>
+        <w:jc w:val="center"/>
+        <w:rPr>
+          <w:rFonts w:ascii="Times New Roman" w:hAnsi="Times New Roman" w:cs="Times New Roman"/>
+          <w:color w:val="27251E"/>
+          <w:sz w:val="28"/>
+          <w:szCs w:val="28"/>
+        </w:rPr>
+      </w:pPr>
+    </w:p>
+    <w:p>
+      <w:pPr>
+        <w:spacing w:line="360" w:lineRule="auto"/>
+        <w:ind w:left="-624" w:firstLine="709"/>
+        <w:jc w:val="center"/>
+        <w:rPr>
+          <w:rFonts w:ascii="Times New Roman" w:hAnsi="Times New Roman" w:cs="Times New Roman"/>
+          <w:color w:val="27251E"/>
+          <w:sz w:val="28"/>
+          <w:szCs w:val="28"/>
+        </w:rPr>
+      </w:pPr>
+    </w:p>
+    <w:p>
+      <w:pPr>
+        <w:spacing w:line="360" w:lineRule="auto"/>
+        <w:ind w:left="-624" w:firstLine="709"/>
+        <w:jc w:val="center"/>
+        <w:rPr>
+          <w:rFonts w:ascii="Times New Roman" w:hAnsi="Times New Roman" w:cs="Times New Roman"/>
+          <w:color w:val="27251E"/>
+          <w:sz w:val="28"/>
+          <w:szCs w:val="28"/>
+        </w:rPr>
+      </w:pPr>
+    </w:p>
+    <w:p>
+      <w:pPr>
+        <w:spacing w:line="360" w:lineRule="auto"/>
+        <w:ind w:left="-624" w:firstLine="709"/>
+        <w:jc w:val="center"/>
+        <w:rPr>
+          <w:rFonts w:ascii="Times New Roman" w:hAnsi="Times New Roman" w:cs="Times New Roman"/>
+          <w:color w:val="27251E"/>
+          <w:sz w:val="28"/>
+          <w:szCs w:val="28"/>
+        </w:rPr>
+      </w:pPr>
+    </w:p>
+    <w:p>
+      <w:pPr>
+        <w:spacing w:line="360" w:lineRule="auto"/>
+        <w:ind w:left="-624" w:firstLine="709"/>
+        <w:jc w:val="center"/>
+        <w:rPr>
+          <w:rFonts w:ascii="Times New Roman" w:hAnsi="Times New Roman" w:cs="Times New Roman"/>
+          <w:color w:val="27251E"/>
+          <w:sz w:val="28"/>
+          <w:szCs w:val="28"/>
+        </w:rPr>
+      </w:pPr>
+    </w:p>
+    <w:p>
+      <w:pPr>
+        <w:spacing w:line="360" w:lineRule="auto"/>
+        <w:rPr>
+          <w:rFonts w:ascii="Times New Roman" w:hAnsi="Times New Roman" w:cs="Times New Roman"/>
+          <w:color w:val="27251E"/>
+          <w:sz w:val="28"/>
+          <w:szCs w:val="28"/>
+        </w:rPr>
+      </w:pPr>
+    </w:p>
+    <w:p>
+      <w:pPr>
+        <w:spacing w:line="360" w:lineRule="auto"/>
         <w:rPr>
           <w:rFonts w:ascii="Times New Roman" w:hAnsi="Times New Roman" w:cs="Times New Roman"/>
           <w:color w:val="27251E"/>
@@ -4489,7 +4922,7 @@
         </w:rPr>
         <w:t>Документация Python. </w:t>
       </w:r>
-      <w:hyperlink r:id="rId19" w:tgtFrame="_blank" w:history="1">
+      <w:hyperlink r:id="rId27" w:tgtFrame="_blank" w:history="1">
         <w:r>
           <w:rPr>
             <w:rFonts w:ascii="Times New Roman" w:hAnsi="Times New Roman" w:cs="Times New Roman"/>
@@ -4524,29 +4957,9 @@
           <w:sz w:val="28"/>
           <w:szCs w:val="28"/>
         </w:rPr>
-        <w:t xml:space="preserve">Документация </w:t>
-      </w:r>
-      <w:proofErr w:type="spellStart"/>
-      <w:r>
-        <w:rPr>
-          <w:rFonts w:ascii="Times New Roman" w:hAnsi="Times New Roman" w:cs="Times New Roman"/>
-          <w:color w:val="27251E"/>
-          <w:sz w:val="28"/>
-          <w:szCs w:val="28"/>
-        </w:rPr>
-        <w:t>OpenCV</w:t>
-      </w:r>
-      <w:proofErr w:type="spellEnd"/>
-      <w:r>
-        <w:rPr>
-          <w:rFonts w:ascii="Times New Roman" w:hAnsi="Times New Roman" w:cs="Times New Roman"/>
-          <w:color w:val="27251E"/>
-          <w:sz w:val="28"/>
-          <w:szCs w:val="28"/>
-        </w:rPr>
-        <w:t>. </w:t>
-      </w:r>
-      <w:hyperlink r:id="rId20" w:tgtFrame="_blank" w:history="1">
+        <w:t>Документация OpenCV. </w:t>
+      </w:r>
+      <w:hyperlink r:id="rId28" w:tgtFrame="_blank" w:history="1">
         <w:r>
           <w:rPr>
             <w:rFonts w:ascii="Times New Roman" w:hAnsi="Times New Roman" w:cs="Times New Roman"/>
@@ -4581,29 +4994,9 @@
           <w:sz w:val="28"/>
           <w:szCs w:val="28"/>
         </w:rPr>
-        <w:t xml:space="preserve">Документация </w:t>
-      </w:r>
-      <w:proofErr w:type="spellStart"/>
-      <w:r>
-        <w:rPr>
-          <w:rFonts w:ascii="Times New Roman" w:hAnsi="Times New Roman" w:cs="Times New Roman"/>
-          <w:color w:val="27251E"/>
-          <w:sz w:val="28"/>
-          <w:szCs w:val="28"/>
-        </w:rPr>
-        <w:t>Pillow</w:t>
-      </w:r>
-      <w:proofErr w:type="spellEnd"/>
-      <w:r>
-        <w:rPr>
-          <w:rFonts w:ascii="Times New Roman" w:hAnsi="Times New Roman" w:cs="Times New Roman"/>
-          <w:color w:val="27251E"/>
-          <w:sz w:val="28"/>
-          <w:szCs w:val="28"/>
-        </w:rPr>
-        <w:t>. </w:t>
-      </w:r>
-      <w:hyperlink r:id="rId21" w:tgtFrame="_blank" w:history="1">
+        <w:t>Документация Pillow. </w:t>
+      </w:r>
+      <w:hyperlink r:id="rId29" w:tgtFrame="_blank" w:history="1">
         <w:r>
           <w:rPr>
             <w:rFonts w:ascii="Times New Roman" w:hAnsi="Times New Roman" w:cs="Times New Roman"/>
@@ -4640,7 +5033,7 @@
       </w:pPr>
     </w:p>
     <w:sectPr>
-      <w:footerReference w:type="default" r:id="rId22"/>
+      <w:footerReference w:type="default" r:id="rId30"/>
       <w:pgSz w:w="11906" w:h="16838"/>
       <w:pgMar w:top="1134" w:right="567" w:bottom="1134" w:left="1701" w:header="709" w:footer="709" w:gutter="0"/>
       <w:cols w:space="708"/>
